--- a/DigiLignin/article/Manuscript/Article Silviu_accepted changes.docx
+++ b/DigiLignin/article/Manuscript/Article Silviu_accepted changes.docx
@@ -316,87 +316,23 @@
           <w:sz w:val="24"/>
           <w:szCs w:val="24"/>
         </w:rPr>
-        <w:t xml:space="preserve">Science and Engineering, Maastricht University, </w:t>
-      </w:r>
-      <w:proofErr w:type="spellStart"/>
+        <w:t>Science and Engineering, Maastricht University, Brightlands Chemelot Campus, Urmonderbaan</w:t>
+      </w:r>
       <w:r>
         <w:rPr>
           <w:rFonts w:ascii="Times New Roman" w:eastAsia="Times New Roman" w:hAnsi="Times New Roman" w:cs="Times New Roman"/>
           <w:sz w:val="24"/>
           <w:szCs w:val="24"/>
         </w:rPr>
-        <w:t>Brightlands</w:t>
-      </w:r>
-      <w:proofErr w:type="spellEnd"/>
+        <w:t xml:space="preserve"> </w:t>
+      </w:r>
       <w:r>
         <w:rPr>
           <w:rFonts w:ascii="Times New Roman" w:eastAsia="Times New Roman" w:hAnsi="Times New Roman" w:cs="Times New Roman"/>
           <w:sz w:val="24"/>
           <w:szCs w:val="24"/>
         </w:rPr>
-        <w:t xml:space="preserve"> </w:t>
-      </w:r>
-      <w:proofErr w:type="spellStart"/>
-      <w:r>
-        <w:rPr>
-          <w:rFonts w:ascii="Times New Roman" w:eastAsia="Times New Roman" w:hAnsi="Times New Roman" w:cs="Times New Roman"/>
-          <w:sz w:val="24"/>
-          <w:szCs w:val="24"/>
-        </w:rPr>
-        <w:t>Chemelot</w:t>
-      </w:r>
-      <w:proofErr w:type="spellEnd"/>
-      <w:r>
-        <w:rPr>
-          <w:rFonts w:ascii="Times New Roman" w:eastAsia="Times New Roman" w:hAnsi="Times New Roman" w:cs="Times New Roman"/>
-          <w:sz w:val="24"/>
-          <w:szCs w:val="24"/>
-        </w:rPr>
-        <w:t xml:space="preserve"> Campus, </w:t>
-      </w:r>
-      <w:proofErr w:type="spellStart"/>
-      <w:r>
-        <w:rPr>
-          <w:rFonts w:ascii="Times New Roman" w:eastAsia="Times New Roman" w:hAnsi="Times New Roman" w:cs="Times New Roman"/>
-          <w:sz w:val="24"/>
-          <w:szCs w:val="24"/>
-        </w:rPr>
-        <w:t>Urmonderbaan</w:t>
-      </w:r>
-      <w:proofErr w:type="spellEnd"/>
-      <w:r>
-        <w:rPr>
-          <w:rFonts w:ascii="Times New Roman" w:eastAsia="Times New Roman" w:hAnsi="Times New Roman" w:cs="Times New Roman"/>
-          <w:sz w:val="24"/>
-          <w:szCs w:val="24"/>
-        </w:rPr>
-        <w:t xml:space="preserve"> </w:t>
-      </w:r>
-      <w:r>
-        <w:rPr>
-          <w:rFonts w:ascii="Times New Roman" w:eastAsia="Times New Roman" w:hAnsi="Times New Roman" w:cs="Times New Roman"/>
-          <w:sz w:val="24"/>
-          <w:szCs w:val="24"/>
-        </w:rPr>
-        <w:t xml:space="preserve">22, 6167 RD </w:t>
-      </w:r>
-      <w:proofErr w:type="spellStart"/>
-      <w:r>
-        <w:rPr>
-          <w:rFonts w:ascii="Times New Roman" w:eastAsia="Times New Roman" w:hAnsi="Times New Roman" w:cs="Times New Roman"/>
-          <w:sz w:val="24"/>
-          <w:szCs w:val="24"/>
-        </w:rPr>
-        <w:t>Geleen</w:t>
-      </w:r>
-      <w:proofErr w:type="spellEnd"/>
-      <w:r>
-        <w:rPr>
-          <w:rFonts w:ascii="Times New Roman" w:eastAsia="Times New Roman" w:hAnsi="Times New Roman" w:cs="Times New Roman"/>
-          <w:sz w:val="24"/>
-          <w:szCs w:val="24"/>
-        </w:rPr>
-        <w:t>, the Netherlands</w:t>
+        <w:t>22, 6167 RD Geleen, the Netherlands</w:t>
       </w:r>
     </w:p>
     <w:p>
@@ -484,61 +420,7 @@
           <w:sz w:val="24"/>
           <w:szCs w:val="24"/>
         </w:rPr>
-        <w:t>Hasselt University, Institute for Materials Research (imo-</w:t>
-      </w:r>
-      <w:proofErr w:type="spellStart"/>
-      <w:r>
-        <w:rPr>
-          <w:rFonts w:ascii="Times New Roman" w:eastAsia="Times New Roman" w:hAnsi="Times New Roman" w:cs="Times New Roman"/>
-          <w:sz w:val="24"/>
-          <w:szCs w:val="24"/>
-        </w:rPr>
-        <w:t>imomec</w:t>
-      </w:r>
-      <w:proofErr w:type="spellEnd"/>
-      <w:r>
-        <w:rPr>
-          <w:rFonts w:ascii="Times New Roman" w:eastAsia="Times New Roman" w:hAnsi="Times New Roman" w:cs="Times New Roman"/>
-          <w:sz w:val="24"/>
-          <w:szCs w:val="24"/>
-        </w:rPr>
-        <w:t xml:space="preserve">), Quantum &amp; Artificial </w:t>
-      </w:r>
-      <w:proofErr w:type="spellStart"/>
-      <w:r>
-        <w:rPr>
-          <w:rFonts w:ascii="Times New Roman" w:eastAsia="Times New Roman" w:hAnsi="Times New Roman" w:cs="Times New Roman"/>
-          <w:sz w:val="24"/>
-          <w:szCs w:val="24"/>
-        </w:rPr>
-        <w:t>inTelligence</w:t>
-      </w:r>
-      <w:proofErr w:type="spellEnd"/>
-      <w:r>
-        <w:rPr>
-          <w:rFonts w:ascii="Times New Roman" w:eastAsia="Times New Roman" w:hAnsi="Times New Roman" w:cs="Times New Roman"/>
-          <w:sz w:val="24"/>
-          <w:szCs w:val="24"/>
-        </w:rPr>
-        <w:t xml:space="preserve"> design Of Materials (</w:t>
-      </w:r>
-      <w:proofErr w:type="spellStart"/>
-      <w:r>
-        <w:rPr>
-          <w:rFonts w:ascii="Times New Roman" w:eastAsia="Times New Roman" w:hAnsi="Times New Roman" w:cs="Times New Roman"/>
-          <w:sz w:val="24"/>
-          <w:szCs w:val="24"/>
-        </w:rPr>
-        <w:t>QuATOMs</w:t>
-      </w:r>
-      <w:proofErr w:type="spellEnd"/>
-      <w:r>
-        <w:rPr>
-          <w:rFonts w:ascii="Times New Roman" w:eastAsia="Times New Roman" w:hAnsi="Times New Roman" w:cs="Times New Roman"/>
-          <w:sz w:val="24"/>
-          <w:szCs w:val="24"/>
-        </w:rPr>
-        <w:t>), Martelarenlaan 42, B-3500 Hasselt, Belgium</w:t>
+        <w:t>Hasselt University, Institute for Materials Research (imo-imomec), Quantum &amp; Artificial inTelligence design Of Materials (QuATOMs), Martelarenlaan 42, B-3500 Hasselt, Belgium</w:t>
       </w:r>
     </w:p>
     <w:p>
@@ -566,79 +448,7 @@
           <w:sz w:val="24"/>
           <w:szCs w:val="24"/>
         </w:rPr>
-        <w:t xml:space="preserve"> </w:t>
-      </w:r>
-      <w:proofErr w:type="spellStart"/>
-      <w:r>
-        <w:rPr>
-          <w:rFonts w:ascii="Times New Roman" w:eastAsia="Times New Roman" w:hAnsi="Times New Roman" w:cs="Times New Roman"/>
-          <w:sz w:val="24"/>
-          <w:szCs w:val="24"/>
-        </w:rPr>
-        <w:t>imec</w:t>
-      </w:r>
-      <w:proofErr w:type="spellEnd"/>
-      <w:r>
-        <w:rPr>
-          <w:rFonts w:ascii="Times New Roman" w:eastAsia="Times New Roman" w:hAnsi="Times New Roman" w:cs="Times New Roman"/>
-          <w:sz w:val="24"/>
-          <w:szCs w:val="24"/>
-        </w:rPr>
-        <w:t>, imo-</w:t>
-      </w:r>
-      <w:proofErr w:type="spellStart"/>
-      <w:r>
-        <w:rPr>
-          <w:rFonts w:ascii="Times New Roman" w:eastAsia="Times New Roman" w:hAnsi="Times New Roman" w:cs="Times New Roman"/>
-          <w:sz w:val="24"/>
-          <w:szCs w:val="24"/>
-        </w:rPr>
-        <w:t>imomec</w:t>
-      </w:r>
-      <w:proofErr w:type="spellEnd"/>
-      <w:r>
-        <w:rPr>
-          <w:rFonts w:ascii="Times New Roman" w:eastAsia="Times New Roman" w:hAnsi="Times New Roman" w:cs="Times New Roman"/>
-          <w:sz w:val="24"/>
-          <w:szCs w:val="24"/>
-        </w:rPr>
-        <w:t xml:space="preserve">, </w:t>
-      </w:r>
-      <w:proofErr w:type="spellStart"/>
-      <w:r>
-        <w:rPr>
-          <w:rFonts w:ascii="Times New Roman" w:eastAsia="Times New Roman" w:hAnsi="Times New Roman" w:cs="Times New Roman"/>
-          <w:sz w:val="24"/>
-          <w:szCs w:val="24"/>
-        </w:rPr>
-        <w:t>Wetenschapspark</w:t>
-      </w:r>
-      <w:proofErr w:type="spellEnd"/>
-      <w:r>
-        <w:rPr>
-          <w:rFonts w:ascii="Times New Roman" w:eastAsia="Times New Roman" w:hAnsi="Times New Roman" w:cs="Times New Roman"/>
-          <w:sz w:val="24"/>
-          <w:szCs w:val="24"/>
-        </w:rPr>
-        <w:t xml:space="preserve"> 1, B-3590 </w:t>
-      </w:r>
-      <w:proofErr w:type="spellStart"/>
-      <w:r>
-        <w:rPr>
-          <w:rFonts w:ascii="Times New Roman" w:eastAsia="Times New Roman" w:hAnsi="Times New Roman" w:cs="Times New Roman"/>
-          <w:sz w:val="24"/>
-          <w:szCs w:val="24"/>
-        </w:rPr>
-        <w:t>Diepenbeek</w:t>
-      </w:r>
-      <w:proofErr w:type="spellEnd"/>
-      <w:r>
-        <w:rPr>
-          <w:rFonts w:ascii="Times New Roman" w:eastAsia="Times New Roman" w:hAnsi="Times New Roman" w:cs="Times New Roman"/>
-          <w:sz w:val="24"/>
-          <w:szCs w:val="24"/>
-        </w:rPr>
-        <w:t>, Belgium</w:t>
+        <w:t xml:space="preserve"> imec, imo-imomec, Wetenschapspark 1, B-3590 Diepenbeek, Belgium</w:t>
       </w:r>
     </w:p>
     <w:p>
@@ -670,23 +480,13 @@
         </w:rPr>
         <w:t xml:space="preserve">* </w:t>
       </w:r>
-      <w:proofErr w:type="gramStart"/>
       <w:r>
         <w:rPr>
           <w:rFonts w:ascii="Times New Roman" w:eastAsia="Times New Roman" w:hAnsi="Times New Roman" w:cs="Times New Roman"/>
           <w:sz w:val="24"/>
           <w:szCs w:val="24"/>
         </w:rPr>
-        <w:t>corresponding</w:t>
-      </w:r>
-      <w:proofErr w:type="gramEnd"/>
-      <w:r>
-        <w:rPr>
-          <w:rFonts w:ascii="Times New Roman" w:eastAsia="Times New Roman" w:hAnsi="Times New Roman" w:cs="Times New Roman"/>
-          <w:sz w:val="24"/>
-          <w:szCs w:val="24"/>
-        </w:rPr>
-        <w:t xml:space="preserve"> author, </w:t>
+        <w:t xml:space="preserve">corresponding author, </w:t>
       </w:r>
       <w:r>
         <w:rPr>
@@ -987,25 +787,7 @@
           <w:sz w:val="24"/>
           <w:szCs w:val="24"/>
         </w:rPr>
-        <w:t xml:space="preserve">. Additionally, we enhance model interpretability by integrating advanced mapping techniques and </w:t>
-      </w:r>
-      <w:proofErr w:type="gramStart"/>
-      <w:r>
-        <w:rPr>
-          <w:rFonts w:ascii="Times New Roman" w:eastAsia="Times New Roman" w:hAnsi="Times New Roman" w:cs="Times New Roman"/>
-          <w:sz w:val="24"/>
-          <w:szCs w:val="24"/>
-        </w:rPr>
-        <w:t>employ</w:t>
-      </w:r>
-      <w:proofErr w:type="gramEnd"/>
-      <w:r>
-        <w:rPr>
-          <w:rFonts w:ascii="Times New Roman" w:eastAsia="Times New Roman" w:hAnsi="Times New Roman" w:cs="Times New Roman"/>
-          <w:sz w:val="24"/>
-          <w:szCs w:val="24"/>
-        </w:rPr>
-        <w:t xml:space="preserve"> an adaptive grid search algorithm to explore extrapolative scenarios. Our workflow, paired with a user-friendly interface, enables rapid discovery and optimization of formulations with desired properties. This study not only deepens the understanding of structure-property relationships in lignin-PUs but also provides a scalable ML-driven tool for designing sustainable materials with precision, highlighting the transformative potential of artificial intelligence in green chemistry and materials innovation.</w:t>
+        <w:t>. Additionally, we enhance model interpretability by integrating advanced mapping techniques and employ an adaptive grid search algorithm to explore extrapolative scenarios. Our workflow, paired with a user-friendly interface, enables rapid discovery and optimization of formulations with desired properties. This study not only deepens the understanding of structure-property relationships in lignin-PUs but also provides a scalable ML-driven tool for designing sustainable materials with precision, highlighting the transformative potential of artificial intelligence in green chemistry and materials innovation.</w:t>
       </w:r>
     </w:p>
     <w:p>
@@ -1329,25 +1111,7 @@
           <w:sz w:val="24"/>
           <w:szCs w:val="24"/>
         </w:rPr>
-        <w:t xml:space="preserve">merges as a particularly promising feedstock, owing to its multifunctional polyol structure containing both aliphatic and phenolic hydroxyl groups, which makes it intrinsically suitable for polyurethane synthesis. Although lignin is also compatible with other polymer families such as </w:t>
-      </w:r>
-      <w:proofErr w:type="spellStart"/>
-      <w:r>
-        <w:rPr>
-          <w:rFonts w:ascii="Times New Roman" w:eastAsia="Times New Roman" w:hAnsi="Times New Roman" w:cs="Times New Roman"/>
-          <w:sz w:val="24"/>
-          <w:szCs w:val="24"/>
-        </w:rPr>
-        <w:t>polyethers</w:t>
-      </w:r>
-      <w:proofErr w:type="spellEnd"/>
-      <w:r>
-        <w:rPr>
-          <w:rFonts w:ascii="Times New Roman" w:eastAsia="Times New Roman" w:hAnsi="Times New Roman" w:cs="Times New Roman"/>
-          <w:sz w:val="24"/>
-          <w:szCs w:val="24"/>
-        </w:rPr>
-        <w:t>, polyacetals, and polyesters, polyurethanes remain the most widely employed across these industrial sectors—spanning thin films, coatings, foams, elastomers, and composites—positioning lignin-based PUs as a highly relevant platform for sustainable materials development.</w:t>
+        <w:t>merges as a particularly promising feedstock, owing to its multifunctional polyol structure containing both aliphatic and phenolic hydroxyl groups, which makes it intrinsically suitable for polyurethane synthesis. Although lignin is also compatible with other polymer families such as polyethers, polyacetals, and polyesters, polyurethanes remain the most widely employed across these industrial sectors—spanning thin films, coatings, foams, elastomers, and composites—positioning lignin-based PUs as a highly relevant platform for sustainable materials development.</w:t>
       </w:r>
     </w:p>
     <w:p>
@@ -1978,15 +1742,7 @@
         <w:t>e.g.</w:t>
       </w:r>
       <w:r>
-        <w:t xml:space="preserve">, Lasso, </w:t>
-      </w:r>
-      <w:proofErr w:type="spellStart"/>
-      <w:r>
-        <w:t>ElasticNet</w:t>
-      </w:r>
-      <w:proofErr w:type="spellEnd"/>
-      <w:r>
-        <w:t>), kernel-based (</w:t>
+        <w:t>, Lasso, ElasticNet), kernel-based (</w:t>
       </w:r>
       <w:r>
         <w:rPr>
@@ -2020,15 +1776,7 @@
       </w:r>
       <w:r>
         <w:lastRenderedPageBreak/>
-        <w:t>capture both linear and non-linear relationships within the data. Linear models</w:t>
-      </w:r>
-      <w:proofErr w:type="gramStart"/>
-      <w:r>
-        <w:t>, in particular, have</w:t>
-      </w:r>
-      <w:proofErr w:type="gramEnd"/>
-      <w:r>
-        <w:t xml:space="preserve"> shown consistent performance in polymer research</w:t>
+        <w:t>capture both linear and non-linear relationships within the data. Linear models, in particular, have shown consistent performance in polymer research</w:t>
       </w:r>
       <w:r>
         <w:t>.</w:t>
@@ -2235,29 +1983,7 @@
           <w:sz w:val="24"/>
           <w:szCs w:val="24"/>
         </w:rPr>
-        <w:t xml:space="preserve">All commercially available solvents, reagents, and chemicals were used as received without further purification unless otherwise stated. </w:t>
-      </w:r>
-      <w:proofErr w:type="spellStart"/>
-      <w:r>
-        <w:rPr>
-          <w:rFonts w:ascii="Times New Roman" w:hAnsi="Times New Roman" w:cs="Times New Roman"/>
-          <w:b w:val="0"/>
-          <w:bCs/>
-          <w:sz w:val="24"/>
-          <w:szCs w:val="24"/>
-        </w:rPr>
-        <w:t>Polytetrahydrofurans</w:t>
-      </w:r>
-      <w:proofErr w:type="spellEnd"/>
-      <w:r>
-        <w:rPr>
-          <w:rFonts w:ascii="Times New Roman" w:hAnsi="Times New Roman" w:cs="Times New Roman"/>
-          <w:b w:val="0"/>
-          <w:bCs/>
-          <w:sz w:val="24"/>
-          <w:szCs w:val="24"/>
-        </w:rPr>
-        <w:t xml:space="preserve"> (PTHF</w:t>
+        <w:t>All commercially available solvents, reagents, and chemicals were used as received without further purification unless otherwise stated. Polytetrahydrofurans (PTHF</w:t>
       </w:r>
       <w:r>
         <w:rPr>
@@ -2399,9 +2125,8 @@
           <w:sz w:val="24"/>
           <w:szCs w:val="24"/>
         </w:rPr>
-        <w:t>were purchased from Merck Life Sciences. Stannous octoate (</w:t>
-      </w:r>
-      <w:proofErr w:type="gramStart"/>
+        <w:t>were purchased from Merck Life Sciences. Stannous octoate (Sn(Oct)</w:t>
+      </w:r>
       <w:r>
         <w:rPr>
           <w:rFonts w:ascii="Times New Roman" w:hAnsi="Times New Roman" w:cs="Times New Roman"/>
@@ -2409,10 +2134,10 @@
           <w:bCs/>
           <w:sz w:val="24"/>
           <w:szCs w:val="24"/>
-        </w:rPr>
-        <w:t>Sn(</w:t>
-      </w:r>
-      <w:proofErr w:type="gramEnd"/>
+          <w:vertAlign w:val="subscript"/>
+        </w:rPr>
+        <w:t>2</w:t>
+      </w:r>
       <w:r>
         <w:rPr>
           <w:rFonts w:ascii="Times New Roman" w:hAnsi="Times New Roman" w:cs="Times New Roman"/>
@@ -2421,7 +2146,7 @@
           <w:sz w:val="24"/>
           <w:szCs w:val="24"/>
         </w:rPr>
-        <w:t>Oct)</w:t>
+        <w:t xml:space="preserve">) was purchased from Alfa Aesar, while methyl </w:t>
       </w:r>
       <w:r>
         <w:rPr>
@@ -2430,9 +2155,8 @@
           <w:bCs/>
           <w:sz w:val="24"/>
           <w:szCs w:val="24"/>
-          <w:vertAlign w:val="subscript"/>
-        </w:rPr>
-        <w:t>2</w:t>
+        </w:rPr>
+        <w:t xml:space="preserve">ethyl </w:t>
       </w:r>
       <w:r>
         <w:rPr>
@@ -2442,9 +2166,8 @@
           <w:sz w:val="24"/>
           <w:szCs w:val="24"/>
         </w:rPr>
-        <w:t xml:space="preserve">) was purchased from Alfa </w:t>
-      </w:r>
-      <w:proofErr w:type="spellStart"/>
+        <w:t xml:space="preserve">ketone (MEK) and anhydrous tetrahydrofuran (THF) </w:t>
+      </w:r>
       <w:r>
         <w:rPr>
           <w:rFonts w:ascii="Times New Roman" w:hAnsi="Times New Roman" w:cs="Times New Roman"/>
@@ -2453,9 +2176,8 @@
           <w:sz w:val="24"/>
           <w:szCs w:val="24"/>
         </w:rPr>
-        <w:t>Aesar</w:t>
-      </w:r>
-      <w:proofErr w:type="spellEnd"/>
+        <w:t xml:space="preserve">were </w:t>
+      </w:r>
       <w:r>
         <w:rPr>
           <w:rFonts w:ascii="Times New Roman" w:hAnsi="Times New Roman" w:cs="Times New Roman"/>
@@ -2464,7 +2186,7 @@
           <w:sz w:val="24"/>
           <w:szCs w:val="24"/>
         </w:rPr>
-        <w:t xml:space="preserve">, while methyl </w:t>
+        <w:t xml:space="preserve">purchased from VWR </w:t>
       </w:r>
       <w:r>
         <w:rPr>
@@ -2474,7 +2196,7 @@
           <w:sz w:val="24"/>
           <w:szCs w:val="24"/>
         </w:rPr>
-        <w:t xml:space="preserve">ethyl </w:t>
+        <w:t>Chemicals</w:t>
       </w:r>
       <w:r>
         <w:rPr>
@@ -2484,7 +2206,7 @@
           <w:sz w:val="24"/>
           <w:szCs w:val="24"/>
         </w:rPr>
-        <w:t xml:space="preserve">ketone (MEK) and anhydrous tetrahydrofuran (THF) </w:t>
+        <w:t>. Hexamethylene diisocyanate (HDI) and NCO trimer Desmodur</w:t>
       </w:r>
       <w:r>
         <w:rPr>
@@ -2493,8 +2215,9 @@
           <w:bCs/>
           <w:sz w:val="24"/>
           <w:szCs w:val="24"/>
-        </w:rPr>
-        <w:t xml:space="preserve">were </w:t>
+          <w:vertAlign w:val="superscript"/>
+        </w:rPr>
+        <w:t>®</w:t>
       </w:r>
       <w:r>
         <w:rPr>
@@ -2504,104 +2227,7 @@
           <w:sz w:val="24"/>
           <w:szCs w:val="24"/>
         </w:rPr>
-        <w:t xml:space="preserve">purchased from VWR </w:t>
-      </w:r>
-      <w:r>
-        <w:rPr>
-          <w:rFonts w:ascii="Times New Roman" w:hAnsi="Times New Roman" w:cs="Times New Roman"/>
-          <w:b w:val="0"/>
-          <w:bCs/>
-          <w:sz w:val="24"/>
-          <w:szCs w:val="24"/>
-        </w:rPr>
-        <w:t>Chemicals</w:t>
-      </w:r>
-      <w:r>
-        <w:rPr>
-          <w:rFonts w:ascii="Times New Roman" w:hAnsi="Times New Roman" w:cs="Times New Roman"/>
-          <w:b w:val="0"/>
-          <w:bCs/>
-          <w:sz w:val="24"/>
-          <w:szCs w:val="24"/>
-        </w:rPr>
-        <w:t xml:space="preserve">. Hexamethylene diisocyanate (HDI) and NCO trimer </w:t>
-      </w:r>
-      <w:proofErr w:type="spellStart"/>
-      <w:r>
-        <w:rPr>
-          <w:rFonts w:ascii="Times New Roman" w:hAnsi="Times New Roman" w:cs="Times New Roman"/>
-          <w:b w:val="0"/>
-          <w:bCs/>
-          <w:sz w:val="24"/>
-          <w:szCs w:val="24"/>
-        </w:rPr>
-        <w:t>Desmodur</w:t>
-      </w:r>
-      <w:proofErr w:type="spellEnd"/>
-      <w:r>
-        <w:rPr>
-          <w:rFonts w:ascii="Times New Roman" w:hAnsi="Times New Roman" w:cs="Times New Roman"/>
-          <w:b w:val="0"/>
-          <w:bCs/>
-          <w:sz w:val="24"/>
-          <w:szCs w:val="24"/>
-          <w:vertAlign w:val="superscript"/>
-        </w:rPr>
-        <w:t>®</w:t>
-      </w:r>
-      <w:r>
-        <w:rPr>
-          <w:rFonts w:ascii="Times New Roman" w:hAnsi="Times New Roman" w:cs="Times New Roman"/>
-          <w:b w:val="0"/>
-          <w:bCs/>
-          <w:sz w:val="24"/>
-          <w:szCs w:val="24"/>
-        </w:rPr>
-        <w:t xml:space="preserve"> </w:t>
-      </w:r>
-      <w:proofErr w:type="gramStart"/>
-      <w:r>
-        <w:rPr>
-          <w:rFonts w:ascii="Times New Roman" w:hAnsi="Times New Roman" w:cs="Times New Roman"/>
-          <w:b w:val="0"/>
-          <w:bCs/>
-          <w:sz w:val="24"/>
-          <w:szCs w:val="24"/>
-        </w:rPr>
-        <w:t>ultra N</w:t>
-      </w:r>
-      <w:proofErr w:type="gramEnd"/>
-      <w:r>
-        <w:rPr>
-          <w:rFonts w:ascii="Times New Roman" w:hAnsi="Times New Roman" w:cs="Times New Roman"/>
-          <w:b w:val="0"/>
-          <w:bCs/>
-          <w:sz w:val="24"/>
-          <w:szCs w:val="24"/>
-        </w:rPr>
-        <w:t xml:space="preserve"> 3600 (further mentioned as "HDI trimer" (</w:t>
-      </w:r>
-      <w:proofErr w:type="spellStart"/>
-      <w:r>
-        <w:rPr>
-          <w:rFonts w:ascii="Times New Roman" w:hAnsi="Times New Roman" w:cs="Times New Roman"/>
-          <w:b w:val="0"/>
-          <w:bCs/>
-          <w:sz w:val="24"/>
-          <w:szCs w:val="24"/>
-        </w:rPr>
-        <w:t>HDIt</w:t>
-      </w:r>
-      <w:proofErr w:type="spellEnd"/>
-      <w:r>
-        <w:rPr>
-          <w:rFonts w:ascii="Times New Roman" w:hAnsi="Times New Roman" w:cs="Times New Roman"/>
-          <w:b w:val="0"/>
-          <w:bCs/>
-          <w:sz w:val="24"/>
-          <w:szCs w:val="24"/>
-        </w:rPr>
-        <w:t xml:space="preserve">), </w:t>
+        <w:t xml:space="preserve"> ultra N 3600 (further mentioned as "HDI trimer" (HDIt), </w:t>
       </w:r>
       <w:r>
         <w:rPr>
@@ -2696,29 +2322,7 @@
           <w:sz w:val="24"/>
           <w:szCs w:val="24"/>
         </w:rPr>
-        <w:t xml:space="preserve"> can be attributed to the controlled formulation parameters rather than to uncontrolled lignin heterogeneity. Notably, this extraction approach is broadly transferable: when </w:t>
-      </w:r>
-      <w:proofErr w:type="spellStart"/>
-      <w:r>
-        <w:rPr>
-          <w:rFonts w:ascii="Times New Roman" w:hAnsi="Times New Roman" w:cs="Times New Roman"/>
-          <w:b w:val="0"/>
-          <w:bCs/>
-          <w:sz w:val="24"/>
-          <w:szCs w:val="24"/>
-        </w:rPr>
-        <w:t>lignins</w:t>
-      </w:r>
-      <w:proofErr w:type="spellEnd"/>
-      <w:r>
-        <w:rPr>
-          <w:rFonts w:ascii="Times New Roman" w:hAnsi="Times New Roman" w:cs="Times New Roman"/>
-          <w:b w:val="0"/>
-          <w:bCs/>
-          <w:sz w:val="24"/>
-          <w:szCs w:val="24"/>
-        </w:rPr>
-        <w:t xml:space="preserve"> from different botanical origins or pulping processes undergo the same procedure, the soluble fractions typically converge toward similar molecular weight ranges and OH group distributions, meaning that moderate changes in lignin source do not necessarily compromise the extracted fraction's reactivity or dispersibility. Significant structural differences are expected only when the fractionation method or extraction conditions are drastically altered.</w:t>
+        <w:t xml:space="preserve"> can be attributed to the controlled formulation parameters rather than to uncontrolled lignin heterogeneity. Notably, this extraction approach is broadly transferable: when lignins from different botanical origins or pulping processes undergo the same procedure, the soluble fractions typically converge toward similar molecular weight ranges and OH group distributions, meaning that moderate changes in lignin source do not necessarily compromise the extracted fraction's reactivity or dispersibility. Significant structural differences are expected only when the fractionation method or extraction conditions are drastically altered.</w:t>
       </w:r>
     </w:p>
     <w:p>
@@ -2793,21 +2397,7 @@
         <w:rPr>
           <w:rFonts w:ascii="Times New Roman" w:hAnsi="Times New Roman" w:cs="Times New Roman"/>
         </w:rPr>
-        <w:t xml:space="preserve"> films were prepared with different structural characteristics by changing relevant parameters in the formulation. Four main structural parameters during the PU fabrication were modified: (1) the amount of lignin in the polyol mixture, (2) the length of the co-polyol </w:t>
-      </w:r>
-      <w:proofErr w:type="spellStart"/>
-      <w:r>
-        <w:rPr>
-          <w:rFonts w:ascii="Times New Roman" w:hAnsi="Times New Roman" w:cs="Times New Roman"/>
-        </w:rPr>
-        <w:t>polytetrahydrofuran</w:t>
-      </w:r>
-      <w:proofErr w:type="spellEnd"/>
-      <w:r>
-        <w:rPr>
-          <w:rFonts w:ascii="Times New Roman" w:hAnsi="Times New Roman" w:cs="Times New Roman"/>
-        </w:rPr>
-        <w:t xml:space="preserve"> (PTHF), (3) the type and functionality of the isocyanate and (4) the mixing ratio of isocyanate to polyol. As observed in </w:t>
+        <w:t xml:space="preserve"> films were prepared with different structural characteristics by changing relevant parameters in the formulation. Four main structural parameters during the PU fabrication were modified: (1) the amount of lignin in the polyol mixture, (2) the length of the co-polyol polytetrahydrofuran (PTHF), (3) the type and functionality of the isocyanate and (4) the mixing ratio of isocyanate to polyol. As observed in </w:t>
       </w:r>
       <w:r>
         <w:rPr>
@@ -2904,56 +2494,26 @@
           <w:rFonts w:ascii="Times New Roman" w:hAnsi="Times New Roman" w:cs="Times New Roman"/>
           <w:vertAlign w:val="subscript"/>
         </w:rPr>
-        <w:t xml:space="preserve">(HDI or </w:t>
-      </w:r>
-      <w:proofErr w:type="spellStart"/>
+        <w:t>(HDI or HDIt)</w:t>
+      </w:r>
+      <w:r>
+        <w:rPr>
+          <w:rFonts w:ascii="Times New Roman" w:hAnsi="Times New Roman" w:cs="Times New Roman"/>
+        </w:rPr>
+        <w:t>]/[OH</w:t>
+      </w:r>
       <w:r>
         <w:rPr>
           <w:rFonts w:ascii="Times New Roman" w:hAnsi="Times New Roman" w:cs="Times New Roman"/>
           <w:vertAlign w:val="subscript"/>
         </w:rPr>
-        <w:t>HDIt</w:t>
-      </w:r>
-      <w:proofErr w:type="spellEnd"/>
-      <w:r>
-        <w:rPr>
-          <w:rFonts w:ascii="Times New Roman" w:hAnsi="Times New Roman" w:cs="Times New Roman"/>
-          <w:vertAlign w:val="subscript"/>
-        </w:rPr>
-        <w:t>)</w:t>
-      </w:r>
-      <w:r>
-        <w:rPr>
-          <w:rFonts w:ascii="Times New Roman" w:hAnsi="Times New Roman" w:cs="Times New Roman"/>
-        </w:rPr>
-        <w:t>]/[OH</w:t>
-      </w:r>
-      <w:r>
-        <w:rPr>
-          <w:rFonts w:ascii="Times New Roman" w:hAnsi="Times New Roman" w:cs="Times New Roman"/>
-          <w:vertAlign w:val="subscript"/>
-        </w:rPr>
         <w:t>(lignin + PTHF)</w:t>
       </w:r>
       <w:r>
         <w:rPr>
           <w:rFonts w:ascii="Times New Roman" w:hAnsi="Times New Roman" w:cs="Times New Roman"/>
         </w:rPr>
-        <w:t xml:space="preserve">] (Parameter 4). Regarding the latter, the use of either a difunctional isocyanate HDI or </w:t>
-      </w:r>
-      <w:proofErr w:type="spellStart"/>
-      <w:r>
-        <w:rPr>
-          <w:rFonts w:ascii="Times New Roman" w:hAnsi="Times New Roman" w:cs="Times New Roman"/>
-        </w:rPr>
-        <w:t>HDIt</w:t>
-      </w:r>
-      <w:proofErr w:type="spellEnd"/>
-      <w:r>
-        <w:rPr>
-          <w:rFonts w:ascii="Times New Roman" w:hAnsi="Times New Roman" w:cs="Times New Roman"/>
-        </w:rPr>
-        <w:t xml:space="preserve"> create</w:t>
+        <w:t>] (Parameter 4). Regarding the latter, the use of either a difunctional isocyanate HDI or HDIt create</w:t>
       </w:r>
       <w:r>
         <w:rPr>
@@ -3037,21 +2597,7 @@
         <w:rPr>
           <w:rFonts w:ascii="Times New Roman" w:hAnsi="Times New Roman" w:cs="Times New Roman"/>
         </w:rPr>
-        <w:t xml:space="preserve"> further divided </w:t>
-      </w:r>
-      <w:proofErr w:type="gramStart"/>
-      <w:r>
-        <w:rPr>
-          <w:rFonts w:ascii="Times New Roman" w:hAnsi="Times New Roman" w:cs="Times New Roman"/>
-        </w:rPr>
-        <w:t>in</w:t>
-      </w:r>
-      <w:proofErr w:type="gramEnd"/>
-      <w:r>
-        <w:rPr>
-          <w:rFonts w:ascii="Times New Roman" w:hAnsi="Times New Roman" w:cs="Times New Roman"/>
-        </w:rPr>
-        <w:t xml:space="preserve"> 5 final subgroups by changing the lignin content in the polyol mix. </w:t>
+        <w:t xml:space="preserve"> further divided in 5 final subgroups by changing the lignin content in the polyol mix. </w:t>
       </w:r>
       <w:r>
         <w:rPr>
@@ -3459,25 +3005,7 @@
           <w:sz w:val="24"/>
           <w:szCs w:val="24"/>
         </w:rPr>
-        <w:t xml:space="preserve">he series of PU films were prepared at various EKL to PTHF mass ratios (polyol mixture) using either HDI or </w:t>
-      </w:r>
-      <w:proofErr w:type="spellStart"/>
-      <w:r>
-        <w:rPr>
-          <w:rFonts w:ascii="Times New Roman" w:hAnsi="Times New Roman" w:cs="Times New Roman"/>
-          <w:sz w:val="24"/>
-          <w:szCs w:val="24"/>
-        </w:rPr>
-        <w:t>HDIt</w:t>
-      </w:r>
-      <w:proofErr w:type="spellEnd"/>
-      <w:r>
-        <w:rPr>
-          <w:rFonts w:ascii="Times New Roman" w:hAnsi="Times New Roman" w:cs="Times New Roman"/>
-          <w:sz w:val="24"/>
-          <w:szCs w:val="24"/>
-        </w:rPr>
-        <w:t xml:space="preserve"> as isocyanate comonomer, according to equation 1.</w:t>
+        <w:t>he series of PU films were prepared at various EKL to PTHF mass ratios (polyol mixture) using either HDI or HDIt as isocyanate comonomer, according to equation 1.</w:t>
       </w:r>
     </w:p>
     <w:p>
@@ -3696,25 +3224,7 @@
           <w:sz w:val="24"/>
           <w:szCs w:val="24"/>
         </w:rPr>
-        <w:t xml:space="preserve">was equal to 0.6, 0.8, 1.0, 1.2 or 1.2 for every formulation and was calculated according to the isocyanate groups from either the HDI or </w:t>
-      </w:r>
-      <w:proofErr w:type="spellStart"/>
-      <w:r>
-        <w:rPr>
-          <w:rFonts w:ascii="Times New Roman" w:hAnsi="Times New Roman" w:cs="Times New Roman"/>
-          <w:sz w:val="24"/>
-          <w:szCs w:val="24"/>
-        </w:rPr>
-        <w:t>HDIt</w:t>
-      </w:r>
-      <w:proofErr w:type="spellEnd"/>
-      <w:r>
-        <w:rPr>
-          <w:rFonts w:ascii="Times New Roman" w:hAnsi="Times New Roman" w:cs="Times New Roman"/>
-          <w:sz w:val="24"/>
-          <w:szCs w:val="24"/>
-        </w:rPr>
-        <w:t xml:space="preserve"> and the total hydroxyl molar content from </w:t>
+        <w:t xml:space="preserve">was equal to 0.6, 0.8, 1.0, 1.2 or 1.2 for every formulation and was calculated according to the isocyanate groups from either the HDI or HDIt and the total hydroxyl molar content from </w:t>
       </w:r>
       <w:r>
         <w:rPr>
@@ -4096,16 +3606,7 @@
           <w:sz w:val="24"/>
           <w:szCs w:val="24"/>
         </w:rPr>
-        <w:t xml:space="preserve">Where </w:t>
-      </w:r>
-      <w:proofErr w:type="spellStart"/>
-      <w:r>
-        <w:rPr>
-          <w:rFonts w:ascii="Times New Roman" w:hAnsi="Times New Roman" w:cs="Times New Roman"/>
-          <w:sz w:val="24"/>
-          <w:szCs w:val="24"/>
-        </w:rPr>
-        <w:t>w</w:t>
+        <w:t>Where w</w:t>
       </w:r>
       <w:r>
         <w:rPr>
@@ -4116,23 +3617,13 @@
         </w:rPr>
         <w:t>NCO</w:t>
       </w:r>
-      <w:proofErr w:type="spellEnd"/>
-      <w:r>
-        <w:rPr>
-          <w:rFonts w:ascii="Times New Roman" w:hAnsi="Times New Roman" w:cs="Times New Roman"/>
-          <w:sz w:val="24"/>
-          <w:szCs w:val="24"/>
-        </w:rPr>
-        <w:t xml:space="preserve">, </w:t>
-      </w:r>
-      <w:proofErr w:type="spellStart"/>
-      <w:r>
-        <w:rPr>
-          <w:rFonts w:ascii="Times New Roman" w:hAnsi="Times New Roman" w:cs="Times New Roman"/>
-          <w:sz w:val="24"/>
-          <w:szCs w:val="24"/>
-        </w:rPr>
-        <w:t>w</w:t>
+      <w:r>
+        <w:rPr>
+          <w:rFonts w:ascii="Times New Roman" w:hAnsi="Times New Roman" w:cs="Times New Roman"/>
+          <w:sz w:val="24"/>
+          <w:szCs w:val="24"/>
+        </w:rPr>
+        <w:t>, w</w:t>
       </w:r>
       <w:r>
         <w:rPr>
@@ -4143,23 +3634,13 @@
         </w:rPr>
         <w:t>PTHF</w:t>
       </w:r>
-      <w:proofErr w:type="spellEnd"/>
-      <w:r>
-        <w:rPr>
-          <w:rFonts w:ascii="Times New Roman" w:hAnsi="Times New Roman" w:cs="Times New Roman"/>
-          <w:sz w:val="24"/>
-          <w:szCs w:val="24"/>
-        </w:rPr>
-        <w:t xml:space="preserve">, </w:t>
-      </w:r>
-      <w:proofErr w:type="spellStart"/>
-      <w:r>
-        <w:rPr>
-          <w:rFonts w:ascii="Times New Roman" w:hAnsi="Times New Roman" w:cs="Times New Roman"/>
-          <w:sz w:val="24"/>
-          <w:szCs w:val="24"/>
-        </w:rPr>
-        <w:t>w</w:t>
+      <w:r>
+        <w:rPr>
+          <w:rFonts w:ascii="Times New Roman" w:hAnsi="Times New Roman" w:cs="Times New Roman"/>
+          <w:sz w:val="24"/>
+          <w:szCs w:val="24"/>
+        </w:rPr>
+        <w:t>, w</w:t>
       </w:r>
       <w:r>
         <w:rPr>
@@ -4170,59 +3651,13 @@
         </w:rPr>
         <w:t>EKL</w:t>
       </w:r>
-      <w:proofErr w:type="spellEnd"/>
-      <w:r>
-        <w:rPr>
-          <w:rFonts w:ascii="Times New Roman" w:hAnsi="Times New Roman" w:cs="Times New Roman"/>
-          <w:sz w:val="24"/>
-          <w:szCs w:val="24"/>
-        </w:rPr>
-        <w:t xml:space="preserve"> represent the masses (g) of HDI or </w:t>
-      </w:r>
-      <w:proofErr w:type="spellStart"/>
-      <w:r>
-        <w:rPr>
-          <w:rFonts w:ascii="Times New Roman" w:hAnsi="Times New Roman" w:cs="Times New Roman"/>
-          <w:sz w:val="24"/>
-          <w:szCs w:val="24"/>
-        </w:rPr>
-        <w:t>HDIt</w:t>
-      </w:r>
-      <w:proofErr w:type="spellEnd"/>
-      <w:r>
-        <w:rPr>
-          <w:rFonts w:ascii="Times New Roman" w:hAnsi="Times New Roman" w:cs="Times New Roman"/>
-          <w:sz w:val="24"/>
-          <w:szCs w:val="24"/>
-        </w:rPr>
-        <w:t xml:space="preserve">, PTHF and EKL, respectively; [NCO] is the molar content of isocyanate groups in HDI or </w:t>
-      </w:r>
-      <w:proofErr w:type="spellStart"/>
-      <w:r>
-        <w:rPr>
-          <w:rFonts w:ascii="Times New Roman" w:hAnsi="Times New Roman" w:cs="Times New Roman"/>
-          <w:sz w:val="24"/>
-          <w:szCs w:val="24"/>
-        </w:rPr>
-        <w:t>HDIt</w:t>
-      </w:r>
-      <w:proofErr w:type="spellEnd"/>
-      <w:r>
-        <w:rPr>
-          <w:rFonts w:ascii="Times New Roman" w:hAnsi="Times New Roman" w:cs="Times New Roman"/>
-          <w:sz w:val="24"/>
-          <w:szCs w:val="24"/>
-        </w:rPr>
-        <w:t xml:space="preserve">, in mmol/g; </w:t>
-      </w:r>
-      <w:proofErr w:type="gramStart"/>
-      <w:r>
-        <w:rPr>
-          <w:rFonts w:ascii="Times New Roman" w:hAnsi="Times New Roman" w:cs="Times New Roman"/>
-          <w:sz w:val="24"/>
-          <w:szCs w:val="24"/>
-        </w:rPr>
-        <w:t>[OH]</w:t>
+      <w:r>
+        <w:rPr>
+          <w:rFonts w:ascii="Times New Roman" w:hAnsi="Times New Roman" w:cs="Times New Roman"/>
+          <w:sz w:val="24"/>
+          <w:szCs w:val="24"/>
+        </w:rPr>
+        <w:t xml:space="preserve"> represent the masses (g) of HDI or HDIt, PTHF and EKL, respectively; [NCO] is the molar content of isocyanate groups in HDI or HDIt, in mmol/g; [OH]</w:t>
       </w:r>
       <w:r>
         <w:rPr>
@@ -4233,7 +3668,6 @@
         </w:rPr>
         <w:t>PTHF</w:t>
       </w:r>
-      <w:proofErr w:type="gramEnd"/>
       <w:r>
         <w:rPr>
           <w:rFonts w:ascii="Times New Roman" w:hAnsi="Times New Roman" w:cs="Times New Roman"/>
@@ -4291,25 +3725,7 @@
           <w:sz w:val="24"/>
           <w:szCs w:val="24"/>
         </w:rPr>
-        <w:t>In a vial, catalyst (</w:t>
-      </w:r>
-      <w:proofErr w:type="gramStart"/>
-      <w:r>
-        <w:rPr>
-          <w:rFonts w:ascii="Times New Roman" w:hAnsi="Times New Roman" w:cs="Times New Roman"/>
-          <w:sz w:val="24"/>
-          <w:szCs w:val="24"/>
-        </w:rPr>
-        <w:t>Sn(</w:t>
-      </w:r>
-      <w:proofErr w:type="gramEnd"/>
-      <w:r>
-        <w:rPr>
-          <w:rFonts w:ascii="Times New Roman" w:hAnsi="Times New Roman" w:cs="Times New Roman"/>
-          <w:sz w:val="24"/>
-          <w:szCs w:val="24"/>
-        </w:rPr>
-        <w:t>Oct)</w:t>
+        <w:t>In a vial, catalyst (Sn(Oct)</w:t>
       </w:r>
       <w:r>
         <w:rPr>
@@ -4440,25 +3856,7 @@
           <w:sz w:val="24"/>
           <w:szCs w:val="24"/>
         </w:rPr>
-        <w:t xml:space="preserve"> until complete dissolution. Afterwards, the isocyanate was added to the </w:t>
-      </w:r>
-      <w:proofErr w:type="gramStart"/>
-      <w:r>
-        <w:rPr>
-          <w:rFonts w:ascii="Times New Roman" w:hAnsi="Times New Roman" w:cs="Times New Roman"/>
-          <w:sz w:val="24"/>
-          <w:szCs w:val="24"/>
-        </w:rPr>
-        <w:t>solution</w:t>
-      </w:r>
-      <w:proofErr w:type="gramEnd"/>
-      <w:r>
-        <w:rPr>
-          <w:rFonts w:ascii="Times New Roman" w:hAnsi="Times New Roman" w:cs="Times New Roman"/>
-          <w:sz w:val="24"/>
-          <w:szCs w:val="24"/>
-        </w:rPr>
-        <w:t xml:space="preserve"> and the temperature </w:t>
+        <w:t xml:space="preserve"> until complete dissolution. Afterwards, the isocyanate was added to the solution and the temperature </w:t>
       </w:r>
       <w:r>
         <w:rPr>
@@ -4530,94 +3928,48 @@
           <w:sz w:val="24"/>
           <w:szCs w:val="24"/>
         </w:rPr>
+        <w:t xml:space="preserve"> of the formulation parameters and range</w:t>
+      </w:r>
+      <w:r>
+        <w:rPr>
+          <w:rFonts w:ascii="Times New Roman" w:hAnsi="Times New Roman" w:cs="Times New Roman"/>
+          <w:sz w:val="24"/>
+          <w:szCs w:val="24"/>
+        </w:rPr>
+        <w:t>d</w:t>
+      </w:r>
+      <w:r>
+        <w:rPr>
+          <w:rFonts w:ascii="Times New Roman" w:hAnsi="Times New Roman" w:cs="Times New Roman"/>
+          <w:sz w:val="24"/>
+          <w:szCs w:val="24"/>
+        </w:rPr>
+        <w:t xml:space="preserve"> from 1-30</w:t>
+      </w:r>
+      <w:r>
+        <w:rPr>
+          <w:rFonts w:ascii="Times New Roman" w:hAnsi="Times New Roman" w:cs="Times New Roman"/>
+          <w:sz w:val="24"/>
+          <w:szCs w:val="24"/>
+        </w:rPr>
         <w:t xml:space="preserve"> </w:t>
       </w:r>
-      <w:proofErr w:type="gramStart"/>
-      <w:r>
-        <w:rPr>
-          <w:rFonts w:ascii="Times New Roman" w:hAnsi="Times New Roman" w:cs="Times New Roman"/>
-          <w:sz w:val="24"/>
-          <w:szCs w:val="24"/>
-        </w:rPr>
-        <w:t>of</w:t>
-      </w:r>
-      <w:proofErr w:type="gramEnd"/>
-      <w:r>
-        <w:rPr>
-          <w:rFonts w:ascii="Times New Roman" w:hAnsi="Times New Roman" w:cs="Times New Roman"/>
-          <w:sz w:val="24"/>
-          <w:szCs w:val="24"/>
-        </w:rPr>
-        <w:t xml:space="preserve"> the formulation parameters and range</w:t>
-      </w:r>
-      <w:r>
-        <w:rPr>
-          <w:rFonts w:ascii="Times New Roman" w:hAnsi="Times New Roman" w:cs="Times New Roman"/>
-          <w:sz w:val="24"/>
-          <w:szCs w:val="24"/>
-        </w:rPr>
-        <w:t>d</w:t>
-      </w:r>
-      <w:r>
-        <w:rPr>
-          <w:rFonts w:ascii="Times New Roman" w:hAnsi="Times New Roman" w:cs="Times New Roman"/>
-          <w:sz w:val="24"/>
-          <w:szCs w:val="24"/>
-        </w:rPr>
-        <w:t xml:space="preserve"> from 1-30</w:t>
-      </w:r>
-      <w:r>
-        <w:rPr>
-          <w:rFonts w:ascii="Times New Roman" w:hAnsi="Times New Roman" w:cs="Times New Roman"/>
-          <w:sz w:val="24"/>
-          <w:szCs w:val="24"/>
-        </w:rPr>
-        <w:t xml:space="preserve"> </w:t>
-      </w:r>
-      <w:r>
-        <w:rPr>
-          <w:rFonts w:ascii="Times New Roman" w:hAnsi="Times New Roman" w:cs="Times New Roman"/>
-          <w:sz w:val="24"/>
-          <w:szCs w:val="24"/>
-        </w:rPr>
-        <w:t xml:space="preserve">min. The solution was poured into Teflon molds (70 x 35 x 2 mm), the solvent </w:t>
-      </w:r>
-      <w:proofErr w:type="gramStart"/>
-      <w:r>
-        <w:rPr>
-          <w:rFonts w:ascii="Times New Roman" w:hAnsi="Times New Roman" w:cs="Times New Roman"/>
-          <w:sz w:val="24"/>
-          <w:szCs w:val="24"/>
-        </w:rPr>
-        <w:t>was evaporated</w:t>
-      </w:r>
-      <w:proofErr w:type="gramEnd"/>
-      <w:r>
-        <w:rPr>
-          <w:rFonts w:ascii="Times New Roman" w:hAnsi="Times New Roman" w:cs="Times New Roman"/>
-          <w:sz w:val="24"/>
-          <w:szCs w:val="24"/>
-        </w:rPr>
-        <w:t xml:space="preserve"> slowly overnight at </w:t>
-      </w:r>
-      <w:r>
-        <w:rPr>
-          <w:rFonts w:ascii="Times New Roman" w:hAnsi="Times New Roman" w:cs="Times New Roman"/>
-          <w:sz w:val="24"/>
-          <w:szCs w:val="24"/>
-        </w:rPr>
-        <w:t xml:space="preserve">room </w:t>
-      </w:r>
-      <w:proofErr w:type="gramStart"/>
-      <w:r>
-        <w:rPr>
-          <w:rFonts w:ascii="Times New Roman" w:hAnsi="Times New Roman" w:cs="Times New Roman"/>
-          <w:sz w:val="24"/>
-          <w:szCs w:val="24"/>
-        </w:rPr>
-        <w:t>temperature</w:t>
-      </w:r>
-      <w:proofErr w:type="gramEnd"/>
+      <w:r>
+        <w:rPr>
+          <w:rFonts w:ascii="Times New Roman" w:hAnsi="Times New Roman" w:cs="Times New Roman"/>
+          <w:sz w:val="24"/>
+          <w:szCs w:val="24"/>
+        </w:rPr>
+        <w:t xml:space="preserve">min. The solution was poured into Teflon molds (70 x 35 x 2 mm), the solvent was evaporated slowly overnight at </w:t>
+      </w:r>
+      <w:r>
+        <w:rPr>
+          <w:rFonts w:ascii="Times New Roman" w:hAnsi="Times New Roman" w:cs="Times New Roman"/>
+          <w:sz w:val="24"/>
+          <w:szCs w:val="24"/>
+        </w:rPr>
+        <w:t>room temperature</w:t>
+      </w:r>
       <w:r>
         <w:rPr>
           <w:rFonts w:ascii="Times New Roman" w:hAnsi="Times New Roman" w:cs="Times New Roman"/>
@@ -4844,25 +4196,7 @@
           <w:sz w:val="24"/>
           <w:szCs w:val="24"/>
         </w:rPr>
-        <w:t xml:space="preserve">C to obtain </w:t>
-      </w:r>
-      <w:proofErr w:type="gramStart"/>
-      <w:r>
-        <w:rPr>
-          <w:rFonts w:ascii="Times New Roman" w:hAnsi="Times New Roman" w:cs="Times New Roman"/>
-          <w:sz w:val="24"/>
-          <w:szCs w:val="24"/>
-        </w:rPr>
-        <w:t>the dry</w:t>
-      </w:r>
-      <w:proofErr w:type="gramEnd"/>
-      <w:r>
-        <w:rPr>
-          <w:rFonts w:ascii="Times New Roman" w:hAnsi="Times New Roman" w:cs="Times New Roman"/>
-          <w:sz w:val="24"/>
-          <w:szCs w:val="24"/>
-        </w:rPr>
-        <w:t xml:space="preserve"> weight. The swelling ratio was calculated using equation 3.</w:t>
+        <w:t>C to obtain the dry weight. The swelling ratio was calculated using equation 3.</w:t>
       </w:r>
     </w:p>
     <w:p>
@@ -5121,16 +4455,7 @@
           <w:sz w:val="24"/>
           <w:szCs w:val="24"/>
         </w:rPr>
-        <w:t xml:space="preserve">°C. The samples were measured in </w:t>
-      </w:r>
-      <w:proofErr w:type="spellStart"/>
-      <w:r>
-        <w:rPr>
-          <w:rFonts w:ascii="Times New Roman" w:hAnsi="Times New Roman" w:cs="Times New Roman"/>
-          <w:sz w:val="24"/>
-          <w:szCs w:val="24"/>
-        </w:rPr>
-        <w:t>T</w:t>
+        <w:t>°C. The samples were measured in T</w:t>
       </w:r>
       <w:r>
         <w:rPr>
@@ -5141,23 +4466,13 @@
         </w:rPr>
         <w:t>zero</w:t>
       </w:r>
-      <w:proofErr w:type="spellEnd"/>
-      <w:r>
-        <w:rPr>
-          <w:rFonts w:ascii="Times New Roman" w:hAnsi="Times New Roman" w:cs="Times New Roman"/>
-          <w:sz w:val="24"/>
-          <w:szCs w:val="24"/>
-        </w:rPr>
-        <w:t xml:space="preserve"> pans with perforated </w:t>
-      </w:r>
-      <w:proofErr w:type="spellStart"/>
-      <w:r>
-        <w:rPr>
-          <w:rFonts w:ascii="Times New Roman" w:hAnsi="Times New Roman" w:cs="Times New Roman"/>
-          <w:sz w:val="24"/>
-          <w:szCs w:val="24"/>
-        </w:rPr>
-        <w:t>T</w:t>
+      <w:r>
+        <w:rPr>
+          <w:rFonts w:ascii="Times New Roman" w:hAnsi="Times New Roman" w:cs="Times New Roman"/>
+          <w:sz w:val="24"/>
+          <w:szCs w:val="24"/>
+        </w:rPr>
+        <w:t xml:space="preserve"> pans with perforated T</w:t>
       </w:r>
       <w:r>
         <w:rPr>
@@ -5168,7 +4483,6 @@
         </w:rPr>
         <w:t>zero</w:t>
       </w:r>
-      <w:proofErr w:type="spellEnd"/>
       <w:r>
         <w:rPr>
           <w:rFonts w:ascii="Times New Roman" w:hAnsi="Times New Roman" w:cs="Times New Roman"/>
@@ -5511,25 +4825,23 @@
           <w:sz w:val="24"/>
           <w:szCs w:val="24"/>
         </w:rPr>
-        <w:t xml:space="preserve"> several steps: categorical feature encoding using </w:t>
-      </w:r>
-      <w:proofErr w:type="spellStart"/>
+        <w:t xml:space="preserve"> several steps: categorical feature encoding using LabelEncoder to transform nominal variables into numerical representations, </w:t>
+      </w:r>
       <w:r>
         <w:rPr>
           <w:rFonts w:ascii="Times New Roman" w:eastAsia="Times New Roman" w:hAnsi="Times New Roman" w:cs="Times New Roman"/>
           <w:sz w:val="24"/>
           <w:szCs w:val="24"/>
         </w:rPr>
-        <w:t>LabelEncoder</w:t>
-      </w:r>
-      <w:proofErr w:type="spellEnd"/>
+        <w:t xml:space="preserve">dropping instances with missing values </w:t>
+      </w:r>
       <w:r>
         <w:rPr>
           <w:rFonts w:ascii="Times New Roman" w:eastAsia="Times New Roman" w:hAnsi="Times New Roman" w:cs="Times New Roman"/>
           <w:sz w:val="24"/>
           <w:szCs w:val="24"/>
         </w:rPr>
-        <w:t xml:space="preserve"> to transform nominal variables into numerical representations, </w:t>
+        <w:t xml:space="preserve">and feature scaling using RobustScaler to normalize the dataset comprising both numeric and categorical features. </w:t>
       </w:r>
       <w:r>
         <w:rPr>
@@ -5537,52 +4849,8 @@
           <w:sz w:val="24"/>
           <w:szCs w:val="24"/>
         </w:rPr>
-        <w:t xml:space="preserve">dropping instances with missing values </w:t>
-      </w:r>
-      <w:r>
-        <w:rPr>
-          <w:rFonts w:ascii="Times New Roman" w:eastAsia="Times New Roman" w:hAnsi="Times New Roman" w:cs="Times New Roman"/>
-          <w:sz w:val="24"/>
-          <w:szCs w:val="24"/>
-        </w:rPr>
-        <w:t xml:space="preserve">and feature scaling using </w:t>
-      </w:r>
-      <w:proofErr w:type="spellStart"/>
-      <w:r>
-        <w:rPr>
-          <w:rFonts w:ascii="Times New Roman" w:eastAsia="Times New Roman" w:hAnsi="Times New Roman" w:cs="Times New Roman"/>
-          <w:sz w:val="24"/>
-          <w:szCs w:val="24"/>
-        </w:rPr>
-        <w:t>RobustScaler</w:t>
-      </w:r>
-      <w:proofErr w:type="spellEnd"/>
-      <w:r>
-        <w:rPr>
-          <w:rFonts w:ascii="Times New Roman" w:eastAsia="Times New Roman" w:hAnsi="Times New Roman" w:cs="Times New Roman"/>
-          <w:sz w:val="24"/>
-          <w:szCs w:val="24"/>
-        </w:rPr>
-        <w:t xml:space="preserve"> to normalize the dataset comprising both numeric and categorical features. </w:t>
-      </w:r>
-      <w:r>
-        <w:rPr>
-          <w:rFonts w:ascii="Times New Roman" w:eastAsia="Times New Roman" w:hAnsi="Times New Roman" w:cs="Times New Roman"/>
-          <w:sz w:val="24"/>
-          <w:szCs w:val="24"/>
-        </w:rPr>
-        <w:t xml:space="preserve">We chose </w:t>
-      </w:r>
-      <w:proofErr w:type="spellStart"/>
-      <w:r>
-        <w:rPr>
-          <w:rFonts w:ascii="Times New Roman" w:eastAsia="Times New Roman" w:hAnsi="Times New Roman" w:cs="Times New Roman"/>
-          <w:sz w:val="24"/>
-          <w:szCs w:val="24"/>
-        </w:rPr>
-        <w:t>RobustScaler</w:t>
-      </w:r>
-      <w:proofErr w:type="spellEnd"/>
+        <w:t>We chose RobustScaler</w:t>
+      </w:r>
       <w:r>
         <w:rPr>
           <w:rFonts w:ascii="Times New Roman" w:eastAsia="Times New Roman" w:hAnsi="Times New Roman" w:cs="Times New Roman"/>
@@ -5835,25 +5103,24 @@
           <w:sz w:val="24"/>
           <w:szCs w:val="24"/>
         </w:rPr>
-        <w:t xml:space="preserve"> “</w:t>
-      </w:r>
-      <w:proofErr w:type="spellStart"/>
+        <w:t xml:space="preserve"> “NaN” for </w:t>
+      </w:r>
       <w:r>
         <w:rPr>
           <w:rFonts w:ascii="Times New Roman" w:eastAsia="Times New Roman" w:hAnsi="Times New Roman" w:cs="Times New Roman"/>
           <w:sz w:val="24"/>
           <w:szCs w:val="24"/>
         </w:rPr>
-        <w:t>NaN</w:t>
-      </w:r>
-      <w:proofErr w:type="spellEnd"/>
+        <w:t>T</w:t>
+      </w:r>
       <w:r>
         <w:rPr>
           <w:rFonts w:ascii="Times New Roman" w:eastAsia="Times New Roman" w:hAnsi="Times New Roman" w:cs="Times New Roman"/>
           <w:sz w:val="24"/>
           <w:szCs w:val="24"/>
-        </w:rPr>
-        <w:t xml:space="preserve">” for </w:t>
+          <w:vertAlign w:val="subscript"/>
+        </w:rPr>
+        <w:t>g</w:t>
       </w:r>
       <w:r>
         <w:rPr>
@@ -5861,50 +5128,15 @@
           <w:sz w:val="24"/>
           <w:szCs w:val="24"/>
         </w:rPr>
-        <w:t>T</w:t>
+        <w:t>)</w:t>
       </w:r>
       <w:r>
         <w:rPr>
           <w:rFonts w:ascii="Times New Roman" w:eastAsia="Times New Roman" w:hAnsi="Times New Roman" w:cs="Times New Roman"/>
           <w:sz w:val="24"/>
           <w:szCs w:val="24"/>
-          <w:vertAlign w:val="subscript"/>
-        </w:rPr>
-        <w:t>g</w:t>
-      </w:r>
-      <w:r>
-        <w:rPr>
-          <w:rFonts w:ascii="Times New Roman" w:eastAsia="Times New Roman" w:hAnsi="Times New Roman" w:cs="Times New Roman"/>
-          <w:sz w:val="24"/>
-          <w:szCs w:val="24"/>
-        </w:rPr>
-        <w:t>)</w:t>
-      </w:r>
-      <w:r>
-        <w:rPr>
-          <w:rFonts w:ascii="Times New Roman" w:eastAsia="Times New Roman" w:hAnsi="Times New Roman" w:cs="Times New Roman"/>
-          <w:sz w:val="24"/>
-          <w:szCs w:val="24"/>
-        </w:rPr>
-        <w:t xml:space="preserve"> as well as instances with 0 </w:t>
-      </w:r>
-      <w:proofErr w:type="spellStart"/>
-      <w:r>
-        <w:rPr>
-          <w:rFonts w:ascii="Times New Roman" w:eastAsia="Times New Roman" w:hAnsi="Times New Roman" w:cs="Times New Roman"/>
-          <w:sz w:val="24"/>
-          <w:szCs w:val="24"/>
-        </w:rPr>
-        <w:t>wt</w:t>
-      </w:r>
-      <w:proofErr w:type="spellEnd"/>
-      <w:r>
-        <w:rPr>
-          <w:rFonts w:ascii="Times New Roman" w:eastAsia="Times New Roman" w:hAnsi="Times New Roman" w:cs="Times New Roman"/>
-          <w:sz w:val="24"/>
-          <w:szCs w:val="24"/>
-        </w:rPr>
-        <w:t>% lignin content. We</w:t>
+        </w:rPr>
+        <w:t xml:space="preserve"> as well as instances with 0 wt% lignin content. We</w:t>
       </w:r>
       <w:r>
         <w:rPr>
@@ -6320,23 +5552,13 @@
                 <w:szCs w:val="16"/>
               </w:rPr>
             </w:pPr>
-            <w:proofErr w:type="spellStart"/>
             <w:r>
               <w:rPr>
                 <w:rFonts w:ascii="Times New Roman" w:eastAsia="Times New Roman" w:hAnsi="Times New Roman" w:cs="Times New Roman"/>
                 <w:sz w:val="16"/>
                 <w:szCs w:val="16"/>
               </w:rPr>
-              <w:t>Isocyante</w:t>
-            </w:r>
-            <w:proofErr w:type="spellEnd"/>
-            <w:r>
-              <w:rPr>
-                <w:rFonts w:ascii="Times New Roman" w:eastAsia="Times New Roman" w:hAnsi="Times New Roman" w:cs="Times New Roman"/>
-                <w:sz w:val="16"/>
-                <w:szCs w:val="16"/>
-              </w:rPr>
-              <w:t xml:space="preserve"> type</w:t>
+              <w:t>Isocyante type</w:t>
             </w:r>
           </w:p>
         </w:tc>
@@ -6528,116 +5750,12 @@
                 <w:sz w:val="16"/>
                 <w:szCs w:val="16"/>
               </w:rPr>
-              <w:t>Lignin (</w:t>
+              <w:t>Lignin (wt%)</w:t>
             </w:r>
-            <w:proofErr w:type="spellStart"/>
             <w:r>
               <w:rPr>
                 <w:rFonts w:ascii="Times New Roman" w:eastAsia="Times New Roman" w:hAnsi="Times New Roman" w:cs="Times New Roman"/>
                 <w:b w:val="0"/>
-                <w:sz w:val="16"/>
-                <w:szCs w:val="16"/>
-              </w:rPr>
-              <w:t>wt</w:t>
-            </w:r>
-            <w:proofErr w:type="spellEnd"/>
-            <w:proofErr w:type="gramStart"/>
-            <w:r>
-              <w:rPr>
-                <w:rFonts w:ascii="Times New Roman" w:eastAsia="Times New Roman" w:hAnsi="Times New Roman" w:cs="Times New Roman"/>
-                <w:b w:val="0"/>
-                <w:sz w:val="16"/>
-                <w:szCs w:val="16"/>
-              </w:rPr>
-              <w:t>%)</w:t>
-            </w:r>
-            <w:r>
-              <w:rPr>
-                <w:rFonts w:ascii="Times New Roman" w:eastAsia="Times New Roman" w:hAnsi="Times New Roman" w:cs="Times New Roman"/>
-                <w:b w:val="0"/>
-                <w:sz w:val="16"/>
-                <w:szCs w:val="16"/>
-              </w:rPr>
-              <w:t>*</w:t>
-            </w:r>
-            <w:proofErr w:type="gramEnd"/>
-          </w:p>
-        </w:tc>
-        <w:tc>
-          <w:tcPr>
-            <w:tcW w:w="0" w:type="auto"/>
-            <w:tcBorders>
-              <w:top w:val="single" w:sz="4" w:space="0" w:color="auto"/>
-            </w:tcBorders>
-            <w:vAlign w:val="center"/>
-          </w:tcPr>
-          <w:p>
-            <w:pPr>
-              <w:spacing w:before="120" w:after="120"/>
-              <w:cnfStyle w:val="000000100000" w:firstRow="0" w:lastRow="0" w:firstColumn="0" w:lastColumn="0" w:oddVBand="0" w:evenVBand="0" w:oddHBand="1" w:evenHBand="0" w:firstRowFirstColumn="0" w:firstRowLastColumn="0" w:lastRowFirstColumn="0" w:lastRowLastColumn="0"/>
-              <w:rPr>
-                <w:rFonts w:ascii="Times New Roman" w:eastAsia="Times New Roman" w:hAnsi="Times New Roman" w:cs="Times New Roman"/>
-                <w:sz w:val="16"/>
-                <w:szCs w:val="16"/>
-              </w:rPr>
-            </w:pPr>
-            <w:r>
-              <w:rPr>
-                <w:rFonts w:ascii="Times New Roman" w:eastAsia="Times New Roman" w:hAnsi="Times New Roman" w:cs="Times New Roman"/>
-                <w:sz w:val="16"/>
-                <w:szCs w:val="16"/>
-              </w:rPr>
-              <w:t>Co-polyol (</w:t>
-            </w:r>
-            <w:proofErr w:type="spellStart"/>
-            <w:r>
-              <w:rPr>
-                <w:rFonts w:ascii="Times New Roman" w:eastAsia="Times New Roman" w:hAnsi="Times New Roman" w:cs="Times New Roman"/>
-                <w:sz w:val="16"/>
-                <w:szCs w:val="16"/>
-              </w:rPr>
-              <w:t>wt</w:t>
-            </w:r>
-            <w:proofErr w:type="spellEnd"/>
-            <w:r>
-              <w:rPr>
-                <w:rFonts w:ascii="Times New Roman" w:eastAsia="Times New Roman" w:hAnsi="Times New Roman" w:cs="Times New Roman"/>
-                <w:sz w:val="16"/>
-                <w:szCs w:val="16"/>
-              </w:rPr>
-              <w:t>%)</w:t>
-            </w:r>
-          </w:p>
-        </w:tc>
-        <w:tc>
-          <w:tcPr>
-            <w:tcW w:w="0" w:type="auto"/>
-            <w:tcBorders>
-              <w:top w:val="single" w:sz="4" w:space="0" w:color="auto"/>
-            </w:tcBorders>
-            <w:vAlign w:val="center"/>
-          </w:tcPr>
-          <w:p>
-            <w:pPr>
-              <w:spacing w:before="120" w:after="120"/>
-              <w:cnfStyle w:val="000000100000" w:firstRow="0" w:lastRow="0" w:firstColumn="0" w:lastColumn="0" w:oddVBand="0" w:evenVBand="0" w:oddHBand="1" w:evenHBand="0" w:firstRowFirstColumn="0" w:firstRowLastColumn="0" w:lastRowFirstColumn="0" w:lastRowLastColumn="0"/>
-              <w:rPr>
-                <w:rFonts w:ascii="Times New Roman" w:eastAsia="Times New Roman" w:hAnsi="Times New Roman" w:cs="Times New Roman"/>
-                <w:sz w:val="16"/>
-                <w:szCs w:val="16"/>
-              </w:rPr>
-            </w:pPr>
-            <w:r>
-              <w:rPr>
-                <w:rFonts w:ascii="Times New Roman" w:eastAsia="Times New Roman" w:hAnsi="Times New Roman" w:cs="Times New Roman"/>
-                <w:sz w:val="16"/>
-                <w:szCs w:val="16"/>
-              </w:rPr>
-              <w:t>Co-polyol type (PTHF)</w:t>
-            </w:r>
-            <w:r>
-              <w:rPr>
-                <w:rFonts w:ascii="Times New Roman" w:eastAsia="Times New Roman" w:hAnsi="Times New Roman" w:cs="Times New Roman"/>
                 <w:sz w:val="16"/>
                 <w:szCs w:val="16"/>
               </w:rPr>
@@ -6669,25 +5787,71 @@
                 <w:sz w:val="16"/>
                 <w:szCs w:val="16"/>
               </w:rPr>
-              <w:t>Isocyanate (</w:t>
+              <w:t>Co-polyol (wt%)</w:t>
             </w:r>
-            <w:proofErr w:type="spellStart"/>
+          </w:p>
+        </w:tc>
+        <w:tc>
+          <w:tcPr>
+            <w:tcW w:w="0" w:type="auto"/>
+            <w:tcBorders>
+              <w:top w:val="single" w:sz="4" w:space="0" w:color="auto"/>
+            </w:tcBorders>
+            <w:vAlign w:val="center"/>
+          </w:tcPr>
+          <w:p>
+            <w:pPr>
+              <w:spacing w:before="120" w:after="120"/>
+              <w:cnfStyle w:val="000000100000" w:firstRow="0" w:lastRow="0" w:firstColumn="0" w:lastColumn="0" w:oddVBand="0" w:evenVBand="0" w:oddHBand="1" w:evenHBand="0" w:firstRowFirstColumn="0" w:firstRowLastColumn="0" w:lastRowFirstColumn="0" w:lastRowLastColumn="0"/>
+              <w:rPr>
+                <w:rFonts w:ascii="Times New Roman" w:eastAsia="Times New Roman" w:hAnsi="Times New Roman" w:cs="Times New Roman"/>
+                <w:sz w:val="16"/>
+                <w:szCs w:val="16"/>
+              </w:rPr>
+            </w:pPr>
             <w:r>
               <w:rPr>
                 <w:rFonts w:ascii="Times New Roman" w:eastAsia="Times New Roman" w:hAnsi="Times New Roman" w:cs="Times New Roman"/>
                 <w:sz w:val="16"/>
                 <w:szCs w:val="16"/>
               </w:rPr>
-              <w:t>wt</w:t>
+              <w:t>Co-polyol type (PTHF)</w:t>
             </w:r>
-            <w:proofErr w:type="spellEnd"/>
             <w:r>
               <w:rPr>
                 <w:rFonts w:ascii="Times New Roman" w:eastAsia="Times New Roman" w:hAnsi="Times New Roman" w:cs="Times New Roman"/>
                 <w:sz w:val="16"/>
                 <w:szCs w:val="16"/>
               </w:rPr>
-              <w:t>%)</w:t>
+              <w:t>*</w:t>
+            </w:r>
+          </w:p>
+        </w:tc>
+        <w:tc>
+          <w:tcPr>
+            <w:tcW w:w="0" w:type="auto"/>
+            <w:tcBorders>
+              <w:top w:val="single" w:sz="4" w:space="0" w:color="auto"/>
+            </w:tcBorders>
+            <w:vAlign w:val="center"/>
+          </w:tcPr>
+          <w:p>
+            <w:pPr>
+              <w:spacing w:before="120" w:after="120"/>
+              <w:cnfStyle w:val="000000100000" w:firstRow="0" w:lastRow="0" w:firstColumn="0" w:lastColumn="0" w:oddVBand="0" w:evenVBand="0" w:oddHBand="1" w:evenHBand="0" w:firstRowFirstColumn="0" w:firstRowLastColumn="0" w:lastRowFirstColumn="0" w:lastRowLastColumn="0"/>
+              <w:rPr>
+                <w:rFonts w:ascii="Times New Roman" w:eastAsia="Times New Roman" w:hAnsi="Times New Roman" w:cs="Times New Roman"/>
+                <w:sz w:val="16"/>
+                <w:szCs w:val="16"/>
+              </w:rPr>
+            </w:pPr>
+            <w:r>
+              <w:rPr>
+                <w:rFonts w:ascii="Times New Roman" w:eastAsia="Times New Roman" w:hAnsi="Times New Roman" w:cs="Times New Roman"/>
+                <w:sz w:val="16"/>
+                <w:szCs w:val="16"/>
+              </w:rPr>
+              <w:t>Isocyanate (wt%)</w:t>
             </w:r>
           </w:p>
         </w:tc>
@@ -6801,23 +5965,13 @@
                 <w:szCs w:val="16"/>
               </w:rPr>
             </w:pPr>
-            <w:proofErr w:type="gramStart"/>
             <w:r>
               <w:rPr>
                 <w:rFonts w:ascii="Times New Roman" w:eastAsia="Times New Roman" w:hAnsi="Times New Roman" w:cs="Times New Roman"/>
                 <w:sz w:val="16"/>
                 <w:szCs w:val="16"/>
               </w:rPr>
-              <w:t>Tin(</w:t>
-            </w:r>
-            <w:proofErr w:type="gramEnd"/>
-            <w:r>
-              <w:rPr>
-                <w:rFonts w:ascii="Times New Roman" w:eastAsia="Times New Roman" w:hAnsi="Times New Roman" w:cs="Times New Roman"/>
-                <w:sz w:val="16"/>
-                <w:szCs w:val="16"/>
-              </w:rPr>
-              <w:t>II) octoate</w:t>
+              <w:t>Tin(II) octoate</w:t>
             </w:r>
             <w:r>
               <w:rPr>
@@ -6825,25 +5979,7 @@
                 <w:sz w:val="16"/>
                 <w:szCs w:val="16"/>
               </w:rPr>
-              <w:t xml:space="preserve"> (</w:t>
-            </w:r>
-            <w:proofErr w:type="spellStart"/>
-            <w:r>
-              <w:rPr>
-                <w:rFonts w:ascii="Times New Roman" w:eastAsia="Times New Roman" w:hAnsi="Times New Roman" w:cs="Times New Roman"/>
-                <w:sz w:val="16"/>
-                <w:szCs w:val="16"/>
-              </w:rPr>
-              <w:t>wt</w:t>
-            </w:r>
-            <w:proofErr w:type="spellEnd"/>
-            <w:r>
-              <w:rPr>
-                <w:rFonts w:ascii="Times New Roman" w:eastAsia="Times New Roman" w:hAnsi="Times New Roman" w:cs="Times New Roman"/>
-                <w:sz w:val="16"/>
-                <w:szCs w:val="16"/>
-              </w:rPr>
-              <w:t>%)</w:t>
+              <w:t xml:space="preserve"> (wt%)</w:t>
             </w:r>
           </w:p>
         </w:tc>
@@ -6988,25 +6124,7 @@
           <w:sz w:val="24"/>
           <w:szCs w:val="24"/>
         </w:rPr>
-        <w:t xml:space="preserve">o identify the </w:t>
-      </w:r>
-      <w:proofErr w:type="gramStart"/>
-      <w:r>
-        <w:rPr>
-          <w:rFonts w:ascii="Times New Roman" w:hAnsi="Times New Roman" w:cs="Times New Roman"/>
-          <w:sz w:val="24"/>
-          <w:szCs w:val="24"/>
-        </w:rPr>
-        <w:t>features most critical</w:t>
-      </w:r>
-      <w:proofErr w:type="gramEnd"/>
-      <w:r>
-        <w:rPr>
-          <w:rFonts w:ascii="Times New Roman" w:hAnsi="Times New Roman" w:cs="Times New Roman"/>
-          <w:sz w:val="24"/>
-          <w:szCs w:val="24"/>
-        </w:rPr>
-        <w:t xml:space="preserve"> for developing the ML model. </w:t>
+        <w:t xml:space="preserve">o identify the features most critical for developing the ML model. </w:t>
       </w:r>
     </w:p>
     <w:p>
@@ -7114,7 +6232,6 @@
         </w:rPr>
         <w:t xml:space="preserve">gnificant variance in the data. </w:t>
       </w:r>
-      <w:proofErr w:type="gramStart"/>
       <w:r>
         <w:rPr>
           <w:rFonts w:ascii="Times New Roman" w:hAnsi="Times New Roman" w:cs="Times New Roman"/>
@@ -7123,7 +6240,6 @@
         </w:rPr>
         <w:t>In order to</w:t>
       </w:r>
-      <w:proofErr w:type="gramEnd"/>
       <w:r>
         <w:rPr>
           <w:rFonts w:ascii="Times New Roman" w:hAnsi="Times New Roman" w:cs="Times New Roman"/>
@@ -7170,25 +6286,7 @@
           <w:sz w:val="24"/>
           <w:szCs w:val="24"/>
         </w:rPr>
-        <w:t xml:space="preserve">% of the total variance. This threshold provides an effective balance between retaining </w:t>
-      </w:r>
-      <w:proofErr w:type="gramStart"/>
-      <w:r>
-        <w:rPr>
-          <w:rFonts w:ascii="Times New Roman" w:hAnsi="Times New Roman" w:cs="Times New Roman"/>
-          <w:sz w:val="24"/>
-          <w:szCs w:val="24"/>
-        </w:rPr>
-        <w:t>the majority of</w:t>
-      </w:r>
-      <w:proofErr w:type="gramEnd"/>
-      <w:r>
-        <w:rPr>
-          <w:rFonts w:ascii="Times New Roman" w:hAnsi="Times New Roman" w:cs="Times New Roman"/>
-          <w:sz w:val="24"/>
-          <w:szCs w:val="24"/>
-        </w:rPr>
-        <w:t xml:space="preserve"> the data's variability and reducing the dataset's </w:t>
+        <w:t xml:space="preserve">% of the total variance. This threshold provides an effective balance between retaining the majority of the data's variability and reducing the dataset's </w:t>
       </w:r>
       <w:r>
         <w:rPr>
@@ -9205,15 +8303,7 @@
           <w:sz w:val="24"/>
           <w:szCs w:val="24"/>
         </w:rPr>
-        <w:t>I</w:t>
-      </w:r>
-      <w:r>
-        <w:rPr>
-          <w:rFonts w:ascii="Times New Roman" w:hAnsi="Times New Roman" w:cs="Times New Roman"/>
-          <w:sz w:val="24"/>
-          <w:szCs w:val="24"/>
-        </w:rPr>
-        <w:t xml:space="preserve">nformation </w:t>
+        <w:t xml:space="preserve">Information </w:t>
       </w:r>
       <w:r>
         <w:rPr>
@@ -9345,33 +8435,15 @@
           <w:sz w:val="24"/>
           <w:szCs w:val="24"/>
         </w:rPr>
-        <w:t xml:space="preserve">essor (SVR), Lasso, and </w:t>
-      </w:r>
-      <w:proofErr w:type="spellStart"/>
-      <w:r>
-        <w:rPr>
-          <w:rFonts w:ascii="Times New Roman" w:hAnsi="Times New Roman" w:cs="Times New Roman"/>
-          <w:sz w:val="24"/>
-          <w:szCs w:val="24"/>
-        </w:rPr>
-        <w:t>Elastic</w:t>
-      </w:r>
-      <w:r>
-        <w:rPr>
-          <w:rFonts w:ascii="Times New Roman" w:hAnsi="Times New Roman" w:cs="Times New Roman"/>
-          <w:sz w:val="24"/>
-          <w:szCs w:val="24"/>
-        </w:rPr>
-        <w:t>Net</w:t>
-      </w:r>
-      <w:proofErr w:type="spellEnd"/>
-      <w:r>
-        <w:rPr>
-          <w:rFonts w:ascii="Times New Roman" w:hAnsi="Times New Roman" w:cs="Times New Roman"/>
-          <w:sz w:val="24"/>
-          <w:szCs w:val="24"/>
-        </w:rPr>
-        <w:t xml:space="preserve"> algorithms</w:t>
+        <w:t>essor (SVR), Lasso, and Elastic</w:t>
+      </w:r>
+      <w:r>
+        <w:rPr>
+          <w:rFonts w:ascii="Times New Roman" w:hAnsi="Times New Roman" w:cs="Times New Roman"/>
+          <w:sz w:val="24"/>
+          <w:szCs w:val="24"/>
+        </w:rPr>
+        <w:t>Net algorithms</w:t>
       </w:r>
       <w:r>
         <w:rPr>
@@ -9395,25 +8467,7 @@
           <w:sz w:val="24"/>
           <w:szCs w:val="24"/>
         </w:rPr>
-        <w:t xml:space="preserve">Each algorithm underwent hyperparameter optimization using </w:t>
-      </w:r>
-      <w:proofErr w:type="spellStart"/>
-      <w:r>
-        <w:rPr>
-          <w:rFonts w:ascii="Times New Roman" w:hAnsi="Times New Roman" w:cs="Times New Roman"/>
-          <w:sz w:val="24"/>
-          <w:szCs w:val="24"/>
-        </w:rPr>
-        <w:t>GridSearchCV</w:t>
-      </w:r>
-      <w:proofErr w:type="spellEnd"/>
-      <w:r>
-        <w:rPr>
-          <w:rFonts w:ascii="Times New Roman" w:hAnsi="Times New Roman" w:cs="Times New Roman"/>
-          <w:sz w:val="24"/>
-          <w:szCs w:val="24"/>
-        </w:rPr>
-        <w:t xml:space="preserve"> with predefined parameter grids (</w:t>
+        <w:t>Each algorithm underwent hyperparameter optimization using GridSearchCV with predefined parameter grids (</w:t>
       </w:r>
       <w:r>
         <w:rPr>
@@ -9437,15 +8491,95 @@
           <w:sz w:val="24"/>
           <w:szCs w:val="24"/>
         </w:rPr>
-        <w:t>S</w:t>
-      </w:r>
-      <w:r>
-        <w:rPr>
-          <w:rFonts w:ascii="Times New Roman" w:hAnsi="Times New Roman" w:cs="Times New Roman"/>
-          <w:sz w:val="24"/>
-          <w:szCs w:val="24"/>
-        </w:rPr>
-        <w:t>3</w:t>
+        <w:t xml:space="preserve">S3 </w:t>
+      </w:r>
+      <w:r>
+        <w:rPr>
+          <w:rFonts w:ascii="Times New Roman" w:hAnsi="Times New Roman" w:cs="Times New Roman"/>
+          <w:sz w:val="24"/>
+          <w:szCs w:val="24"/>
+        </w:rPr>
+        <w:t xml:space="preserve">in </w:t>
+      </w:r>
+      <w:r>
+        <w:rPr>
+          <w:rFonts w:ascii="Times New Roman" w:hAnsi="Times New Roman" w:cs="Times New Roman"/>
+          <w:sz w:val="24"/>
+          <w:szCs w:val="24"/>
+        </w:rPr>
+        <w:t>Supporting Information</w:t>
+      </w:r>
+      <w:r>
+        <w:rPr>
+          <w:rFonts w:ascii="Times New Roman" w:hAnsi="Times New Roman" w:cs="Times New Roman"/>
+          <w:sz w:val="24"/>
+          <w:szCs w:val="24"/>
+        </w:rPr>
+        <w:t xml:space="preserve">). </w:t>
+      </w:r>
+      <w:r>
+        <w:rPr>
+          <w:rFonts w:ascii="Times New Roman" w:hAnsi="Times New Roman" w:cs="Times New Roman"/>
+          <w:sz w:val="24"/>
+          <w:szCs w:val="24"/>
+        </w:rPr>
+        <w:t xml:space="preserve">To leverage the fixed validation set for hyperparameters selection while maintaining proper data separation, the training and validation sets were temporarily combined for GridSearchCV, with a custom cross-validation split that designated training samples as the training fold and the validation samples as the validation fold. This ensured that </w:t>
+      </w:r>
+      <w:r>
+        <w:rPr>
+          <w:rFonts w:ascii="Times New Roman" w:hAnsi="Times New Roman" w:cs="Times New Roman"/>
+          <w:sz w:val="24"/>
+          <w:szCs w:val="24"/>
+        </w:rPr>
+        <w:t>hyperparameter</w:t>
+      </w:r>
+      <w:r>
+        <w:rPr>
+          <w:rFonts w:ascii="Times New Roman" w:hAnsi="Times New Roman" w:cs="Times New Roman"/>
+          <w:sz w:val="24"/>
+          <w:szCs w:val="24"/>
+        </w:rPr>
+        <w:t xml:space="preserve"> selection was based on performance of the fixed validation set. After identifying the optimal hyperparameters, each base model was retrained exclusively on the training set to prevent data leakage. For</w:t>
+      </w:r>
+      <w:r>
+        <w:rPr>
+          <w:rFonts w:ascii="Times New Roman" w:hAnsi="Times New Roman" w:cs="Times New Roman"/>
+          <w:sz w:val="24"/>
+          <w:szCs w:val="24"/>
+        </w:rPr>
+        <w:t xml:space="preserve"> the tree-based models</w:t>
+      </w:r>
+      <w:r>
+        <w:rPr>
+          <w:rFonts w:ascii="Times New Roman" w:hAnsi="Times New Roman" w:cs="Times New Roman"/>
+          <w:sz w:val="24"/>
+          <w:szCs w:val="24"/>
+        </w:rPr>
+        <w:t xml:space="preserve"> (GBR and RF), the number of base estimators was also tuned, testing values starting </w:t>
+      </w:r>
+      <w:r>
+        <w:rPr>
+          <w:rFonts w:ascii="Times New Roman" w:hAnsi="Times New Roman" w:cs="Times New Roman"/>
+          <w:sz w:val="24"/>
+          <w:szCs w:val="24"/>
+        </w:rPr>
+        <w:t xml:space="preserve">from 1, 10, 50, 100, and then incrementing by 100 up to 1000, </w:t>
+      </w:r>
+      <w:r>
+        <w:rPr>
+          <w:rFonts w:ascii="Times New Roman" w:hAnsi="Times New Roman" w:cs="Times New Roman"/>
+          <w:sz w:val="24"/>
+          <w:szCs w:val="24"/>
+        </w:rPr>
+        <w:t>to determine the optimal number of estimators</w:t>
+      </w:r>
+      <w:r>
+        <w:rPr>
+          <w:rFonts w:ascii="Times New Roman" w:hAnsi="Times New Roman" w:cs="Times New Roman"/>
+          <w:sz w:val="24"/>
+          <w:szCs w:val="24"/>
+        </w:rPr>
+        <w:t>.</w:t>
       </w:r>
       <w:r>
         <w:rPr>
@@ -9461,157 +8595,7 @@
           <w:sz w:val="24"/>
           <w:szCs w:val="24"/>
         </w:rPr>
-        <w:t xml:space="preserve">in </w:t>
-      </w:r>
-      <w:r>
-        <w:rPr>
-          <w:rFonts w:ascii="Times New Roman" w:hAnsi="Times New Roman" w:cs="Times New Roman"/>
-          <w:sz w:val="24"/>
-          <w:szCs w:val="24"/>
-        </w:rPr>
-        <w:t>Supporting Information</w:t>
-      </w:r>
-      <w:r>
-        <w:rPr>
-          <w:rFonts w:ascii="Times New Roman" w:hAnsi="Times New Roman" w:cs="Times New Roman"/>
-          <w:sz w:val="24"/>
-          <w:szCs w:val="24"/>
-        </w:rPr>
-        <w:t xml:space="preserve">). </w:t>
-      </w:r>
-      <w:r>
-        <w:rPr>
-          <w:rFonts w:ascii="Times New Roman" w:hAnsi="Times New Roman" w:cs="Times New Roman"/>
-          <w:sz w:val="24"/>
-          <w:szCs w:val="24"/>
-        </w:rPr>
-        <w:t xml:space="preserve">To leverage the fixed validation set for hyperparameters selection while maintaining proper data separation, the training and validation sets were temporarily combined for </w:t>
-      </w:r>
-      <w:proofErr w:type="spellStart"/>
-      <w:r>
-        <w:rPr>
-          <w:rFonts w:ascii="Times New Roman" w:hAnsi="Times New Roman" w:cs="Times New Roman"/>
-          <w:sz w:val="24"/>
-          <w:szCs w:val="24"/>
-        </w:rPr>
-        <w:t>GridSearchCV</w:t>
-      </w:r>
-      <w:proofErr w:type="spellEnd"/>
-      <w:r>
-        <w:rPr>
-          <w:rFonts w:ascii="Times New Roman" w:hAnsi="Times New Roman" w:cs="Times New Roman"/>
-          <w:sz w:val="24"/>
-          <w:szCs w:val="24"/>
-        </w:rPr>
-        <w:t xml:space="preserve">, with a custom cross-validation split that designated training samples as the training fold and the validation samples as the validation fold. This ensured that </w:t>
-      </w:r>
-      <w:r>
-        <w:rPr>
-          <w:rFonts w:ascii="Times New Roman" w:hAnsi="Times New Roman" w:cs="Times New Roman"/>
-          <w:sz w:val="24"/>
-          <w:szCs w:val="24"/>
-        </w:rPr>
-        <w:t>hyperparameter</w:t>
-      </w:r>
-      <w:r>
-        <w:rPr>
-          <w:rFonts w:ascii="Times New Roman" w:hAnsi="Times New Roman" w:cs="Times New Roman"/>
-          <w:sz w:val="24"/>
-          <w:szCs w:val="24"/>
-        </w:rPr>
-        <w:t xml:space="preserve"> selection was based on performance of the fixed validation set. After identifying the optimal hyperparameters, each base model was retrained exclusively on the training set to prevent data leakage. For</w:t>
-      </w:r>
-      <w:r>
-        <w:rPr>
-          <w:rFonts w:ascii="Times New Roman" w:hAnsi="Times New Roman" w:cs="Times New Roman"/>
-          <w:sz w:val="24"/>
-          <w:szCs w:val="24"/>
-        </w:rPr>
-        <w:t xml:space="preserve"> the </w:t>
-      </w:r>
-      <w:proofErr w:type="gramStart"/>
-      <w:r>
-        <w:rPr>
-          <w:rFonts w:ascii="Times New Roman" w:hAnsi="Times New Roman" w:cs="Times New Roman"/>
-          <w:sz w:val="24"/>
-          <w:szCs w:val="24"/>
-        </w:rPr>
-        <w:t>tree</w:t>
-      </w:r>
-      <w:proofErr w:type="gramEnd"/>
-      <w:r>
-        <w:rPr>
-          <w:rFonts w:ascii="Times New Roman" w:hAnsi="Times New Roman" w:cs="Times New Roman"/>
-          <w:sz w:val="24"/>
-          <w:szCs w:val="24"/>
-        </w:rPr>
-        <w:t>-based models</w:t>
-      </w:r>
-      <w:r>
-        <w:rPr>
-          <w:rFonts w:ascii="Times New Roman" w:hAnsi="Times New Roman" w:cs="Times New Roman"/>
-          <w:sz w:val="24"/>
-          <w:szCs w:val="24"/>
-        </w:rPr>
-        <w:t xml:space="preserve"> (GBR and RF), the number of base estimators was also tuned, testing values starting </w:t>
-      </w:r>
-      <w:r>
-        <w:rPr>
-          <w:rFonts w:ascii="Times New Roman" w:hAnsi="Times New Roman" w:cs="Times New Roman"/>
-          <w:sz w:val="24"/>
-          <w:szCs w:val="24"/>
-        </w:rPr>
-        <w:t xml:space="preserve">from 1, 10, 50, 100, and then incrementing by 100 up to 1000, </w:t>
-      </w:r>
-      <w:r>
-        <w:rPr>
-          <w:rFonts w:ascii="Times New Roman" w:hAnsi="Times New Roman" w:cs="Times New Roman"/>
-          <w:sz w:val="24"/>
-          <w:szCs w:val="24"/>
-        </w:rPr>
-        <w:t>to determine the optimal number of estimators</w:t>
-      </w:r>
-      <w:r>
-        <w:rPr>
-          <w:rFonts w:ascii="Times New Roman" w:hAnsi="Times New Roman" w:cs="Times New Roman"/>
-          <w:sz w:val="24"/>
-          <w:szCs w:val="24"/>
-        </w:rPr>
-        <w:t>.</w:t>
-      </w:r>
-      <w:r>
-        <w:rPr>
-          <w:rFonts w:ascii="Times New Roman" w:hAnsi="Times New Roman" w:cs="Times New Roman"/>
-          <w:sz w:val="24"/>
-          <w:szCs w:val="24"/>
-        </w:rPr>
-        <w:t xml:space="preserve"> </w:t>
-      </w:r>
-      <w:r>
-        <w:rPr>
-          <w:rFonts w:ascii="Times New Roman" w:hAnsi="Times New Roman" w:cs="Times New Roman"/>
-          <w:sz w:val="24"/>
-          <w:szCs w:val="24"/>
-        </w:rPr>
-        <w:t xml:space="preserve">The remaining hyperparameters (e.g., learning rate, max depth, regularization strength) were tuned via </w:t>
-      </w:r>
-      <w:proofErr w:type="spellStart"/>
-      <w:r>
-        <w:rPr>
-          <w:rFonts w:ascii="Times New Roman" w:hAnsi="Times New Roman" w:cs="Times New Roman"/>
-          <w:sz w:val="24"/>
-          <w:szCs w:val="24"/>
-        </w:rPr>
-        <w:t>GridSearchCV</w:t>
-      </w:r>
-      <w:proofErr w:type="spellEnd"/>
-      <w:r>
-        <w:rPr>
-          <w:rFonts w:ascii="Times New Roman" w:hAnsi="Times New Roman" w:cs="Times New Roman"/>
-          <w:sz w:val="24"/>
-          <w:szCs w:val="24"/>
-        </w:rPr>
-        <w:t xml:space="preserve">. The trained base models then generated predictions on all three data partitions (training, validation, and test sets), creating the meta features for the second layer of the ensemble. All five base models were used to construct the ensemble. </w:t>
+        <w:t xml:space="preserve">The remaining hyperparameters (e.g., learning rate, max depth, regularization strength) were tuned via GridSearchCV. The trained base models then generated predictions on all three data partitions (training, validation, and test sets), creating the meta features for the second layer of the ensemble. All five base models were used to construct the ensemble. </w:t>
       </w:r>
       <w:r>
         <w:rPr>
@@ -9721,7 +8705,6 @@
         </w:rPr>
         <w:t xml:space="preserve">, while the validation and test </w:t>
       </w:r>
-      <w:proofErr w:type="gramStart"/>
       <w:r>
         <w:rPr>
           <w:rFonts w:ascii="Times New Roman" w:hAnsi="Times New Roman" w:cs="Times New Roman"/>
@@ -9730,7 +8713,6 @@
         </w:rPr>
         <w:t>sets</w:t>
       </w:r>
-      <w:proofErr w:type="gramEnd"/>
       <w:r>
         <w:rPr>
           <w:rFonts w:ascii="Times New Roman" w:hAnsi="Times New Roman" w:cs="Times New Roman"/>
@@ -9772,18 +8754,8 @@
           <w:sz w:val="24"/>
           <w:szCs w:val="24"/>
         </w:rPr>
-        <w:t xml:space="preserve">and the </w:t>
-      </w:r>
-      <w:proofErr w:type="gramStart"/>
-      <w:r>
-        <w:rPr>
-          <w:rFonts w:ascii="Times New Roman" w:hAnsi="Times New Roman" w:cs="Times New Roman"/>
-          <w:sz w:val="24"/>
-          <w:szCs w:val="24"/>
-        </w:rPr>
-        <w:t>ensemble as a whole</w:t>
-      </w:r>
-      <w:proofErr w:type="gramEnd"/>
+        <w:t>and the ensemble as a whole</w:t>
+      </w:r>
       <w:r>
         <w:rPr>
           <w:rFonts w:ascii="Times New Roman" w:hAnsi="Times New Roman" w:cs="Times New Roman"/>
@@ -11858,25 +10830,7 @@
           <w:sz w:val="24"/>
           <w:szCs w:val="24"/>
         </w:rPr>
-        <w:t xml:space="preserve">). Using these predefined ranges, then we generated all possible combinations of feature values. For each combination, the input data was scaled using a pre-trained </w:t>
-      </w:r>
-      <w:proofErr w:type="gramStart"/>
-      <w:r>
-        <w:rPr>
-          <w:rFonts w:ascii="Times New Roman" w:hAnsi="Times New Roman" w:cs="Times New Roman"/>
-          <w:sz w:val="24"/>
-          <w:szCs w:val="24"/>
-        </w:rPr>
-        <w:t>scaler, and</w:t>
-      </w:r>
-      <w:proofErr w:type="gramEnd"/>
-      <w:r>
-        <w:rPr>
-          <w:rFonts w:ascii="Times New Roman" w:hAnsi="Times New Roman" w:cs="Times New Roman"/>
-          <w:sz w:val="24"/>
-          <w:szCs w:val="24"/>
-        </w:rPr>
-        <w:t xml:space="preserve"> then fed into the</w:t>
+        <w:t>). Using these predefined ranges, then we generated all possible combinations of feature values. For each combination, the input data was scaled using a pre-trained scaler, and then fed into the</w:t>
       </w:r>
       <w:r>
         <w:rPr>
@@ -12352,27 +11306,7 @@
                 <w:sz w:val="16"/>
                 <w:szCs w:val="16"/>
               </w:rPr>
-              <w:t>Lignin (</w:t>
-            </w:r>
-            <w:proofErr w:type="spellStart"/>
-            <w:r>
-              <w:rPr>
-                <w:rFonts w:ascii="Times New Roman" w:hAnsi="Times New Roman" w:cs="Times New Roman"/>
-                <w:b/>
-                <w:sz w:val="16"/>
-                <w:szCs w:val="16"/>
-              </w:rPr>
-              <w:t>wt</w:t>
-            </w:r>
-            <w:proofErr w:type="spellEnd"/>
-            <w:r>
-              <w:rPr>
-                <w:rFonts w:ascii="Times New Roman" w:hAnsi="Times New Roman" w:cs="Times New Roman"/>
-                <w:b/>
-                <w:sz w:val="16"/>
-                <w:szCs w:val="16"/>
-              </w:rPr>
-              <w:t>%)</w:t>
+              <w:t>Lignin (wt%)</w:t>
             </w:r>
           </w:p>
         </w:tc>
@@ -12623,27 +11557,7 @@
                 <w:sz w:val="16"/>
                 <w:szCs w:val="16"/>
               </w:rPr>
-              <w:t>Co-polyol (</w:t>
-            </w:r>
-            <w:proofErr w:type="spellStart"/>
-            <w:r>
-              <w:rPr>
-                <w:rFonts w:ascii="Times New Roman" w:hAnsi="Times New Roman" w:cs="Times New Roman"/>
-                <w:b/>
-                <w:sz w:val="16"/>
-                <w:szCs w:val="16"/>
-              </w:rPr>
-              <w:t>wt</w:t>
-            </w:r>
-            <w:proofErr w:type="spellEnd"/>
-            <w:r>
-              <w:rPr>
-                <w:rFonts w:ascii="Times New Roman" w:hAnsi="Times New Roman" w:cs="Times New Roman"/>
-                <w:b/>
-                <w:sz w:val="16"/>
-                <w:szCs w:val="16"/>
-              </w:rPr>
-              <w:t>%)</w:t>
+              <w:t>Co-polyol (wt%)</w:t>
             </w:r>
           </w:p>
         </w:tc>
@@ -12736,7 +11650,6 @@
               </w:rPr>
               <w:t>Isocyanate (</w:t>
             </w:r>
-            <w:proofErr w:type="spellStart"/>
             <w:r>
               <w:rPr>
                 <w:rFonts w:ascii="Times New Roman" w:hAnsi="Times New Roman" w:cs="Times New Roman"/>
@@ -12744,17 +11657,7 @@
                 <w:sz w:val="16"/>
                 <w:szCs w:val="16"/>
               </w:rPr>
-              <w:t>wt</w:t>
-            </w:r>
-            <w:proofErr w:type="spellEnd"/>
-            <w:r>
-              <w:rPr>
-                <w:rFonts w:ascii="Times New Roman" w:hAnsi="Times New Roman" w:cs="Times New Roman"/>
-                <w:b/>
-                <w:sz w:val="16"/>
-                <w:szCs w:val="16"/>
-              </w:rPr>
-              <w:t xml:space="preserve">% </w:t>
+              <w:t xml:space="preserve">wt% </w:t>
             </w:r>
           </w:p>
         </w:tc>
@@ -13081,23 +11984,13 @@
         </w:rPr>
         <w:t xml:space="preserve">, </w:t>
       </w:r>
-      <w:proofErr w:type="spellStart"/>
-      <w:r>
-        <w:rPr>
-          <w:rFonts w:ascii="Times New Roman" w:hAnsi="Times New Roman" w:cs="Times New Roman"/>
-          <w:sz w:val="24"/>
-          <w:szCs w:val="24"/>
-        </w:rPr>
-        <w:t>plotly</w:t>
-      </w:r>
-      <w:proofErr w:type="spellEnd"/>
-      <w:r>
-        <w:rPr>
-          <w:rFonts w:ascii="Times New Roman" w:hAnsi="Times New Roman" w:cs="Times New Roman"/>
-          <w:sz w:val="24"/>
-          <w:szCs w:val="24"/>
-        </w:rPr>
-        <w:t>) failed to render the parallel coordinates plot, our chosen method for visualizing the relationships between synthesis parameters</w:t>
+      <w:r>
+        <w:rPr>
+          <w:rFonts w:ascii="Times New Roman" w:hAnsi="Times New Roman" w:cs="Times New Roman"/>
+          <w:sz w:val="24"/>
+          <w:szCs w:val="24"/>
+        </w:rPr>
+        <w:t>plotly) failed to render the parallel coordinates plot, our chosen method for visualizing the relationships between synthesis parameters</w:t>
       </w:r>
       <w:r>
         <w:rPr>
@@ -13659,27 +12552,7 @@
                 <w:sz w:val="16"/>
                 <w:szCs w:val="16"/>
               </w:rPr>
-              <w:t>Lignin (</w:t>
-            </w:r>
-            <w:proofErr w:type="spellStart"/>
-            <w:r>
-              <w:rPr>
-                <w:rFonts w:ascii="Times New Roman" w:hAnsi="Times New Roman" w:cs="Times New Roman"/>
-                <w:b/>
-                <w:sz w:val="16"/>
-                <w:szCs w:val="16"/>
-              </w:rPr>
-              <w:t>wt</w:t>
-            </w:r>
-            <w:proofErr w:type="spellEnd"/>
-            <w:r>
-              <w:rPr>
-                <w:rFonts w:ascii="Times New Roman" w:hAnsi="Times New Roman" w:cs="Times New Roman"/>
-                <w:b/>
-                <w:sz w:val="16"/>
-                <w:szCs w:val="16"/>
-              </w:rPr>
-              <w:t>%)</w:t>
+              <w:t>Lignin (wt%)</w:t>
             </w:r>
           </w:p>
         </w:tc>
@@ -13839,27 +12712,7 @@
                 <w:sz w:val="16"/>
                 <w:szCs w:val="16"/>
               </w:rPr>
-              <w:t>Co-polyol (</w:t>
-            </w:r>
-            <w:proofErr w:type="spellStart"/>
-            <w:r>
-              <w:rPr>
-                <w:rFonts w:ascii="Times New Roman" w:hAnsi="Times New Roman" w:cs="Times New Roman"/>
-                <w:b/>
-                <w:sz w:val="16"/>
-                <w:szCs w:val="16"/>
-              </w:rPr>
-              <w:t>wt</w:t>
-            </w:r>
-            <w:proofErr w:type="spellEnd"/>
-            <w:r>
-              <w:rPr>
-                <w:rFonts w:ascii="Times New Roman" w:hAnsi="Times New Roman" w:cs="Times New Roman"/>
-                <w:b/>
-                <w:sz w:val="16"/>
-                <w:szCs w:val="16"/>
-              </w:rPr>
-              <w:t>%)</w:t>
+              <w:t>Co-polyol (wt%)</w:t>
             </w:r>
           </w:p>
         </w:tc>
@@ -13930,18 +12783,8 @@
                 <w:sz w:val="16"/>
                 <w:szCs w:val="16"/>
               </w:rPr>
-              <w:t xml:space="preserve"> (</w:t>
+              <w:t xml:space="preserve"> (wt</w:t>
             </w:r>
-            <w:proofErr w:type="spellStart"/>
-            <w:r>
-              <w:rPr>
-                <w:rFonts w:ascii="Times New Roman" w:hAnsi="Times New Roman" w:cs="Times New Roman"/>
-                <w:sz w:val="16"/>
-                <w:szCs w:val="16"/>
-              </w:rPr>
-              <w:t>wt</w:t>
-            </w:r>
-            <w:proofErr w:type="spellEnd"/>
             <w:r>
               <w:rPr>
                 <w:rFonts w:ascii="Times New Roman" w:hAnsi="Times New Roman" w:cs="Times New Roman"/>
@@ -13997,7 +12840,6 @@
               </w:rPr>
               <w:t>Isocyanate(</w:t>
             </w:r>
-            <w:proofErr w:type="spellStart"/>
             <w:r>
               <w:rPr>
                 <w:rFonts w:ascii="Times New Roman" w:hAnsi="Times New Roman" w:cs="Times New Roman"/>
@@ -14005,17 +12847,7 @@
                 <w:sz w:val="16"/>
                 <w:szCs w:val="16"/>
               </w:rPr>
-              <w:t>wt</w:t>
-            </w:r>
-            <w:proofErr w:type="spellEnd"/>
-            <w:r>
-              <w:rPr>
-                <w:rFonts w:ascii="Times New Roman" w:hAnsi="Times New Roman" w:cs="Times New Roman"/>
-                <w:b/>
-                <w:sz w:val="16"/>
-                <w:szCs w:val="16"/>
-              </w:rPr>
-              <w:t>%</w:t>
+              <w:t>wt%</w:t>
             </w:r>
             <w:r>
               <w:rPr>
@@ -14574,21 +13406,7 @@
         <w:rPr>
           <w:i/>
         </w:rPr>
-        <w:t>Lignin (</w:t>
-      </w:r>
-      <w:proofErr w:type="spellStart"/>
-      <w:r>
-        <w:rPr>
-          <w:i/>
-        </w:rPr>
-        <w:t>wt</w:t>
-      </w:r>
-      <w:proofErr w:type="spellEnd"/>
-      <w:r>
-        <w:rPr>
-          <w:i/>
-        </w:rPr>
-        <w:t>%)</w:t>
+        <w:t>Lignin (wt%)</w:t>
       </w:r>
       <w:r>
         <w:t xml:space="preserve"> exhibits the strongest positive correlation with T</w:t>
@@ -14678,23 +13496,7 @@
           <w:i/>
           <w:iCs/>
         </w:rPr>
-        <w:t>Co-polyol (</w:t>
-      </w:r>
-      <w:proofErr w:type="spellStart"/>
-      <w:r>
-        <w:rPr>
-          <w:i/>
-          <w:iCs/>
-        </w:rPr>
-        <w:t>wt</w:t>
-      </w:r>
-      <w:proofErr w:type="spellEnd"/>
-      <w:r>
-        <w:rPr>
-          <w:i/>
-          <w:iCs/>
-        </w:rPr>
-        <w:t>%)</w:t>
+        <w:t>Co-polyol (wt%)</w:t>
       </w:r>
       <w:r>
         <w:t xml:space="preserve"> demonstrates the most substantial negative correlation with T</w:t>
@@ -14770,23 +13572,7 @@
           <w:i/>
           <w:iCs/>
         </w:rPr>
-        <w:t>Isocyanate (</w:t>
-      </w:r>
-      <w:proofErr w:type="spellStart"/>
-      <w:r>
-        <w:rPr>
-          <w:i/>
-          <w:iCs/>
-        </w:rPr>
-        <w:t>wt</w:t>
-      </w:r>
-      <w:proofErr w:type="spellEnd"/>
-      <w:r>
-        <w:rPr>
-          <w:i/>
-          <w:iCs/>
-        </w:rPr>
-        <w:t>%)</w:t>
+        <w:t>Isocyanate (wt%)</w:t>
       </w:r>
       <w:r>
         <w:rPr>
@@ -14875,178 +13661,124 @@
         <w:jc w:val="both"/>
       </w:pPr>
       <w:r>
-        <w:t xml:space="preserve">Examining correlations with swelling ratios uncovers a different pattern. The co-polyol </w:t>
-      </w:r>
-      <w:proofErr w:type="gramStart"/>
-      <w:r>
-        <w:t>feature</w:t>
-      </w:r>
-      <w:proofErr w:type="gramEnd"/>
-      <w:r>
-        <w:t xml:space="preserve"> </w:t>
+        <w:t xml:space="preserve">Examining correlations with swelling ratios uncovers a different pattern. The co-polyol feature </w:t>
       </w:r>
       <w:r>
         <w:rPr>
           <w:i/>
           <w:iCs/>
         </w:rPr>
-        <w:t>Co-polyol (</w:t>
-      </w:r>
-      <w:proofErr w:type="spellStart"/>
+        <w:t>Co-polyol (wt%)</w:t>
+      </w:r>
+      <w:r>
+        <w:t xml:space="preserve"> displays the strongest positive correlation, followed by its type </w:t>
+      </w:r>
       <w:r>
         <w:rPr>
           <w:i/>
           <w:iCs/>
         </w:rPr>
-        <w:t>wt</w:t>
-      </w:r>
-      <w:proofErr w:type="spellEnd"/>
+        <w:t>Co-polyol Type (PTHF)</w:t>
+      </w:r>
+      <w:r>
+        <w:t>.</w:t>
+      </w:r>
+      <w:r>
+        <w:t xml:space="preserve"> The strong positive correlation between </w:t>
+      </w:r>
       <w:r>
         <w:rPr>
           <w:i/>
           <w:iCs/>
         </w:rPr>
-        <w:t>%)</w:t>
-      </w:r>
-      <w:r>
-        <w:t xml:space="preserve"> displays the strongest positive correlation, followed by its type </w:t>
+        <w:t>C</w:t>
       </w:r>
       <w:r>
         <w:rPr>
           <w:i/>
           <w:iCs/>
         </w:rPr>
-        <w:t>Co-polyol Type (PTHF)</w:t>
-      </w:r>
-      <w:r>
-        <w:t>.</w:t>
-      </w:r>
-      <w:r>
-        <w:t xml:space="preserve"> The strong positive correlation between </w:t>
+        <w:t>o-polyol (wt%)</w:t>
+      </w:r>
+      <w:r>
+        <w:t xml:space="preserve"> and </w:t>
       </w:r>
       <w:r>
         <w:rPr>
           <w:i/>
           <w:iCs/>
         </w:rPr>
-        <w:t>C</w:t>
+        <w:t xml:space="preserve">Swelling </w:t>
       </w:r>
       <w:r>
         <w:rPr>
           <w:i/>
           <w:iCs/>
         </w:rPr>
-        <w:t>o-polyol (</w:t>
-      </w:r>
-      <w:proofErr w:type="spellStart"/>
+        <w:t>ratio</w:t>
+      </w:r>
+      <w:r>
+        <w:t xml:space="preserve"> suggests that as the co-polyol content increases, the swelling ratio also increases. </w:t>
+      </w:r>
+      <w:r>
+        <w:t xml:space="preserve">As </w:t>
+      </w:r>
+      <w:r>
+        <w:t xml:space="preserve">the </w:t>
+      </w:r>
+      <w:r>
+        <w:t>co-polyol content increases</w:t>
+      </w:r>
+      <w:r>
+        <w:t>, the amount of multifunctional lignin decreases. By consequence</w:t>
+      </w:r>
+      <w:r>
+        <w:t xml:space="preserve">, the lignin-PU network becomes </w:t>
+      </w:r>
+      <w:r>
+        <w:t>less rigid and more flexible</w:t>
+      </w:r>
+      <w:r>
+        <w:t xml:space="preserve">, reducing </w:t>
+      </w:r>
+      <w:r>
+        <w:t>crosslink density</w:t>
+      </w:r>
+      <w:r>
+        <w:t xml:space="preserve">, increasing </w:t>
+      </w:r>
+      <w:r>
+        <w:t>free volume</w:t>
+      </w:r>
+      <w:r>
+        <w:t xml:space="preserve">, and improving </w:t>
+      </w:r>
+      <w:r>
+        <w:t>THF</w:t>
+      </w:r>
+      <w:r>
+        <w:t xml:space="preserve"> (solvent for swelling studies)</w:t>
+      </w:r>
+      <w:r>
+        <w:t xml:space="preserve"> affinity</w:t>
+      </w:r>
+      <w:r>
+        <w:t xml:space="preserve">—all of which contribute to a </w:t>
+      </w:r>
+      <w:r>
+        <w:t>higher swelling ratio</w:t>
+      </w:r>
+      <w:r>
+        <w:t>.</w:t>
+      </w:r>
+      <w:r>
+        <w:t xml:space="preserve">  </w:t>
+      </w:r>
       <w:r>
         <w:rPr>
           <w:i/>
-          <w:iCs/>
-        </w:rPr>
-        <w:t>wt</w:t>
-      </w:r>
-      <w:proofErr w:type="spellEnd"/>
-      <w:r>
-        <w:rPr>
-          <w:i/>
-          <w:iCs/>
-        </w:rPr>
-        <w:t>%)</w:t>
-      </w:r>
-      <w:r>
-        <w:t xml:space="preserve"> and </w:t>
-      </w:r>
-      <w:r>
-        <w:rPr>
-          <w:i/>
-          <w:iCs/>
-        </w:rPr>
-        <w:t xml:space="preserve">Swelling </w:t>
-      </w:r>
-      <w:r>
-        <w:rPr>
-          <w:i/>
-          <w:iCs/>
-        </w:rPr>
-        <w:t>ratio</w:t>
-      </w:r>
-      <w:r>
-        <w:t xml:space="preserve"> suggests that as the co-polyol content increases, the swelling ratio also increases. </w:t>
-      </w:r>
-      <w:r>
-        <w:t xml:space="preserve">As </w:t>
-      </w:r>
-      <w:r>
-        <w:t xml:space="preserve">the </w:t>
-      </w:r>
-      <w:r>
-        <w:t>co-polyol content increases</w:t>
-      </w:r>
-      <w:r>
-        <w:t>, the amount of multifunctional lignin decreases. By consequence</w:t>
-      </w:r>
-      <w:r>
-        <w:t xml:space="preserve">, the lignin-PU network becomes </w:t>
-      </w:r>
-      <w:r>
-        <w:t>less rigid and more flexible</w:t>
-      </w:r>
-      <w:r>
-        <w:t xml:space="preserve">, reducing </w:t>
-      </w:r>
-      <w:r>
-        <w:t>crosslink density</w:t>
-      </w:r>
-      <w:r>
-        <w:t xml:space="preserve">, increasing </w:t>
-      </w:r>
-      <w:r>
-        <w:t>free volume</w:t>
-      </w:r>
-      <w:r>
-        <w:t xml:space="preserve">, and improving </w:t>
-      </w:r>
-      <w:r>
-        <w:t>THF</w:t>
-      </w:r>
-      <w:r>
-        <w:t xml:space="preserve"> (solvent for swelling studies)</w:t>
-      </w:r>
-      <w:r>
-        <w:t xml:space="preserve"> affinity</w:t>
-      </w:r>
-      <w:r>
-        <w:t xml:space="preserve">—all of which contribute to a </w:t>
-      </w:r>
-      <w:r>
-        <w:t>higher swelling ratio</w:t>
-      </w:r>
-      <w:r>
-        <w:t>.</w:t>
-      </w:r>
-      <w:r>
-        <w:t xml:space="preserve">  </w:t>
-      </w:r>
-      <w:r>
-        <w:rPr>
-          <w:i/>
-        </w:rPr>
-        <w:t>Isocyanate (</w:t>
-      </w:r>
-      <w:proofErr w:type="spellStart"/>
-      <w:r>
-        <w:rPr>
-          <w:i/>
-        </w:rPr>
-        <w:t>wt</w:t>
-      </w:r>
-      <w:proofErr w:type="spellEnd"/>
-      <w:r>
-        <w:rPr>
-          <w:i/>
-        </w:rPr>
-        <w:t>%)</w:t>
+        </w:rPr>
+        <w:t>Isocyanate (wt%)</w:t>
       </w:r>
       <w:r>
         <w:t xml:space="preserve"> </w:t>
@@ -15264,43 +13996,7 @@
           <w:sz w:val="24"/>
           <w:szCs w:val="24"/>
         </w:rPr>
-        <w:t xml:space="preserve">which used </w:t>
-      </w:r>
-      <w:proofErr w:type="spellStart"/>
-      <w:r>
-        <w:rPr>
-          <w:rFonts w:ascii="Times New Roman" w:hAnsi="Times New Roman" w:cs="Times New Roman"/>
-          <w:sz w:val="24"/>
-          <w:szCs w:val="24"/>
-        </w:rPr>
-        <w:t>HDIt</w:t>
-      </w:r>
-      <w:proofErr w:type="spellEnd"/>
-      <w:r>
-        <w:rPr>
-          <w:rFonts w:ascii="Times New Roman" w:hAnsi="Times New Roman" w:cs="Times New Roman"/>
-          <w:sz w:val="24"/>
-          <w:szCs w:val="24"/>
-        </w:rPr>
-        <w:t xml:space="preserve"> within its synthesis formulation, the distinct bimodal clustering of data points shows that low lignin content (10-20 </w:t>
-      </w:r>
-      <w:proofErr w:type="spellStart"/>
-      <w:r>
-        <w:rPr>
-          <w:rFonts w:ascii="Times New Roman" w:hAnsi="Times New Roman" w:cs="Times New Roman"/>
-          <w:sz w:val="24"/>
-          <w:szCs w:val="24"/>
-        </w:rPr>
-        <w:t>wt</w:t>
-      </w:r>
-      <w:proofErr w:type="spellEnd"/>
-      <w:r>
-        <w:rPr>
-          <w:rFonts w:ascii="Times New Roman" w:hAnsi="Times New Roman" w:cs="Times New Roman"/>
-          <w:sz w:val="24"/>
-          <w:szCs w:val="24"/>
-        </w:rPr>
-        <w:t>%) correlates with low T</w:t>
+        <w:t>which used HDIt within its synthesis formulation, the distinct bimodal clustering of data points shows that low lignin content (10-20 wt%) correlates with low T</w:t>
       </w:r>
       <w:r>
         <w:rPr>
@@ -15317,25 +14013,7 @@
           <w:sz w:val="24"/>
           <w:szCs w:val="24"/>
         </w:rPr>
-        <w:t xml:space="preserve"> and increased swelling ratio. Higher lignin content (30-40 </w:t>
-      </w:r>
-      <w:proofErr w:type="spellStart"/>
-      <w:r>
-        <w:rPr>
-          <w:rFonts w:ascii="Times New Roman" w:hAnsi="Times New Roman" w:cs="Times New Roman"/>
-          <w:sz w:val="24"/>
-          <w:szCs w:val="24"/>
-        </w:rPr>
-        <w:t>wt</w:t>
-      </w:r>
-      <w:proofErr w:type="spellEnd"/>
-      <w:r>
-        <w:rPr>
-          <w:rFonts w:ascii="Times New Roman" w:hAnsi="Times New Roman" w:cs="Times New Roman"/>
-          <w:sz w:val="24"/>
-          <w:szCs w:val="24"/>
-        </w:rPr>
-        <w:t>%), highlighted by green and blue dots, generally shows increased T</w:t>
+        <w:t xml:space="preserve"> and increased swelling ratio. Higher lignin content (30-40 wt%), highlighted by green and blue dots, generally shows increased T</w:t>
       </w:r>
       <w:r>
         <w:rPr>
@@ -15369,25 +14047,7 @@
           <w:sz w:val="24"/>
           <w:szCs w:val="24"/>
         </w:rPr>
-        <w:t xml:space="preserve"> regions, particularly for lignin 30 </w:t>
-      </w:r>
-      <w:proofErr w:type="spellStart"/>
-      <w:r>
-        <w:rPr>
-          <w:rFonts w:ascii="Times New Roman" w:hAnsi="Times New Roman" w:cs="Times New Roman"/>
-          <w:sz w:val="24"/>
-          <w:szCs w:val="24"/>
-        </w:rPr>
-        <w:t>wt</w:t>
-      </w:r>
-      <w:proofErr w:type="spellEnd"/>
-      <w:r>
-        <w:rPr>
-          <w:rFonts w:ascii="Times New Roman" w:hAnsi="Times New Roman" w:cs="Times New Roman"/>
-          <w:sz w:val="24"/>
-          <w:szCs w:val="24"/>
-        </w:rPr>
-        <w:t xml:space="preserve">%. </w:t>
+        <w:t xml:space="preserve"> regions, particularly for lignin 30 wt%. </w:t>
       </w:r>
       <w:r>
         <w:rPr>
@@ -15993,43 +14653,7 @@
           <w:sz w:val="24"/>
           <w:szCs w:val="24"/>
         </w:rPr>
-        <w:t xml:space="preserve">(C) shows the HDI dataset, where the bimodal distribution remains evident but with different clustering characteristics than </w:t>
-      </w:r>
-      <w:proofErr w:type="spellStart"/>
-      <w:r>
-        <w:rPr>
-          <w:rFonts w:ascii="Times New Roman" w:hAnsi="Times New Roman" w:cs="Times New Roman"/>
-          <w:sz w:val="24"/>
-          <w:szCs w:val="24"/>
-        </w:rPr>
-        <w:t>HDIt</w:t>
-      </w:r>
-      <w:proofErr w:type="spellEnd"/>
-      <w:r>
-        <w:rPr>
-          <w:rFonts w:ascii="Times New Roman" w:hAnsi="Times New Roman" w:cs="Times New Roman"/>
-          <w:sz w:val="24"/>
-          <w:szCs w:val="24"/>
-        </w:rPr>
-        <w:t xml:space="preserve">. The higher lignin content (45 </w:t>
-      </w:r>
-      <w:proofErr w:type="spellStart"/>
-      <w:r>
-        <w:rPr>
-          <w:rFonts w:ascii="Times New Roman" w:hAnsi="Times New Roman" w:cs="Times New Roman"/>
-          <w:sz w:val="24"/>
-          <w:szCs w:val="24"/>
-        </w:rPr>
-        <w:t>wt</w:t>
-      </w:r>
-      <w:proofErr w:type="spellEnd"/>
-      <w:r>
-        <w:rPr>
-          <w:rFonts w:ascii="Times New Roman" w:hAnsi="Times New Roman" w:cs="Times New Roman"/>
-          <w:sz w:val="24"/>
-          <w:szCs w:val="24"/>
-        </w:rPr>
-        <w:t xml:space="preserve">%) samples maintain </w:t>
+        <w:t xml:space="preserve">(C) shows the HDI dataset, where the bimodal distribution remains evident but with different clustering characteristics than HDIt. The higher lignin content (45 wt%) samples maintain </w:t>
       </w:r>
       <w:r>
         <w:rPr>
@@ -16038,25 +14662,7 @@
           <w:szCs w:val="24"/>
         </w:rPr>
         <w:lastRenderedPageBreak/>
-        <w:t xml:space="preserve">the trend seen with </w:t>
-      </w:r>
-      <w:proofErr w:type="spellStart"/>
-      <w:r>
-        <w:rPr>
-          <w:rFonts w:ascii="Times New Roman" w:hAnsi="Times New Roman" w:cs="Times New Roman"/>
-          <w:sz w:val="24"/>
-          <w:szCs w:val="24"/>
-        </w:rPr>
-        <w:t>HDIt</w:t>
-      </w:r>
-      <w:proofErr w:type="spellEnd"/>
-      <w:r>
-        <w:rPr>
-          <w:rFonts w:ascii="Times New Roman" w:hAnsi="Times New Roman" w:cs="Times New Roman"/>
-          <w:sz w:val="24"/>
-          <w:szCs w:val="24"/>
-        </w:rPr>
-        <w:t>: higher T</w:t>
+        <w:t>the trend seen with HDIt: higher T</w:t>
       </w:r>
       <w:r>
         <w:rPr>
@@ -16273,25 +14879,7 @@
           <w:sz w:val="24"/>
           <w:szCs w:val="24"/>
         </w:rPr>
-        <w:t xml:space="preserve"> (B) of the </w:t>
-      </w:r>
-      <w:proofErr w:type="spellStart"/>
-      <w:r>
-        <w:rPr>
-          <w:rFonts w:ascii="Times New Roman" w:hAnsi="Times New Roman" w:cs="Times New Roman"/>
-          <w:sz w:val="24"/>
-          <w:szCs w:val="24"/>
-        </w:rPr>
-        <w:t>HDIt</w:t>
-      </w:r>
-      <w:proofErr w:type="spellEnd"/>
-      <w:r>
-        <w:rPr>
-          <w:rFonts w:ascii="Times New Roman" w:hAnsi="Times New Roman" w:cs="Times New Roman"/>
-          <w:sz w:val="24"/>
-          <w:szCs w:val="24"/>
-        </w:rPr>
-        <w:t xml:space="preserve"> dataset, preserving the bimodal distribution but with distinct clustering characteristics.</w:t>
+        <w:t xml:space="preserve"> (B) of the HDIt dataset, preserving the bimodal distribution but with distinct clustering characteristics.</w:t>
       </w:r>
     </w:p>
     <w:p>
@@ -16323,7 +14911,7 @@
           <w:szCs w:val="24"/>
         </w:rPr>
         <w:drawing>
-          <wp:inline distT="0" distB="0" distL="0" distR="0" wp14:anchorId="2B82E8AC" wp14:editId="6E1759B0">
+          <wp:inline distT="0" distB="0" distL="0" distR="0" wp14:anchorId="2B82E8AC" wp14:editId="78637C63">
             <wp:extent cx="3902568" cy="3895897"/>
             <wp:effectExtent l="0" t="0" r="3175" b="0"/>
             <wp:docPr id="8" name="Picture 8"/>
@@ -16464,25 +15052,7 @@
           <w:sz w:val="24"/>
           <w:szCs w:val="24"/>
         </w:rPr>
-        <w:t>Lignin (</w:t>
-      </w:r>
-      <w:proofErr w:type="spellStart"/>
-      <w:r>
-        <w:rPr>
-          <w:rFonts w:ascii="Times New Roman" w:hAnsi="Times New Roman" w:cs="Times New Roman"/>
-          <w:sz w:val="24"/>
-          <w:szCs w:val="24"/>
-        </w:rPr>
-        <w:t>wt</w:t>
-      </w:r>
-      <w:proofErr w:type="spellEnd"/>
-      <w:r>
-        <w:rPr>
-          <w:rFonts w:ascii="Times New Roman" w:hAnsi="Times New Roman" w:cs="Times New Roman"/>
-          <w:sz w:val="24"/>
-          <w:szCs w:val="24"/>
-        </w:rPr>
-        <w:t>%)</w:t>
+        <w:t>Lignin (wt%)</w:t>
       </w:r>
       <w:r>
         <w:rPr>
@@ -16596,23 +15166,13 @@
         </w:rPr>
         <w:t xml:space="preserve"> </w:t>
       </w:r>
-      <w:proofErr w:type="spellStart"/>
-      <w:r>
-        <w:rPr>
-          <w:rFonts w:ascii="Times New Roman" w:hAnsi="Times New Roman" w:cs="Times New Roman"/>
-          <w:sz w:val="24"/>
-          <w:szCs w:val="24"/>
-        </w:rPr>
-        <w:t>HDIt</w:t>
-      </w:r>
-      <w:proofErr w:type="spellEnd"/>
-      <w:r>
-        <w:rPr>
-          <w:rFonts w:ascii="Times New Roman" w:hAnsi="Times New Roman" w:cs="Times New Roman"/>
-          <w:sz w:val="24"/>
-          <w:szCs w:val="24"/>
-        </w:rPr>
-        <w:t xml:space="preserve"> </w:t>
+      <w:r>
+        <w:rPr>
+          <w:rFonts w:ascii="Times New Roman" w:hAnsi="Times New Roman" w:cs="Times New Roman"/>
+          <w:sz w:val="24"/>
+          <w:szCs w:val="24"/>
+        </w:rPr>
+        <w:t xml:space="preserve">HDIt </w:t>
       </w:r>
       <w:r>
         <w:rPr>
@@ -16644,25 +15204,7 @@
           <w:sz w:val="24"/>
           <w:szCs w:val="24"/>
         </w:rPr>
-        <w:t xml:space="preserve">) and (D) </w:t>
-      </w:r>
-      <w:proofErr w:type="gramStart"/>
-      <w:r>
-        <w:rPr>
-          <w:rFonts w:ascii="Times New Roman" w:hAnsi="Times New Roman" w:cs="Times New Roman"/>
-          <w:sz w:val="24"/>
-          <w:szCs w:val="24"/>
-        </w:rPr>
-        <w:t>is</w:t>
-      </w:r>
-      <w:proofErr w:type="gramEnd"/>
-      <w:r>
-        <w:rPr>
-          <w:rFonts w:ascii="Times New Roman" w:hAnsi="Times New Roman" w:cs="Times New Roman"/>
-          <w:sz w:val="24"/>
-          <w:szCs w:val="24"/>
-        </w:rPr>
-        <w:t xml:space="preserve"> the dataset composed of 90 samples with HDI in the composit</w:t>
+        <w:t>) and (D) is the dataset composed of 90 samples with HDI in the composit</w:t>
       </w:r>
       <w:r>
         <w:rPr>
@@ -16696,25 +15238,7 @@
           <w:sz w:val="24"/>
           <w:szCs w:val="24"/>
         </w:rPr>
-        <w:t xml:space="preserve">This data analysis reveals that the dataset exhibits clear bimodal distributions with strong negative correlations (-0.56 and -0.48), where the composition of compounds significantly impacts the properties of the PUs. These results reinforce the challenge we are </w:t>
-      </w:r>
-      <w:proofErr w:type="gramStart"/>
-      <w:r>
-        <w:rPr>
-          <w:rFonts w:ascii="Times New Roman" w:hAnsi="Times New Roman" w:cs="Times New Roman"/>
-          <w:sz w:val="24"/>
-          <w:szCs w:val="24"/>
-        </w:rPr>
-        <w:t>addressing:</w:t>
-      </w:r>
-      <w:proofErr w:type="gramEnd"/>
-      <w:r>
-        <w:rPr>
-          <w:rFonts w:ascii="Times New Roman" w:hAnsi="Times New Roman" w:cs="Times New Roman"/>
-          <w:sz w:val="24"/>
-          <w:szCs w:val="24"/>
-        </w:rPr>
-        <w:t xml:space="preserve"> identifying optimal combinations through purely experimental methods would be an extremely time-consuming and resource-intensive process.</w:t>
+        <w:t>This data analysis reveals that the dataset exhibits clear bimodal distributions with strong negative correlations (-0.56 and -0.48), where the composition of compounds significantly impacts the properties of the PUs. These results reinforce the challenge we are addressing: identifying optimal combinations through purely experimental methods would be an extremely time-consuming and resource-intensive process.</w:t>
       </w:r>
     </w:p>
     <w:p>
@@ -16825,7 +15349,6 @@
         </w:rPr>
         <w:t xml:space="preserve">, and </w:t>
       </w:r>
-      <w:proofErr w:type="gramStart"/>
       <w:r>
         <w:rPr>
           <w:rFonts w:ascii="Times New Roman" w:hAnsi="Times New Roman" w:cs="Times New Roman"/>
@@ -16834,7 +15357,6 @@
         </w:rPr>
         <w:t>three</w:t>
       </w:r>
-      <w:proofErr w:type="gramEnd"/>
       <w:r>
         <w:rPr>
           <w:rFonts w:ascii="Times New Roman" w:hAnsi="Times New Roman" w:cs="Times New Roman"/>
@@ -17167,74 +15689,71 @@
       <w:r>
         <w:t xml:space="preserve">, followed by </w:t>
       </w:r>
-      <w:proofErr w:type="gramStart"/>
       <w:r>
         <w:rPr>
           <w:rStyle w:val="Emphasis"/>
         </w:rPr>
-        <w:t>Tin(</w:t>
-      </w:r>
-      <w:proofErr w:type="gramEnd"/>
+        <w:t>Tin(II) octoate</w:t>
+      </w:r>
+      <w:r>
+        <w:t xml:space="preserve"> at 0.32</w:t>
+      </w:r>
+      <w:r>
+        <w:t xml:space="preserve"> and </w:t>
+      </w:r>
       <w:r>
         <w:rPr>
           <w:rStyle w:val="Emphasis"/>
         </w:rPr>
-        <w:t>II) octoate</w:t>
-      </w:r>
-      <w:r>
-        <w:t xml:space="preserve"> at 0.32</w:t>
+        <w:t>Lignin (wt%)</w:t>
       </w:r>
       <w:r>
         <w:t xml:space="preserve"> and </w:t>
       </w:r>
       <w:r>
         <w:rPr>
+          <w:i/>
+        </w:rPr>
+        <w:t xml:space="preserve">Isocyanate (wt%) </w:t>
+      </w:r>
+      <w:r>
+        <w:t>at 0.30</w:t>
+      </w:r>
+      <w:r>
+        <w:t xml:space="preserve">. The remaining features showed lower average loadings, with </w:t>
+      </w:r>
+      <w:r>
+        <w:rPr>
           <w:rStyle w:val="Emphasis"/>
         </w:rPr>
-        <w:t>Lignin (</w:t>
-      </w:r>
-      <w:proofErr w:type="spellStart"/>
+        <w:t>Co-polyol type (PTHF)</w:t>
+      </w:r>
+      <w:r>
+        <w:t xml:space="preserve"> recording the lowest value at 0.19.</w:t>
+      </w:r>
+      <w:r>
+        <w:t xml:space="preserve"> </w:t>
+      </w:r>
+      <w:r>
+        <w:t xml:space="preserve">Regarding maximum absolute loading, </w:t>
+      </w:r>
       <w:r>
         <w:rPr>
           <w:rStyle w:val="Emphasis"/>
         </w:rPr>
-        <w:t>wt</w:t>
-      </w:r>
-      <w:proofErr w:type="spellEnd"/>
+        <w:t>Swelling ratio (%)</w:t>
+      </w:r>
+      <w:r>
+        <w:t xml:space="preserve"> and </w:t>
+      </w:r>
       <w:r>
         <w:rPr>
           <w:rStyle w:val="Emphasis"/>
         </w:rPr>
-        <w:t>%)</w:t>
-      </w:r>
-      <w:r>
-        <w:t xml:space="preserve"> and </w:t>
-      </w:r>
-      <w:r>
-        <w:rPr>
-          <w:i/>
-        </w:rPr>
-        <w:t>Isocyanate (</w:t>
-      </w:r>
-      <w:proofErr w:type="spellStart"/>
-      <w:r>
-        <w:rPr>
-          <w:i/>
-        </w:rPr>
-        <w:t>wt</w:t>
-      </w:r>
-      <w:proofErr w:type="spellEnd"/>
-      <w:r>
-        <w:rPr>
-          <w:i/>
-        </w:rPr>
-        <w:t xml:space="preserve">%) </w:t>
-      </w:r>
-      <w:r>
-        <w:t>at 0.30</w:t>
-      </w:r>
-      <w:r>
-        <w:t xml:space="preserve">. The remaining features showed lower average loadings, with </w:t>
+        <w:t>Isocyanate (mmol NCO)</w:t>
+      </w:r>
+      <w:r>
+        <w:t xml:space="preserve"> demonstrated the highest values at 0.77 and 0.73 respectively. </w:t>
       </w:r>
       <w:r>
         <w:rPr>
@@ -17243,62 +15762,13 @@
         <w:t>Co-polyol type (PTHF)</w:t>
       </w:r>
       <w:r>
-        <w:t xml:space="preserve"> recording the lowest value at 0.19.</w:t>
-      </w:r>
-      <w:r>
-        <w:t xml:space="preserve"> </w:t>
-      </w:r>
-      <w:r>
-        <w:t xml:space="preserve">Regarding maximum absolute loading, </w:t>
-      </w:r>
-      <w:proofErr w:type="gramStart"/>
+        <w:t xml:space="preserve"> showed moderate importance in this metric at 0.55, while </w:t>
+      </w:r>
       <w:r>
         <w:rPr>
           <w:rStyle w:val="Emphasis"/>
         </w:rPr>
-        <w:t>Swelling</w:t>
-      </w:r>
-      <w:proofErr w:type="gramEnd"/>
-      <w:r>
-        <w:rPr>
-          <w:rStyle w:val="Emphasis"/>
-        </w:rPr>
-        <w:t xml:space="preserve"> ratio (%)</w:t>
-      </w:r>
-      <w:r>
-        <w:t xml:space="preserve"> and </w:t>
-      </w:r>
-      <w:r>
-        <w:rPr>
-          <w:rStyle w:val="Emphasis"/>
-        </w:rPr>
-        <w:t>Isocyanate (mmol NCO)</w:t>
-      </w:r>
-      <w:r>
-        <w:t xml:space="preserve"> demonstrated the highest values at 0.77 and 0.73 respectively. </w:t>
-      </w:r>
-      <w:r>
-        <w:rPr>
-          <w:rStyle w:val="Emphasis"/>
-        </w:rPr>
-        <w:t>Co-polyol type (PTHF)</w:t>
-      </w:r>
-      <w:r>
-        <w:t xml:space="preserve"> showed moderate importance in this metric at 0.55, while </w:t>
-      </w:r>
-      <w:proofErr w:type="gramStart"/>
-      <w:r>
-        <w:rPr>
-          <w:rStyle w:val="Emphasis"/>
-        </w:rPr>
-        <w:t>Tin(</w:t>
-      </w:r>
-      <w:proofErr w:type="gramEnd"/>
-      <w:r>
-        <w:rPr>
-          <w:rStyle w:val="Emphasis"/>
-        </w:rPr>
-        <w:t>II) octoate</w:t>
+        <w:t>Tin(II) octoate</w:t>
       </w:r>
       <w:r>
         <w:t xml:space="preserve"> and </w:t>
@@ -17571,98 +16041,74 @@
         <w:jc w:val="both"/>
       </w:pPr>
       <w:r>
-        <w:t xml:space="preserve">Given the variability between these </w:t>
-      </w:r>
-      <w:proofErr w:type="gramStart"/>
-      <w:r>
-        <w:t>two loading</w:t>
-      </w:r>
-      <w:proofErr w:type="gramEnd"/>
-      <w:r>
-        <w:t xml:space="preserve"> metrics, we opted to complement our analysis with a wrapper method for feature selection. We retained </w:t>
+        <w:t xml:space="preserve">Given the variability between these two loading metrics, we opted to complement our analysis with a wrapper method for feature selection. We retained </w:t>
       </w:r>
       <w:r>
         <w:rPr>
           <w:i/>
           <w:iCs/>
         </w:rPr>
-        <w:t>Lignin (</w:t>
-      </w:r>
-      <w:proofErr w:type="spellStart"/>
+        <w:t>Lignin (wt%)</w:t>
+      </w:r>
+      <w:r>
+        <w:t xml:space="preserve">, </w:t>
+      </w:r>
       <w:r>
         <w:rPr>
           <w:i/>
           <w:iCs/>
         </w:rPr>
-        <w:t>wt</w:t>
-      </w:r>
-      <w:proofErr w:type="spellEnd"/>
+        <w:t>Co-polyol type (PTHF)</w:t>
+      </w:r>
+      <w:r>
+        <w:t xml:space="preserve">and </w:t>
+      </w:r>
       <w:r>
         <w:rPr>
           <w:i/>
           <w:iCs/>
         </w:rPr>
-        <w:t>%)</w:t>
-      </w:r>
-      <w:r>
-        <w:t xml:space="preserve">, </w:t>
+        <w:t>Ratio</w:t>
+      </w:r>
+      <w:r>
+        <w:t xml:space="preserve"> </w:t>
+      </w:r>
+      <w:r>
+        <w:t>as a base set</w:t>
+      </w:r>
+      <w:r>
+        <w:t xml:space="preserve"> (“</w:t>
       </w:r>
       <w:r>
         <w:rPr>
           <w:i/>
           <w:iCs/>
         </w:rPr>
-        <w:t>Co-polyol type (PTHF)</w:t>
-      </w:r>
-      <w:r>
-        <w:t xml:space="preserve">and </w:t>
+        <w:t>mandatory</w:t>
+      </w:r>
+      <w:r>
+        <w:t>”</w:t>
+      </w:r>
+      <w:r>
+        <w:t xml:space="preserve"> features</w:t>
+      </w:r>
+      <w:r>
+        <w:t>)</w:t>
+      </w:r>
+      <w:r>
+        <w:t>, then systematically added and alt</w:t>
+      </w:r>
+      <w:r>
+        <w:t>ernated the remaining features</w:t>
+      </w:r>
+      <w:r>
+        <w:t xml:space="preserve"> (“</w:t>
       </w:r>
       <w:r>
         <w:rPr>
           <w:i/>
           <w:iCs/>
         </w:rPr>
-        <w:t>Ratio</w:t>
-      </w:r>
-      <w:r>
-        <w:t xml:space="preserve"> </w:t>
-      </w:r>
-      <w:r>
-        <w:t>as a base set</w:t>
-      </w:r>
-      <w:r>
-        <w:t xml:space="preserve"> (“</w:t>
-      </w:r>
-      <w:r>
-        <w:rPr>
-          <w:i/>
-          <w:iCs/>
-        </w:rPr>
-        <w:t>mandatory</w:t>
-      </w:r>
-      <w:r>
-        <w:t>”</w:t>
-      </w:r>
-      <w:r>
-        <w:t xml:space="preserve"> features</w:t>
-      </w:r>
-      <w:r>
-        <w:t>)</w:t>
-      </w:r>
-      <w:r>
-        <w:t>, then systematically added and alt</w:t>
-      </w:r>
-      <w:r>
-        <w:t>ernated the remaining features</w:t>
-      </w:r>
-      <w:r>
-        <w:t xml:space="preserve"> (“</w:t>
-      </w:r>
-      <w:r>
-        <w:rPr>
-          <w:i/>
-          <w:iCs/>
-        </w:rPr>
         <w:t>optional</w:t>
       </w:r>
       <w:r>
@@ -17836,9 +16282,17 @@
           <w:sz w:val="24"/>
           <w:szCs w:val="24"/>
         </w:rPr>
-        <w:t>Isocyanate (</w:t>
-      </w:r>
-      <w:proofErr w:type="spellStart"/>
+        <w:t>Isocyanate (wt%)</w:t>
+      </w:r>
+      <w:r>
+        <w:rPr>
+          <w:rFonts w:ascii="Times New Roman" w:hAnsi="Times New Roman" w:cs="Times New Roman"/>
+          <w:iCs/>
+          <w:sz w:val="24"/>
+          <w:szCs w:val="24"/>
+        </w:rPr>
+        <w:t xml:space="preserve">, while one exception (rank 2) excluded </w:t>
+      </w:r>
       <w:r>
         <w:rPr>
           <w:rFonts w:ascii="Times New Roman" w:hAnsi="Times New Roman" w:cs="Times New Roman"/>
@@ -17846,9 +16300,8 @@
           <w:sz w:val="24"/>
           <w:szCs w:val="24"/>
         </w:rPr>
-        <w:t>wt</w:t>
-      </w:r>
-      <w:proofErr w:type="spellEnd"/>
+        <w:t>Co</w:t>
+      </w:r>
       <w:r>
         <w:rPr>
           <w:rFonts w:ascii="Times New Roman" w:hAnsi="Times New Roman" w:cs="Times New Roman"/>
@@ -17856,16 +16309,7 @@
           <w:sz w:val="24"/>
           <w:szCs w:val="24"/>
         </w:rPr>
-        <w:t>%)</w:t>
-      </w:r>
-      <w:r>
-        <w:rPr>
-          <w:rFonts w:ascii="Times New Roman" w:hAnsi="Times New Roman" w:cs="Times New Roman"/>
-          <w:iCs/>
-          <w:sz w:val="24"/>
-          <w:szCs w:val="24"/>
-        </w:rPr>
-        <w:t xml:space="preserve">, while one exception (rank 2) excluded </w:t>
+        <w:t>-</w:t>
       </w:r>
       <w:r>
         <w:rPr>
@@ -17874,45 +16318,7 @@
           <w:sz w:val="24"/>
           <w:szCs w:val="24"/>
         </w:rPr>
-        <w:t>Co</w:t>
-      </w:r>
-      <w:r>
-        <w:rPr>
-          <w:rFonts w:ascii="Times New Roman" w:hAnsi="Times New Roman" w:cs="Times New Roman"/>
-          <w:i/>
-          <w:sz w:val="24"/>
-          <w:szCs w:val="24"/>
-        </w:rPr>
-        <w:t>-</w:t>
-      </w:r>
-      <w:r>
-        <w:rPr>
-          <w:rFonts w:ascii="Times New Roman" w:hAnsi="Times New Roman" w:cs="Times New Roman"/>
-          <w:i/>
-          <w:sz w:val="24"/>
-          <w:szCs w:val="24"/>
-        </w:rPr>
-        <w:t>polyol (</w:t>
-      </w:r>
-      <w:proofErr w:type="spellStart"/>
-      <w:r>
-        <w:rPr>
-          <w:rFonts w:ascii="Times New Roman" w:hAnsi="Times New Roman" w:cs="Times New Roman"/>
-          <w:i/>
-          <w:sz w:val="24"/>
-          <w:szCs w:val="24"/>
-        </w:rPr>
-        <w:t>wt</w:t>
-      </w:r>
-      <w:proofErr w:type="spellEnd"/>
-      <w:r>
-        <w:rPr>
-          <w:rFonts w:ascii="Times New Roman" w:hAnsi="Times New Roman" w:cs="Times New Roman"/>
-          <w:i/>
-          <w:sz w:val="24"/>
-          <w:szCs w:val="24"/>
-        </w:rPr>
-        <w:t xml:space="preserve">%) </w:t>
+        <w:t xml:space="preserve">polyol (wt%) </w:t>
       </w:r>
       <w:r>
         <w:rPr>
@@ -18692,27 +17098,7 @@
                 <w:sz w:val="16"/>
                 <w:szCs w:val="16"/>
               </w:rPr>
-              <w:t>Lignin (</w:t>
-            </w:r>
-            <w:proofErr w:type="spellStart"/>
-            <w:r>
-              <w:rPr>
-                <w:rFonts w:ascii="Times New Roman" w:hAnsi="Times New Roman" w:cs="Times New Roman"/>
-                <w:color w:val="020817"/>
-                <w:sz w:val="16"/>
-                <w:szCs w:val="16"/>
-              </w:rPr>
-              <w:t>wt</w:t>
-            </w:r>
-            <w:proofErr w:type="spellEnd"/>
-            <w:r>
-              <w:rPr>
-                <w:rFonts w:ascii="Times New Roman" w:hAnsi="Times New Roman" w:cs="Times New Roman"/>
-                <w:color w:val="020817"/>
-                <w:sz w:val="16"/>
-                <w:szCs w:val="16"/>
-              </w:rPr>
-              <w:t xml:space="preserve">%), Co-polyol type (PTHF), Ratio, </w:t>
+              <w:t xml:space="preserve">Lignin (wt%), Co-polyol type (PTHF), Ratio, </w:t>
             </w:r>
             <w:r>
               <w:rPr>
@@ -18745,31 +17131,7 @@
                 <w:sz w:val="16"/>
                 <w:szCs w:val="16"/>
               </w:rPr>
-              <w:t>polyol (</w:t>
-            </w:r>
-            <w:proofErr w:type="spellStart"/>
-            <w:r>
-              <w:rPr>
-                <w:rFonts w:ascii="Times New Roman" w:hAnsi="Times New Roman" w:cs="Times New Roman"/>
-                <w:b/>
-                <w:bCs/>
-                <w:color w:val="020817"/>
-                <w:sz w:val="16"/>
-                <w:szCs w:val="16"/>
-              </w:rPr>
-              <w:t>wt</w:t>
-            </w:r>
-            <w:proofErr w:type="spellEnd"/>
-            <w:r>
-              <w:rPr>
-                <w:rFonts w:ascii="Times New Roman" w:hAnsi="Times New Roman" w:cs="Times New Roman"/>
-                <w:b/>
-                <w:bCs/>
-                <w:color w:val="020817"/>
-                <w:sz w:val="16"/>
-                <w:szCs w:val="16"/>
-              </w:rPr>
-              <w:t>%),</w:t>
+              <w:t>polyol (wt%),</w:t>
             </w:r>
             <w:r>
               <w:rPr>
@@ -18778,27 +17140,7 @@
                 <w:sz w:val="16"/>
                 <w:szCs w:val="16"/>
               </w:rPr>
-              <w:t xml:space="preserve"> Isocyanate (</w:t>
-            </w:r>
-            <w:proofErr w:type="spellStart"/>
-            <w:r>
-              <w:rPr>
-                <w:rFonts w:ascii="Times New Roman" w:hAnsi="Times New Roman" w:cs="Times New Roman"/>
-                <w:color w:val="020817"/>
-                <w:sz w:val="16"/>
-                <w:szCs w:val="16"/>
-              </w:rPr>
-              <w:t>wt</w:t>
-            </w:r>
-            <w:proofErr w:type="spellEnd"/>
-            <w:r>
-              <w:rPr>
-                <w:rFonts w:ascii="Times New Roman" w:hAnsi="Times New Roman" w:cs="Times New Roman"/>
-                <w:color w:val="020817"/>
-                <w:sz w:val="16"/>
-                <w:szCs w:val="16"/>
-              </w:rPr>
-              <w:t>%)</w:t>
+              <w:t xml:space="preserve"> Isocyanate (wt%)</w:t>
             </w:r>
           </w:p>
         </w:tc>
@@ -19035,47 +17377,7 @@
                 <w:sz w:val="16"/>
                 <w:szCs w:val="16"/>
               </w:rPr>
-              <w:t>Lignin (</w:t>
-            </w:r>
-            <w:proofErr w:type="spellStart"/>
-            <w:r>
-              <w:rPr>
-                <w:rFonts w:ascii="Times New Roman" w:hAnsi="Times New Roman" w:cs="Times New Roman"/>
-                <w:color w:val="020817"/>
-                <w:sz w:val="16"/>
-                <w:szCs w:val="16"/>
-              </w:rPr>
-              <w:t>wt</w:t>
-            </w:r>
-            <w:proofErr w:type="spellEnd"/>
-            <w:r>
-              <w:rPr>
-                <w:rFonts w:ascii="Times New Roman" w:hAnsi="Times New Roman" w:cs="Times New Roman"/>
-                <w:color w:val="020817"/>
-                <w:sz w:val="16"/>
-                <w:szCs w:val="16"/>
-              </w:rPr>
-              <w:t>%), Co-polyol type (PTHF), Ratio, Isocyanate (</w:t>
-            </w:r>
-            <w:proofErr w:type="spellStart"/>
-            <w:r>
-              <w:rPr>
-                <w:rFonts w:ascii="Times New Roman" w:hAnsi="Times New Roman" w:cs="Times New Roman"/>
-                <w:color w:val="020817"/>
-                <w:sz w:val="16"/>
-                <w:szCs w:val="16"/>
-              </w:rPr>
-              <w:t>wt</w:t>
-            </w:r>
-            <w:proofErr w:type="spellEnd"/>
-            <w:r>
-              <w:rPr>
-                <w:rFonts w:ascii="Times New Roman" w:hAnsi="Times New Roman" w:cs="Times New Roman"/>
-                <w:color w:val="020817"/>
-                <w:sz w:val="16"/>
-                <w:szCs w:val="16"/>
-              </w:rPr>
-              <w:t>%)</w:t>
+              <w:t>Lignin (wt%), Co-polyol type (PTHF), Ratio, Isocyanate (wt%)</w:t>
             </w:r>
           </w:p>
         </w:tc>
@@ -19312,27 +17614,7 @@
                 <w:sz w:val="16"/>
                 <w:szCs w:val="16"/>
               </w:rPr>
-              <w:t>Lignin (</w:t>
-            </w:r>
-            <w:proofErr w:type="spellStart"/>
-            <w:r>
-              <w:rPr>
-                <w:rFonts w:ascii="Times New Roman" w:hAnsi="Times New Roman" w:cs="Times New Roman"/>
-                <w:color w:val="020817"/>
-                <w:sz w:val="16"/>
-                <w:szCs w:val="16"/>
-              </w:rPr>
-              <w:t>wt</w:t>
-            </w:r>
-            <w:proofErr w:type="spellEnd"/>
-            <w:r>
-              <w:rPr>
-                <w:rFonts w:ascii="Times New Roman" w:hAnsi="Times New Roman" w:cs="Times New Roman"/>
-                <w:color w:val="020817"/>
-                <w:sz w:val="16"/>
-                <w:szCs w:val="16"/>
-              </w:rPr>
-              <w:t xml:space="preserve">%), Co-polyol type (PTHF), Ratio, </w:t>
+              <w:t xml:space="preserve">Lignin (wt%), Co-polyol type (PTHF), Ratio, </w:t>
             </w:r>
             <w:r>
               <w:rPr>
@@ -19365,31 +17647,7 @@
                 <w:sz w:val="16"/>
                 <w:szCs w:val="16"/>
               </w:rPr>
-              <w:t>polyol (</w:t>
-            </w:r>
-            <w:proofErr w:type="spellStart"/>
-            <w:r>
-              <w:rPr>
-                <w:rFonts w:ascii="Times New Roman" w:hAnsi="Times New Roman" w:cs="Times New Roman"/>
-                <w:b/>
-                <w:bCs/>
-                <w:color w:val="020817"/>
-                <w:sz w:val="16"/>
-                <w:szCs w:val="16"/>
-              </w:rPr>
-              <w:t>wt</w:t>
-            </w:r>
-            <w:proofErr w:type="spellEnd"/>
-            <w:r>
-              <w:rPr>
-                <w:rFonts w:ascii="Times New Roman" w:hAnsi="Times New Roman" w:cs="Times New Roman"/>
-                <w:b/>
-                <w:bCs/>
-                <w:color w:val="020817"/>
-                <w:sz w:val="16"/>
-                <w:szCs w:val="16"/>
-              </w:rPr>
-              <w:t>%),</w:t>
+              <w:t>polyol (wt%),</w:t>
             </w:r>
             <w:r>
               <w:rPr>
@@ -19398,27 +17656,7 @@
                 <w:sz w:val="16"/>
                 <w:szCs w:val="16"/>
               </w:rPr>
-              <w:t xml:space="preserve"> Isocyanate (</w:t>
-            </w:r>
-            <w:proofErr w:type="spellStart"/>
-            <w:r>
-              <w:rPr>
-                <w:rFonts w:ascii="Times New Roman" w:hAnsi="Times New Roman" w:cs="Times New Roman"/>
-                <w:color w:val="020817"/>
-                <w:sz w:val="16"/>
-                <w:szCs w:val="16"/>
-              </w:rPr>
-              <w:t>wt</w:t>
-            </w:r>
-            <w:proofErr w:type="spellEnd"/>
-            <w:r>
-              <w:rPr>
-                <w:rFonts w:ascii="Times New Roman" w:hAnsi="Times New Roman" w:cs="Times New Roman"/>
-                <w:color w:val="020817"/>
-                <w:sz w:val="16"/>
-                <w:szCs w:val="16"/>
-              </w:rPr>
-              <w:t>%)</w:t>
+              <w:t xml:space="preserve"> Isocyanate (wt%)</w:t>
             </w:r>
           </w:p>
         </w:tc>
@@ -19655,27 +17893,7 @@
                 <w:sz w:val="16"/>
                 <w:szCs w:val="16"/>
               </w:rPr>
-              <w:t>Lignin (</w:t>
-            </w:r>
-            <w:proofErr w:type="spellStart"/>
-            <w:r>
-              <w:rPr>
-                <w:rFonts w:ascii="Times New Roman" w:hAnsi="Times New Roman" w:cs="Times New Roman"/>
-                <w:color w:val="020817"/>
-                <w:sz w:val="16"/>
-                <w:szCs w:val="16"/>
-              </w:rPr>
-              <w:t>wt</w:t>
-            </w:r>
-            <w:proofErr w:type="spellEnd"/>
-            <w:r>
-              <w:rPr>
-                <w:rFonts w:ascii="Times New Roman" w:hAnsi="Times New Roman" w:cs="Times New Roman"/>
-                <w:color w:val="020817"/>
-                <w:sz w:val="16"/>
-                <w:szCs w:val="16"/>
-              </w:rPr>
-              <w:t xml:space="preserve">%), Co-polyol type (PTHF), Ratio, </w:t>
+              <w:t xml:space="preserve">Lignin (wt%), Co-polyol type (PTHF), Ratio, </w:t>
             </w:r>
             <w:r>
               <w:rPr>
@@ -19708,31 +17926,7 @@
                 <w:sz w:val="16"/>
                 <w:szCs w:val="16"/>
               </w:rPr>
-              <w:t>polyol (</w:t>
-            </w:r>
-            <w:proofErr w:type="spellStart"/>
-            <w:r>
-              <w:rPr>
-                <w:rFonts w:ascii="Times New Roman" w:hAnsi="Times New Roman" w:cs="Times New Roman"/>
-                <w:b/>
-                <w:bCs/>
-                <w:color w:val="020817"/>
-                <w:sz w:val="16"/>
-                <w:szCs w:val="16"/>
-              </w:rPr>
-              <w:t>wt</w:t>
-            </w:r>
-            <w:proofErr w:type="spellEnd"/>
-            <w:r>
-              <w:rPr>
-                <w:rFonts w:ascii="Times New Roman" w:hAnsi="Times New Roman" w:cs="Times New Roman"/>
-                <w:b/>
-                <w:bCs/>
-                <w:color w:val="020817"/>
-                <w:sz w:val="16"/>
-                <w:szCs w:val="16"/>
-              </w:rPr>
-              <w:t>%)</w:t>
+              <w:t>polyol (wt%)</w:t>
             </w:r>
             <w:r>
               <w:rPr>
@@ -19995,27 +18189,7 @@
                 <w:sz w:val="16"/>
                 <w:szCs w:val="16"/>
               </w:rPr>
-              <w:t>Lignin (</w:t>
-            </w:r>
-            <w:proofErr w:type="spellStart"/>
-            <w:r>
-              <w:rPr>
-                <w:rFonts w:ascii="Times New Roman" w:hAnsi="Times New Roman" w:cs="Times New Roman"/>
-                <w:color w:val="020817"/>
-                <w:sz w:val="16"/>
-                <w:szCs w:val="16"/>
-              </w:rPr>
-              <w:t>wt</w:t>
-            </w:r>
-            <w:proofErr w:type="spellEnd"/>
-            <w:r>
-              <w:rPr>
-                <w:rFonts w:ascii="Times New Roman" w:hAnsi="Times New Roman" w:cs="Times New Roman"/>
-                <w:color w:val="020817"/>
-                <w:sz w:val="16"/>
-                <w:szCs w:val="16"/>
-              </w:rPr>
-              <w:t xml:space="preserve">%), Co-polyol type (PTHF), Ratio, </w:t>
+              <w:t xml:space="preserve">Lignin (wt%), Co-polyol type (PTHF), Ratio, </w:t>
             </w:r>
             <w:r>
               <w:rPr>
@@ -20048,31 +18222,7 @@
                 <w:sz w:val="16"/>
                 <w:szCs w:val="16"/>
               </w:rPr>
-              <w:t>polyol (</w:t>
-            </w:r>
-            <w:proofErr w:type="spellStart"/>
-            <w:r>
-              <w:rPr>
-                <w:rFonts w:ascii="Times New Roman" w:hAnsi="Times New Roman" w:cs="Times New Roman"/>
-                <w:b/>
-                <w:bCs/>
-                <w:color w:val="020817"/>
-                <w:sz w:val="16"/>
-                <w:szCs w:val="16"/>
-              </w:rPr>
-              <w:t>wt</w:t>
-            </w:r>
-            <w:proofErr w:type="spellEnd"/>
-            <w:r>
-              <w:rPr>
-                <w:rFonts w:ascii="Times New Roman" w:hAnsi="Times New Roman" w:cs="Times New Roman"/>
-                <w:b/>
-                <w:bCs/>
-                <w:color w:val="020817"/>
-                <w:sz w:val="16"/>
-                <w:szCs w:val="16"/>
-              </w:rPr>
-              <w:t>%)</w:t>
+              <w:t>polyol (wt%)</w:t>
             </w:r>
             <w:r>
               <w:rPr>
@@ -20140,27 +18290,7 @@
           <w:sz w:val="24"/>
           <w:szCs w:val="24"/>
         </w:rPr>
-        <w:t>polyol (</w:t>
-      </w:r>
-      <w:proofErr w:type="spellStart"/>
-      <w:r>
-        <w:rPr>
-          <w:rFonts w:ascii="Times New Roman" w:hAnsi="Times New Roman" w:cs="Times New Roman"/>
-          <w:i/>
-          <w:sz w:val="24"/>
-          <w:szCs w:val="24"/>
-        </w:rPr>
-        <w:t>wt</w:t>
-      </w:r>
-      <w:proofErr w:type="spellEnd"/>
-      <w:r>
-        <w:rPr>
-          <w:rFonts w:ascii="Times New Roman" w:hAnsi="Times New Roman" w:cs="Times New Roman"/>
-          <w:i/>
-          <w:sz w:val="24"/>
-          <w:szCs w:val="24"/>
-        </w:rPr>
-        <w:t xml:space="preserve">%) </w:t>
+        <w:t xml:space="preserve">polyol (wt%) </w:t>
       </w:r>
       <w:r>
         <w:rPr>
@@ -20197,9 +18327,35 @@
           <w:sz w:val="24"/>
           <w:szCs w:val="24"/>
         </w:rPr>
-        <w:t>Isocyanate (</w:t>
-      </w:r>
-      <w:proofErr w:type="spellStart"/>
+        <w:t>Isocyanate (wt%)</w:t>
+      </w:r>
+      <w:r>
+        <w:rPr>
+          <w:rFonts w:ascii="Times New Roman" w:hAnsi="Times New Roman" w:cs="Times New Roman"/>
+          <w:iCs/>
+          <w:sz w:val="24"/>
+          <w:szCs w:val="24"/>
+        </w:rPr>
+        <w:t xml:space="preserve">, which is related to the Ratio feature, is also part of the </w:t>
+      </w:r>
+      <w:r>
+        <w:rPr>
+          <w:rFonts w:ascii="Times New Roman" w:hAnsi="Times New Roman" w:cs="Times New Roman"/>
+          <w:iCs/>
+          <w:sz w:val="24"/>
+          <w:szCs w:val="24"/>
+        </w:rPr>
+        <w:t>d</w:t>
+      </w:r>
+      <w:r>
+        <w:rPr>
+          <w:rFonts w:ascii="Times New Roman" w:hAnsi="Times New Roman" w:cs="Times New Roman"/>
+          <w:iCs/>
+          <w:sz w:val="24"/>
+          <w:szCs w:val="24"/>
+        </w:rPr>
+        <w:t xml:space="preserve">atasets returning lowest MAE metrics. The </w:t>
+      </w:r>
       <w:r>
         <w:rPr>
           <w:rFonts w:ascii="Times New Roman" w:hAnsi="Times New Roman" w:cs="Times New Roman"/>
@@ -20207,9 +18363,26 @@
           <w:sz w:val="24"/>
           <w:szCs w:val="24"/>
         </w:rPr>
-        <w:t>wt</w:t>
-      </w:r>
-      <w:proofErr w:type="spellEnd"/>
+        <w:t>Isocyanate (wt%)</w:t>
+      </w:r>
+      <w:r>
+        <w:rPr>
+          <w:rFonts w:ascii="Times New Roman" w:hAnsi="Times New Roman" w:cs="Times New Roman"/>
+          <w:iCs/>
+          <w:sz w:val="24"/>
+          <w:szCs w:val="24"/>
+        </w:rPr>
+        <w:t xml:space="preserve"> </w:t>
+      </w:r>
+      <w:r>
+        <w:rPr>
+          <w:rFonts w:ascii="Times New Roman" w:hAnsi="Times New Roman" w:cs="Times New Roman"/>
+          <w:iCs/>
+          <w:sz w:val="24"/>
+          <w:szCs w:val="24"/>
+        </w:rPr>
+        <w:t xml:space="preserve">and </w:t>
+      </w:r>
       <w:r>
         <w:rPr>
           <w:rFonts w:ascii="Times New Roman" w:hAnsi="Times New Roman" w:cs="Times New Roman"/>
@@ -20217,7 +18390,7 @@
           <w:sz w:val="24"/>
           <w:szCs w:val="24"/>
         </w:rPr>
-        <w:t>%)</w:t>
+        <w:t>Ratio</w:t>
       </w:r>
       <w:r>
         <w:rPr>
@@ -20226,110 +18399,7 @@
           <w:sz w:val="24"/>
           <w:szCs w:val="24"/>
         </w:rPr>
-        <w:t xml:space="preserve">, which is related to the Ratio feature, is also part of the </w:t>
-      </w:r>
-      <w:r>
-        <w:rPr>
-          <w:rFonts w:ascii="Times New Roman" w:hAnsi="Times New Roman" w:cs="Times New Roman"/>
-          <w:iCs/>
-          <w:sz w:val="24"/>
-          <w:szCs w:val="24"/>
-        </w:rPr>
-        <w:t>d</w:t>
-      </w:r>
-      <w:r>
-        <w:rPr>
-          <w:rFonts w:ascii="Times New Roman" w:hAnsi="Times New Roman" w:cs="Times New Roman"/>
-          <w:iCs/>
-          <w:sz w:val="24"/>
-          <w:szCs w:val="24"/>
-        </w:rPr>
-        <w:t xml:space="preserve">atasets returning lowest MAE metrics. The </w:t>
-      </w:r>
-      <w:r>
-        <w:rPr>
-          <w:rFonts w:ascii="Times New Roman" w:hAnsi="Times New Roman" w:cs="Times New Roman"/>
-          <w:i/>
-          <w:sz w:val="24"/>
-          <w:szCs w:val="24"/>
-        </w:rPr>
-        <w:t>Isocyanate (</w:t>
-      </w:r>
-      <w:proofErr w:type="spellStart"/>
-      <w:r>
-        <w:rPr>
-          <w:rFonts w:ascii="Times New Roman" w:hAnsi="Times New Roman" w:cs="Times New Roman"/>
-          <w:i/>
-          <w:sz w:val="24"/>
-          <w:szCs w:val="24"/>
-        </w:rPr>
-        <w:t>wt</w:t>
-      </w:r>
-      <w:proofErr w:type="spellEnd"/>
-      <w:r>
-        <w:rPr>
-          <w:rFonts w:ascii="Times New Roman" w:hAnsi="Times New Roman" w:cs="Times New Roman"/>
-          <w:i/>
-          <w:sz w:val="24"/>
-          <w:szCs w:val="24"/>
-        </w:rPr>
-        <w:t>%)</w:t>
-      </w:r>
-      <w:r>
-        <w:rPr>
-          <w:rFonts w:ascii="Times New Roman" w:hAnsi="Times New Roman" w:cs="Times New Roman"/>
-          <w:iCs/>
-          <w:sz w:val="24"/>
-          <w:szCs w:val="24"/>
-        </w:rPr>
-        <w:t xml:space="preserve"> </w:t>
-      </w:r>
-      <w:r>
-        <w:rPr>
-          <w:rFonts w:ascii="Times New Roman" w:hAnsi="Times New Roman" w:cs="Times New Roman"/>
-          <w:iCs/>
-          <w:sz w:val="24"/>
-          <w:szCs w:val="24"/>
-        </w:rPr>
-        <w:t xml:space="preserve">and </w:t>
-      </w:r>
-      <w:r>
-        <w:rPr>
-          <w:rFonts w:ascii="Times New Roman" w:hAnsi="Times New Roman" w:cs="Times New Roman"/>
-          <w:i/>
-          <w:sz w:val="24"/>
-          <w:szCs w:val="24"/>
-        </w:rPr>
-        <w:t>Ratio</w:t>
-      </w:r>
-      <w:r>
-        <w:rPr>
-          <w:rFonts w:ascii="Times New Roman" w:hAnsi="Times New Roman" w:cs="Times New Roman"/>
-          <w:iCs/>
-          <w:sz w:val="24"/>
-          <w:szCs w:val="24"/>
-        </w:rPr>
-        <w:t xml:space="preserve"> have shown a </w:t>
-      </w:r>
-      <w:proofErr w:type="spellStart"/>
-      <w:r>
-        <w:rPr>
-          <w:rFonts w:ascii="Times New Roman" w:hAnsi="Times New Roman" w:cs="Times New Roman"/>
-          <w:iCs/>
-          <w:sz w:val="24"/>
-          <w:szCs w:val="24"/>
-        </w:rPr>
-        <w:t>a</w:t>
-      </w:r>
-      <w:proofErr w:type="spellEnd"/>
-      <w:r>
-        <w:rPr>
-          <w:rFonts w:ascii="Times New Roman" w:hAnsi="Times New Roman" w:cs="Times New Roman"/>
-          <w:iCs/>
-          <w:sz w:val="24"/>
-          <w:szCs w:val="24"/>
-        </w:rPr>
-        <w:t xml:space="preserve"> moderate positive correlation (</w:t>
+        <w:t xml:space="preserve"> have shown a a moderate positive correlation (</w:t>
       </w:r>
       <w:r>
         <w:rPr>
@@ -20411,9 +18481,40 @@
           <w:sz w:val="24"/>
           <w:szCs w:val="24"/>
         </w:rPr>
-        <w:t>Isocyanate (</w:t>
-      </w:r>
-      <w:proofErr w:type="spellStart"/>
+        <w:t>Isocyanate (wt%)</w:t>
+      </w:r>
+      <w:r>
+        <w:rPr>
+          <w:rFonts w:ascii="Times New Roman" w:hAnsi="Times New Roman" w:cs="Times New Roman"/>
+          <w:sz w:val="24"/>
+          <w:szCs w:val="24"/>
+        </w:rPr>
+        <w:t xml:space="preserve"> contains exact weight percentage values, which positively </w:t>
+      </w:r>
+      <w:r>
+        <w:rPr>
+          <w:rFonts w:ascii="Times New Roman" w:hAnsi="Times New Roman" w:cs="Times New Roman"/>
+          <w:sz w:val="24"/>
+          <w:szCs w:val="24"/>
+        </w:rPr>
+        <w:t>influences</w:t>
+      </w:r>
+      <w:r>
+        <w:rPr>
+          <w:rFonts w:ascii="Times New Roman" w:hAnsi="Times New Roman" w:cs="Times New Roman"/>
+          <w:sz w:val="24"/>
+          <w:szCs w:val="24"/>
+        </w:rPr>
+        <w:t xml:space="preserve"> the model’s understanding of the dataset. </w:t>
+      </w:r>
+      <w:r>
+        <w:rPr>
+          <w:rFonts w:ascii="Times New Roman" w:hAnsi="Times New Roman" w:cs="Times New Roman"/>
+          <w:sz w:val="24"/>
+          <w:szCs w:val="24"/>
+        </w:rPr>
+        <w:t xml:space="preserve">Notably, the models that utilized </w:t>
+      </w:r>
       <w:r>
         <w:rPr>
           <w:rFonts w:ascii="Times New Roman" w:hAnsi="Times New Roman" w:cs="Times New Roman"/>
@@ -20422,9 +18523,16 @@
           <w:sz w:val="24"/>
           <w:szCs w:val="24"/>
         </w:rPr>
-        <w:t>wt</w:t>
-      </w:r>
-      <w:proofErr w:type="spellEnd"/>
+        <w:t>Isocyanate type</w:t>
+      </w:r>
+      <w:r>
+        <w:rPr>
+          <w:rFonts w:ascii="Times New Roman" w:hAnsi="Times New Roman" w:cs="Times New Roman"/>
+          <w:sz w:val="24"/>
+          <w:szCs w:val="24"/>
+        </w:rPr>
+        <w:t xml:space="preserve"> instead of </w:t>
+      </w:r>
       <w:r>
         <w:rPr>
           <w:rFonts w:ascii="Times New Roman" w:hAnsi="Times New Roman" w:cs="Times New Roman"/>
@@ -20433,39 +18541,15 @@
           <w:sz w:val="24"/>
           <w:szCs w:val="24"/>
         </w:rPr>
-        <w:t>%)</w:t>
-      </w:r>
-      <w:r>
-        <w:rPr>
-          <w:rFonts w:ascii="Times New Roman" w:hAnsi="Times New Roman" w:cs="Times New Roman"/>
-          <w:sz w:val="24"/>
-          <w:szCs w:val="24"/>
-        </w:rPr>
-        <w:t xml:space="preserve"> contains exact weight percentage values, which positively </w:t>
-      </w:r>
-      <w:r>
-        <w:rPr>
-          <w:rFonts w:ascii="Times New Roman" w:hAnsi="Times New Roman" w:cs="Times New Roman"/>
-          <w:sz w:val="24"/>
-          <w:szCs w:val="24"/>
-        </w:rPr>
-        <w:t>influences</w:t>
-      </w:r>
-      <w:r>
-        <w:rPr>
-          <w:rFonts w:ascii="Times New Roman" w:hAnsi="Times New Roman" w:cs="Times New Roman"/>
-          <w:sz w:val="24"/>
-          <w:szCs w:val="24"/>
-        </w:rPr>
-        <w:t xml:space="preserve"> the model’s understanding of the dataset. </w:t>
-      </w:r>
-      <w:r>
-        <w:rPr>
-          <w:rFonts w:ascii="Times New Roman" w:hAnsi="Times New Roman" w:cs="Times New Roman"/>
-          <w:sz w:val="24"/>
-          <w:szCs w:val="24"/>
-        </w:rPr>
-        <w:t xml:space="preserve">Notably, the models that utilized </w:t>
+        <w:t>Isocyanate (wt%)</w:t>
+      </w:r>
+      <w:r>
+        <w:rPr>
+          <w:rFonts w:ascii="Times New Roman" w:hAnsi="Times New Roman" w:cs="Times New Roman"/>
+          <w:sz w:val="24"/>
+          <w:szCs w:val="24"/>
+        </w:rPr>
+        <w:t xml:space="preserve"> (Ranks 4 and 5) returned higher MAE values on the validation dataset. Although </w:t>
       </w:r>
       <w:r>
         <w:rPr>
@@ -20475,87 +18559,7 @@
           <w:sz w:val="24"/>
           <w:szCs w:val="24"/>
         </w:rPr>
-        <w:t>Isocyanate type</w:t>
-      </w:r>
-      <w:r>
-        <w:rPr>
-          <w:rFonts w:ascii="Times New Roman" w:hAnsi="Times New Roman" w:cs="Times New Roman"/>
-          <w:sz w:val="24"/>
-          <w:szCs w:val="24"/>
-        </w:rPr>
-        <w:t xml:space="preserve"> instead of </w:t>
-      </w:r>
-      <w:r>
-        <w:rPr>
-          <w:rFonts w:ascii="Times New Roman" w:hAnsi="Times New Roman" w:cs="Times New Roman"/>
-          <w:i/>
-          <w:iCs/>
-          <w:sz w:val="24"/>
-          <w:szCs w:val="24"/>
-        </w:rPr>
-        <w:t>Isocyanate (</w:t>
-      </w:r>
-      <w:proofErr w:type="spellStart"/>
-      <w:r>
-        <w:rPr>
-          <w:rFonts w:ascii="Times New Roman" w:hAnsi="Times New Roman" w:cs="Times New Roman"/>
-          <w:i/>
-          <w:iCs/>
-          <w:sz w:val="24"/>
-          <w:szCs w:val="24"/>
-        </w:rPr>
-        <w:t>wt</w:t>
-      </w:r>
-      <w:proofErr w:type="spellEnd"/>
-      <w:r>
-        <w:rPr>
-          <w:rFonts w:ascii="Times New Roman" w:hAnsi="Times New Roman" w:cs="Times New Roman"/>
-          <w:i/>
-          <w:iCs/>
-          <w:sz w:val="24"/>
-          <w:szCs w:val="24"/>
-        </w:rPr>
-        <w:t>%)</w:t>
-      </w:r>
-      <w:r>
-        <w:rPr>
-          <w:rFonts w:ascii="Times New Roman" w:hAnsi="Times New Roman" w:cs="Times New Roman"/>
-          <w:sz w:val="24"/>
-          <w:szCs w:val="24"/>
-        </w:rPr>
-        <w:t xml:space="preserve"> (Ranks 4 and 5) returned higher MAE values on the validation dataset. Although </w:t>
-      </w:r>
-      <w:r>
-        <w:rPr>
-          <w:rFonts w:ascii="Times New Roman" w:hAnsi="Times New Roman" w:cs="Times New Roman"/>
-          <w:i/>
-          <w:iCs/>
-          <w:sz w:val="24"/>
-          <w:szCs w:val="24"/>
-        </w:rPr>
-        <w:t>Isocyanate (</w:t>
-      </w:r>
-      <w:proofErr w:type="spellStart"/>
-      <w:r>
-        <w:rPr>
-          <w:rFonts w:ascii="Times New Roman" w:hAnsi="Times New Roman" w:cs="Times New Roman"/>
-          <w:i/>
-          <w:iCs/>
-          <w:sz w:val="24"/>
-          <w:szCs w:val="24"/>
-        </w:rPr>
-        <w:t>wt</w:t>
-      </w:r>
-      <w:proofErr w:type="spellEnd"/>
-      <w:r>
-        <w:rPr>
-          <w:rFonts w:ascii="Times New Roman" w:hAnsi="Times New Roman" w:cs="Times New Roman"/>
-          <w:i/>
-          <w:iCs/>
-          <w:sz w:val="24"/>
-          <w:szCs w:val="24"/>
-        </w:rPr>
-        <w:t>%)</w:t>
+        <w:t>Isocyanate (wt%)</w:t>
       </w:r>
       <w:r>
         <w:rPr>
@@ -20879,25 +18883,7 @@
           <w:sz w:val="24"/>
           <w:szCs w:val="24"/>
         </w:rPr>
-        <w:t xml:space="preserve"> in the </w:t>
-      </w:r>
-      <w:proofErr w:type="gramStart"/>
-      <w:r>
-        <w:rPr>
-          <w:rFonts w:ascii="Times New Roman" w:hAnsi="Times New Roman" w:cs="Times New Roman"/>
-          <w:sz w:val="24"/>
-          <w:szCs w:val="24"/>
-        </w:rPr>
-        <w:t>tree</w:t>
-      </w:r>
-      <w:proofErr w:type="gramEnd"/>
-      <w:r>
-        <w:rPr>
-          <w:rFonts w:ascii="Times New Roman" w:hAnsi="Times New Roman" w:cs="Times New Roman"/>
-          <w:sz w:val="24"/>
-          <w:szCs w:val="24"/>
-        </w:rPr>
-        <w:t>-based algorithms</w:t>
+        <w:t xml:space="preserve"> in the tree-based algorithms</w:t>
       </w:r>
       <w:r>
         <w:rPr>
@@ -22030,15 +20016,7 @@
           <w:sz w:val="24"/>
           <w:szCs w:val="24"/>
         </w:rPr>
-        <w:t>I</w:t>
-      </w:r>
-      <w:r>
-        <w:rPr>
-          <w:rFonts w:ascii="Times New Roman" w:hAnsi="Times New Roman" w:cs="Times New Roman"/>
-          <w:sz w:val="24"/>
-          <w:szCs w:val="24"/>
-        </w:rPr>
-        <w:t xml:space="preserve">nformation </w:t>
+        <w:t xml:space="preserve">Information </w:t>
       </w:r>
       <w:r>
         <w:rPr>
@@ -24284,7 +22262,6 @@
                 <w:lang w:val="en-NL"/>
               </w:rPr>
             </w:pPr>
-            <w:proofErr w:type="spellStart"/>
             <w:r>
               <w:rPr>
                 <w:rFonts w:ascii="Times New Roman" w:eastAsia="Times New Roman" w:hAnsi="Times New Roman" w:cs="Times New Roman"/>
@@ -24321,7 +22298,6 @@
               </w:rPr>
               <w:t>et</w:t>
             </w:r>
-            <w:proofErr w:type="spellEnd"/>
           </w:p>
         </w:tc>
         <w:tc>
@@ -25121,16 +23097,7 @@
           <w:sz w:val="24"/>
           <w:szCs w:val="24"/>
         </w:rPr>
-        <w:t xml:space="preserve">s for the tree-based </w:t>
-      </w:r>
-      <w:proofErr w:type="gramStart"/>
-      <w:r>
-        <w:rPr>
-          <w:rFonts w:ascii="Times New Roman" w:hAnsi="Times New Roman" w:cs="Times New Roman"/>
-          <w:sz w:val="24"/>
-          <w:szCs w:val="24"/>
-        </w:rPr>
-        <w:t>algorithms</w:t>
+        <w:t>s for the tree-based algorithms</w:t>
       </w:r>
       <w:r>
         <w:rPr>
@@ -25146,16 +23113,7 @@
           <w:sz w:val="24"/>
           <w:szCs w:val="24"/>
         </w:rPr>
-        <w:t xml:space="preserve"> and</w:t>
-      </w:r>
-      <w:proofErr w:type="gramEnd"/>
-      <w:r>
-        <w:rPr>
-          <w:rFonts w:ascii="Times New Roman" w:hAnsi="Times New Roman" w:cs="Times New Roman"/>
-          <w:sz w:val="24"/>
-          <w:szCs w:val="24"/>
-        </w:rPr>
-        <w:t xml:space="preserve"> evaluated the model fit </w:t>
+        <w:t xml:space="preserve"> and evaluated the model fit </w:t>
       </w:r>
       <w:r>
         <w:rPr>
@@ -25615,69 +23573,23 @@
           <w:sz w:val="24"/>
           <w:szCs w:val="24"/>
         </w:rPr>
-        <w:t xml:space="preserve"> °C. The ensemble combines five base models (GBR, Random Forest, SVR, Lasso, </w:t>
-      </w:r>
-      <w:proofErr w:type="spellStart"/>
-      <w:r>
-        <w:rPr>
-          <w:rFonts w:ascii="Times New Roman" w:hAnsi="Times New Roman" w:cs="Times New Roman"/>
-          <w:sz w:val="24"/>
-          <w:szCs w:val="24"/>
-        </w:rPr>
-        <w:t>ElasticNet</w:t>
-      </w:r>
-      <w:proofErr w:type="spellEnd"/>
-      <w:r>
-        <w:rPr>
-          <w:rFonts w:ascii="Times New Roman" w:hAnsi="Times New Roman" w:cs="Times New Roman"/>
-          <w:sz w:val="24"/>
-          <w:szCs w:val="24"/>
-        </w:rPr>
-        <w:t xml:space="preserve">) with 10 estimators each (for </w:t>
-      </w:r>
-      <w:proofErr w:type="gramStart"/>
-      <w:r>
-        <w:rPr>
-          <w:rFonts w:ascii="Times New Roman" w:hAnsi="Times New Roman" w:cs="Times New Roman"/>
-          <w:sz w:val="24"/>
-          <w:szCs w:val="24"/>
-        </w:rPr>
-        <w:t>tree</w:t>
-      </w:r>
-      <w:proofErr w:type="gramEnd"/>
-      <w:r>
-        <w:rPr>
-          <w:rFonts w:ascii="Times New Roman" w:hAnsi="Times New Roman" w:cs="Times New Roman"/>
-          <w:sz w:val="24"/>
-          <w:szCs w:val="24"/>
-        </w:rPr>
-        <w:t>-based</w:t>
-      </w:r>
-      <w:r>
-        <w:rPr>
-          <w:rFonts w:ascii="Times New Roman" w:hAnsi="Times New Roman" w:cs="Times New Roman"/>
-          <w:sz w:val="24"/>
-          <w:szCs w:val="24"/>
-        </w:rPr>
-        <w:t xml:space="preserve"> models), trained on the optimal feature combination [Lignin (</w:t>
-      </w:r>
-      <w:proofErr w:type="spellStart"/>
-      <w:r>
-        <w:rPr>
-          <w:rFonts w:ascii="Times New Roman" w:hAnsi="Times New Roman" w:cs="Times New Roman"/>
-          <w:sz w:val="24"/>
-          <w:szCs w:val="24"/>
-        </w:rPr>
-        <w:t>wt</w:t>
-      </w:r>
-      <w:proofErr w:type="spellEnd"/>
-      <w:r>
-        <w:rPr>
-          <w:rFonts w:ascii="Times New Roman" w:hAnsi="Times New Roman" w:cs="Times New Roman"/>
-          <w:sz w:val="24"/>
-          <w:szCs w:val="24"/>
-        </w:rPr>
-        <w:t>%), Co-polyol type (PTHF), Ratio, Co</w:t>
+        <w:t xml:space="preserve"> °C. The ensemble combines five base models (GBR, Random Forest, SVR, Lasso, ElasticNet) with 10 estimators each (for </w:t>
+      </w:r>
+      <w:r>
+        <w:rPr>
+          <w:rFonts w:ascii="Times New Roman" w:hAnsi="Times New Roman" w:cs="Times New Roman"/>
+          <w:sz w:val="24"/>
+          <w:szCs w:val="24"/>
+        </w:rPr>
+        <w:t>tree-based</w:t>
+      </w:r>
+      <w:r>
+        <w:rPr>
+          <w:rFonts w:ascii="Times New Roman" w:hAnsi="Times New Roman" w:cs="Times New Roman"/>
+          <w:sz w:val="24"/>
+          <w:szCs w:val="24"/>
+        </w:rPr>
+        <w:t xml:space="preserve"> models), trained on the optimal feature combination [Lignin (wt%), Co-polyol type (PTHF), Ratio, Co</w:t>
       </w:r>
       <w:r>
         <w:rPr>
@@ -25693,43 +23605,7 @@
           <w:sz w:val="24"/>
           <w:szCs w:val="24"/>
         </w:rPr>
-        <w:t>polyol (</w:t>
-      </w:r>
-      <w:proofErr w:type="spellStart"/>
-      <w:r>
-        <w:rPr>
-          <w:rFonts w:ascii="Times New Roman" w:hAnsi="Times New Roman" w:cs="Times New Roman"/>
-          <w:sz w:val="24"/>
-          <w:szCs w:val="24"/>
-        </w:rPr>
-        <w:t>wt</w:t>
-      </w:r>
-      <w:proofErr w:type="spellEnd"/>
-      <w:r>
-        <w:rPr>
-          <w:rFonts w:ascii="Times New Roman" w:hAnsi="Times New Roman" w:cs="Times New Roman"/>
-          <w:sz w:val="24"/>
-          <w:szCs w:val="24"/>
-        </w:rPr>
-        <w:t>%), Isocyanate (</w:t>
-      </w:r>
-      <w:proofErr w:type="spellStart"/>
-      <w:r>
-        <w:rPr>
-          <w:rFonts w:ascii="Times New Roman" w:hAnsi="Times New Roman" w:cs="Times New Roman"/>
-          <w:sz w:val="24"/>
-          <w:szCs w:val="24"/>
-        </w:rPr>
-        <w:t>wt</w:t>
-      </w:r>
-      <w:proofErr w:type="spellEnd"/>
-      <w:r>
-        <w:rPr>
-          <w:rFonts w:ascii="Times New Roman" w:hAnsi="Times New Roman" w:cs="Times New Roman"/>
-          <w:sz w:val="24"/>
-          <w:szCs w:val="24"/>
-        </w:rPr>
-        <w:t>%)]. Plot A shows the correlation between predicted and actual T</w:t>
+        <w:t>polyol (wt%), Isocyanate (wt%)]. Plot A shows the correlation between predicted and actual T</w:t>
       </w:r>
       <w:r>
         <w:rPr>
@@ -26140,27 +24016,7 @@
           <w:sz w:val="24"/>
           <w:szCs w:val="24"/>
         </w:rPr>
-        <w:t>Lignin (</w:t>
-      </w:r>
-      <w:proofErr w:type="spellStart"/>
-      <w:r>
-        <w:rPr>
-          <w:rFonts w:ascii="Times New Roman" w:hAnsi="Times New Roman" w:cs="Times New Roman"/>
-          <w:i/>
-          <w:sz w:val="24"/>
-          <w:szCs w:val="24"/>
-        </w:rPr>
-        <w:t>wt</w:t>
-      </w:r>
-      <w:proofErr w:type="spellEnd"/>
-      <w:r>
-        <w:rPr>
-          <w:rFonts w:ascii="Times New Roman" w:hAnsi="Times New Roman" w:cs="Times New Roman"/>
-          <w:i/>
-          <w:sz w:val="24"/>
-          <w:szCs w:val="24"/>
-        </w:rPr>
-        <w:t>%)</w:t>
+        <w:t>Lignin (wt%)</w:t>
       </w:r>
       <w:r>
         <w:rPr>
@@ -26185,33 +24041,15 @@
           <w:sz w:val="24"/>
           <w:szCs w:val="24"/>
         </w:rPr>
-        <w:t>. High-density predictions shift progressively upward with increasing lignin content</w:t>
-      </w:r>
-      <w:proofErr w:type="gramStart"/>
-      <w:r>
-        <w:rPr>
-          <w:rFonts w:ascii="Times New Roman" w:hAnsi="Times New Roman" w:cs="Times New Roman"/>
-          <w:sz w:val="24"/>
-          <w:szCs w:val="24"/>
-        </w:rPr>
-        <w:t xml:space="preserve">: </w:t>
-      </w:r>
-      <w:r>
-        <w:rPr>
-          <w:rFonts w:ascii="Times New Roman" w:hAnsi="Times New Roman" w:cs="Times New Roman"/>
-          <w:sz w:val="24"/>
-          <w:szCs w:val="24"/>
-        </w:rPr>
-        <w:t xml:space="preserve"> 15</w:t>
-      </w:r>
-      <w:proofErr w:type="gramEnd"/>
-      <w:r>
-        <w:rPr>
-          <w:rFonts w:ascii="Times New Roman" w:hAnsi="Times New Roman" w:cs="Times New Roman"/>
-          <w:sz w:val="24"/>
-          <w:szCs w:val="24"/>
-        </w:rPr>
-        <w:t xml:space="preserve">-20 </w:t>
+        <w:t xml:space="preserve">. High-density predictions shift progressively upward with increasing lignin content: </w:t>
+      </w:r>
+      <w:r>
+        <w:rPr>
+          <w:rFonts w:ascii="Times New Roman" w:hAnsi="Times New Roman" w:cs="Times New Roman"/>
+          <w:sz w:val="24"/>
+          <w:szCs w:val="24"/>
+        </w:rPr>
+        <w:t xml:space="preserve"> 15-20 </w:t>
       </w:r>
       <w:r>
         <w:rPr>
@@ -26227,25 +24065,7 @@
           <w:sz w:val="24"/>
           <w:szCs w:val="24"/>
         </w:rPr>
-        <w:t xml:space="preserve"> at 0-10 </w:t>
-      </w:r>
-      <w:proofErr w:type="spellStart"/>
-      <w:r>
-        <w:rPr>
-          <w:rFonts w:ascii="Times New Roman" w:hAnsi="Times New Roman" w:cs="Times New Roman"/>
-          <w:sz w:val="24"/>
-          <w:szCs w:val="24"/>
-        </w:rPr>
-        <w:t>wt</w:t>
-      </w:r>
-      <w:proofErr w:type="spellEnd"/>
-      <w:r>
-        <w:rPr>
-          <w:rFonts w:ascii="Times New Roman" w:hAnsi="Times New Roman" w:cs="Times New Roman"/>
-          <w:sz w:val="24"/>
-          <w:szCs w:val="24"/>
-        </w:rPr>
-        <w:t xml:space="preserve">% lignin, 40-50 </w:t>
+        <w:t xml:space="preserve"> at 0-10 wt% lignin, 40-50 </w:t>
       </w:r>
       <w:r>
         <w:rPr>
@@ -26261,25 +24081,7 @@
           <w:sz w:val="24"/>
           <w:szCs w:val="24"/>
         </w:rPr>
-        <w:t xml:space="preserve"> at 15-30 </w:t>
-      </w:r>
-      <w:proofErr w:type="spellStart"/>
-      <w:r>
-        <w:rPr>
-          <w:rFonts w:ascii="Times New Roman" w:hAnsi="Times New Roman" w:cs="Times New Roman"/>
-          <w:sz w:val="24"/>
-          <w:szCs w:val="24"/>
-        </w:rPr>
-        <w:t>wt</w:t>
-      </w:r>
-      <w:proofErr w:type="spellEnd"/>
-      <w:r>
-        <w:rPr>
-          <w:rFonts w:ascii="Times New Roman" w:hAnsi="Times New Roman" w:cs="Times New Roman"/>
-          <w:sz w:val="24"/>
-          <w:szCs w:val="24"/>
-        </w:rPr>
-        <w:t xml:space="preserve">%, and 50-60 </w:t>
+        <w:t xml:space="preserve"> at 15-30 wt%, and 50-60 </w:t>
       </w:r>
       <w:r>
         <w:rPr>
@@ -26295,25 +24097,7 @@
           <w:sz w:val="24"/>
           <w:szCs w:val="24"/>
         </w:rPr>
-        <w:t xml:space="preserve"> at 30-50 </w:t>
-      </w:r>
-      <w:proofErr w:type="spellStart"/>
-      <w:r>
-        <w:rPr>
-          <w:rFonts w:ascii="Times New Roman" w:hAnsi="Times New Roman" w:cs="Times New Roman"/>
-          <w:sz w:val="24"/>
-          <w:szCs w:val="24"/>
-        </w:rPr>
-        <w:t>wt</w:t>
-      </w:r>
-      <w:proofErr w:type="spellEnd"/>
-      <w:r>
-        <w:rPr>
-          <w:rFonts w:ascii="Times New Roman" w:hAnsi="Times New Roman" w:cs="Times New Roman"/>
-          <w:sz w:val="24"/>
-          <w:szCs w:val="24"/>
-        </w:rPr>
-        <w:t xml:space="preserve">%, the latter representing the most prominent cluster in the </w:t>
+        <w:t xml:space="preserve"> at 30-50 wt%, the latter representing the most prominent cluster in the </w:t>
       </w:r>
       <w:r>
         <w:rPr>
@@ -26322,25 +24106,7 @@
           <w:szCs w:val="24"/>
         </w:rPr>
         <w:lastRenderedPageBreak/>
-        <w:t xml:space="preserve">entire mapping. Above 50 </w:t>
-      </w:r>
-      <w:proofErr w:type="spellStart"/>
-      <w:r>
-        <w:rPr>
-          <w:rFonts w:ascii="Times New Roman" w:hAnsi="Times New Roman" w:cs="Times New Roman"/>
-          <w:sz w:val="24"/>
-          <w:szCs w:val="24"/>
-        </w:rPr>
-        <w:t>wt</w:t>
-      </w:r>
-      <w:proofErr w:type="spellEnd"/>
-      <w:r>
-        <w:rPr>
-          <w:rFonts w:ascii="Times New Roman" w:hAnsi="Times New Roman" w:cs="Times New Roman"/>
-          <w:sz w:val="24"/>
-          <w:szCs w:val="24"/>
-        </w:rPr>
-        <w:t xml:space="preserve">%, the density persists around 55-65 </w:t>
+        <w:t xml:space="preserve">entire mapping. Above 50 wt%, the density persists around 55-65 </w:t>
       </w:r>
       <w:r>
         <w:rPr>
@@ -26364,27 +24130,8 @@
           <w:sz w:val="24"/>
           <w:szCs w:val="24"/>
         </w:rPr>
-        <w:t xml:space="preserve"> Prediction confidence is highest in the 30-50 </w:t>
-      </w:r>
-      <w:proofErr w:type="spellStart"/>
-      <w:r>
-        <w:rPr>
-          <w:rFonts w:ascii="Times New Roman" w:hAnsi="Times New Roman" w:cs="Times New Roman"/>
-          <w:sz w:val="24"/>
-          <w:szCs w:val="24"/>
-        </w:rPr>
-        <w:t>wt</w:t>
-      </w:r>
-      <w:proofErr w:type="spellEnd"/>
-      <w:r>
-        <w:rPr>
-          <w:rFonts w:ascii="Times New Roman" w:hAnsi="Times New Roman" w:cs="Times New Roman"/>
-          <w:sz w:val="24"/>
-          <w:szCs w:val="24"/>
-        </w:rPr>
-        <w:t xml:space="preserve">% range, where the variance narrows to </w:t>
-      </w:r>
-      <w:proofErr w:type="gramStart"/>
+        <w:t xml:space="preserve"> Prediction confidence is highest in the 30-50 wt% range, where the variance narrows to </w:t>
+      </w:r>
       <w:r>
         <w:rPr>
           <w:rFonts w:ascii="Times New Roman" w:hAnsi="Times New Roman" w:cs="Times New Roman"/>
@@ -26407,9 +24154,64 @@
           <w:sz w:val="24"/>
           <w:szCs w:val="24"/>
         </w:rPr>
-        <w:t xml:space="preserve"> 20</w:t>
-      </w:r>
-      <w:proofErr w:type="gramEnd"/>
+        <w:t xml:space="preserve"> 20 </w:t>
+      </w:r>
+      <w:r>
+        <w:rPr>
+          <w:rFonts w:ascii="Times New Roman" w:hAnsi="Times New Roman" w:cs="Times New Roman"/>
+          <w:sz w:val="24"/>
+          <w:szCs w:val="24"/>
+        </w:rPr>
+        <w:t>°C</w:t>
+      </w:r>
+      <w:r>
+        <w:rPr>
+          <w:rFonts w:ascii="Times New Roman" w:hAnsi="Times New Roman" w:cs="Times New Roman"/>
+          <w:sz w:val="24"/>
+          <w:szCs w:val="24"/>
+        </w:rPr>
+        <w:t xml:space="preserve"> (50-70 </w:t>
+      </w:r>
+      <w:r>
+        <w:rPr>
+          <w:rFonts w:ascii="Times New Roman" w:hAnsi="Times New Roman" w:cs="Times New Roman"/>
+          <w:sz w:val="24"/>
+          <w:szCs w:val="24"/>
+        </w:rPr>
+        <w:t>°C</w:t>
+      </w:r>
+      <w:r>
+        <w:rPr>
+          <w:rFonts w:ascii="Times New Roman" w:hAnsi="Times New Roman" w:cs="Times New Roman"/>
+          <w:sz w:val="24"/>
+          <w:szCs w:val="24"/>
+        </w:rPr>
+        <w:t>)</w:t>
+      </w:r>
+      <w:r>
+        <w:rPr>
+          <w:rFonts w:ascii="Times New Roman" w:hAnsi="Times New Roman" w:cs="Times New Roman"/>
+          <w:sz w:val="24"/>
+          <w:szCs w:val="24"/>
+        </w:rPr>
+        <w:t xml:space="preserve">, compared to ~40 </w:t>
+      </w:r>
+      <w:r>
+        <w:rPr>
+          <w:rFonts w:ascii="Times New Roman" w:hAnsi="Times New Roman" w:cs="Times New Roman"/>
+          <w:sz w:val="24"/>
+          <w:szCs w:val="24"/>
+        </w:rPr>
+        <w:t>°C</w:t>
+      </w:r>
+      <w:r>
+        <w:rPr>
+          <w:rFonts w:ascii="Times New Roman" w:hAnsi="Times New Roman" w:cs="Times New Roman"/>
+          <w:sz w:val="24"/>
+          <w:szCs w:val="24"/>
+        </w:rPr>
+        <w:t xml:space="preserve"> at lower lignin contents.</w:t>
+      </w:r>
       <w:r>
         <w:rPr>
           <w:rFonts w:ascii="Times New Roman" w:hAnsi="Times New Roman" w:cs="Times New Roman"/>
@@ -26424,70 +24226,6 @@
           <w:sz w:val="24"/>
           <w:szCs w:val="24"/>
         </w:rPr>
-        <w:t>°C</w:t>
-      </w:r>
-      <w:r>
-        <w:rPr>
-          <w:rFonts w:ascii="Times New Roman" w:hAnsi="Times New Roman" w:cs="Times New Roman"/>
-          <w:sz w:val="24"/>
-          <w:szCs w:val="24"/>
-        </w:rPr>
-        <w:t xml:space="preserve"> (50-70 </w:t>
-      </w:r>
-      <w:r>
-        <w:rPr>
-          <w:rFonts w:ascii="Times New Roman" w:hAnsi="Times New Roman" w:cs="Times New Roman"/>
-          <w:sz w:val="24"/>
-          <w:szCs w:val="24"/>
-        </w:rPr>
-        <w:t>°C</w:t>
-      </w:r>
-      <w:r>
-        <w:rPr>
-          <w:rFonts w:ascii="Times New Roman" w:hAnsi="Times New Roman" w:cs="Times New Roman"/>
-          <w:sz w:val="24"/>
-          <w:szCs w:val="24"/>
-        </w:rPr>
-        <w:t>)</w:t>
-      </w:r>
-      <w:r>
-        <w:rPr>
-          <w:rFonts w:ascii="Times New Roman" w:hAnsi="Times New Roman" w:cs="Times New Roman"/>
-          <w:sz w:val="24"/>
-          <w:szCs w:val="24"/>
-        </w:rPr>
-        <w:t xml:space="preserve">, compared to ~40 </w:t>
-      </w:r>
-      <w:r>
-        <w:rPr>
-          <w:rFonts w:ascii="Times New Roman" w:hAnsi="Times New Roman" w:cs="Times New Roman"/>
-          <w:sz w:val="24"/>
-          <w:szCs w:val="24"/>
-        </w:rPr>
-        <w:t>°C</w:t>
-      </w:r>
-      <w:r>
-        <w:rPr>
-          <w:rFonts w:ascii="Times New Roman" w:hAnsi="Times New Roman" w:cs="Times New Roman"/>
-          <w:sz w:val="24"/>
-          <w:szCs w:val="24"/>
-        </w:rPr>
-        <w:t xml:space="preserve"> at lower lignin contents.</w:t>
-      </w:r>
-      <w:r>
-        <w:rPr>
-          <w:rFonts w:ascii="Times New Roman" w:hAnsi="Times New Roman" w:cs="Times New Roman"/>
-          <w:sz w:val="24"/>
-          <w:szCs w:val="24"/>
-        </w:rPr>
-        <w:t xml:space="preserve"> </w:t>
-      </w:r>
-      <w:r>
-        <w:rPr>
-          <w:rFonts w:ascii="Times New Roman" w:hAnsi="Times New Roman" w:cs="Times New Roman"/>
-          <w:sz w:val="24"/>
-          <w:szCs w:val="24"/>
-        </w:rPr>
         <w:t xml:space="preserve">From a structure-property perspective, the </w:t>
       </w:r>
       <w:r>
@@ -26562,61 +24300,7 @@
           <w:sz w:val="24"/>
           <w:szCs w:val="24"/>
         </w:rPr>
-        <w:t xml:space="preserve"> enhancement lies between 30-50 </w:t>
-      </w:r>
-      <w:proofErr w:type="spellStart"/>
-      <w:r>
-        <w:rPr>
-          <w:rFonts w:ascii="Times New Roman" w:hAnsi="Times New Roman" w:cs="Times New Roman"/>
-          <w:sz w:val="24"/>
-          <w:szCs w:val="24"/>
-        </w:rPr>
-        <w:t>wt</w:t>
-      </w:r>
-      <w:proofErr w:type="spellEnd"/>
-      <w:r>
-        <w:rPr>
-          <w:rFonts w:ascii="Times New Roman" w:hAnsi="Times New Roman" w:cs="Times New Roman"/>
-          <w:sz w:val="24"/>
-          <w:szCs w:val="24"/>
-        </w:rPr>
-        <w:t xml:space="preserve">% lignin, whole 50-70 </w:t>
-      </w:r>
-      <w:proofErr w:type="spellStart"/>
-      <w:r>
-        <w:rPr>
-          <w:rFonts w:ascii="Times New Roman" w:hAnsi="Times New Roman" w:cs="Times New Roman"/>
-          <w:sz w:val="24"/>
-          <w:szCs w:val="24"/>
-        </w:rPr>
-        <w:t>wt</w:t>
-      </w:r>
-      <w:proofErr w:type="spellEnd"/>
-      <w:r>
-        <w:rPr>
-          <w:rFonts w:ascii="Times New Roman" w:hAnsi="Times New Roman" w:cs="Times New Roman"/>
-          <w:sz w:val="24"/>
-          <w:szCs w:val="24"/>
-        </w:rPr>
-        <w:t xml:space="preserve">% range provides more consistent thermal properties albeit with declining prediction confidence. Sparse regions at low lignin contents and the discretization boundary around 10-15 </w:t>
-      </w:r>
-      <w:proofErr w:type="spellStart"/>
-      <w:r>
-        <w:rPr>
-          <w:rFonts w:ascii="Times New Roman" w:hAnsi="Times New Roman" w:cs="Times New Roman"/>
-          <w:sz w:val="24"/>
-          <w:szCs w:val="24"/>
-        </w:rPr>
-        <w:t>wt</w:t>
-      </w:r>
-      <w:proofErr w:type="spellEnd"/>
-      <w:r>
-        <w:rPr>
-          <w:rFonts w:ascii="Times New Roman" w:hAnsi="Times New Roman" w:cs="Times New Roman"/>
-          <w:sz w:val="24"/>
-          <w:szCs w:val="24"/>
-        </w:rPr>
-        <w:t xml:space="preserve">% reflect sampling limitations in the training dataset. </w:t>
+        <w:t xml:space="preserve"> enhancement lies between 30-50 wt% lignin, whole 50-70 wt% range provides more consistent thermal properties albeit with declining prediction confidence. Sparse regions at low lignin contents and the discretization boundary around 10-15 wt% reflect sampling limitations in the training dataset. </w:t>
       </w:r>
     </w:p>
     <w:p>
@@ -27275,25 +24959,7 @@
           <w:sz w:val="24"/>
           <w:szCs w:val="24"/>
         </w:rPr>
-        <w:t xml:space="preserve">shows continuous density distributions predominantly in the 45–60 °C range, distributed broadly across the entire 0–20 </w:t>
-      </w:r>
-      <w:proofErr w:type="spellStart"/>
-      <w:r>
-        <w:rPr>
-          <w:rFonts w:ascii="Times New Roman" w:hAnsi="Times New Roman" w:cs="Times New Roman"/>
-          <w:sz w:val="24"/>
-          <w:szCs w:val="24"/>
-        </w:rPr>
-        <w:t>wt</w:t>
-      </w:r>
-      <w:proofErr w:type="spellEnd"/>
-      <w:r>
-        <w:rPr>
-          <w:rFonts w:ascii="Times New Roman" w:hAnsi="Times New Roman" w:cs="Times New Roman"/>
-          <w:sz w:val="24"/>
-          <w:szCs w:val="24"/>
-        </w:rPr>
-        <w:t>% isocyanate range. Unlike the other features, the absence of a clear concentration-dependent shift in peak T</w:t>
+        <w:t>shows continuous density distributions predominantly in the 45–60 °C range, distributed broadly across the entire 0–20 wt% isocyanate range. Unlike the other features, the absence of a clear concentration-dependent shift in peak T</w:t>
       </w:r>
       <w:r>
         <w:rPr>
@@ -27310,25 +24976,7 @@
           <w:sz w:val="24"/>
           <w:szCs w:val="24"/>
         </w:rPr>
-        <w:t xml:space="preserve"> position indicates that Isocyanate (</w:t>
-      </w:r>
-      <w:proofErr w:type="spellStart"/>
-      <w:r>
-        <w:rPr>
-          <w:rFonts w:ascii="Times New Roman" w:hAnsi="Times New Roman" w:cs="Times New Roman"/>
-          <w:sz w:val="24"/>
-          <w:szCs w:val="24"/>
-        </w:rPr>
-        <w:t>wt</w:t>
-      </w:r>
-      <w:proofErr w:type="spellEnd"/>
-      <w:r>
-        <w:rPr>
-          <w:rFonts w:ascii="Times New Roman" w:hAnsi="Times New Roman" w:cs="Times New Roman"/>
-          <w:sz w:val="24"/>
-          <w:szCs w:val="24"/>
-        </w:rPr>
-        <w:t>%) primarily modulates the breadth of achievable T</w:t>
+        <w:t xml:space="preserve"> position indicates that Isocyanate (wt%) primarily modulates the breadth of achievable T</w:t>
       </w:r>
       <w:r>
         <w:rPr>
@@ -27467,79 +25115,7 @@
           <w:sz w:val="24"/>
           <w:szCs w:val="24"/>
         </w:rPr>
-        <w:t xml:space="preserve">the co-polyol content exhibits a pronounced U-shaped dependence: a high-density region at 0 </w:t>
-      </w:r>
-      <w:proofErr w:type="spellStart"/>
-      <w:r>
-        <w:rPr>
-          <w:rFonts w:ascii="Times New Roman" w:hAnsi="Times New Roman" w:cs="Times New Roman"/>
-          <w:sz w:val="24"/>
-          <w:szCs w:val="24"/>
-        </w:rPr>
-        <w:t>wt</w:t>
-      </w:r>
-      <w:proofErr w:type="spellEnd"/>
-      <w:r>
-        <w:rPr>
-          <w:rFonts w:ascii="Times New Roman" w:hAnsi="Times New Roman" w:cs="Times New Roman"/>
-          <w:sz w:val="24"/>
-          <w:szCs w:val="24"/>
-        </w:rPr>
-        <w:t xml:space="preserve">% centered around 60 °C transitions sharply to a minimum at 25–35 </w:t>
-      </w:r>
-      <w:proofErr w:type="spellStart"/>
-      <w:r>
-        <w:rPr>
-          <w:rFonts w:ascii="Times New Roman" w:hAnsi="Times New Roman" w:cs="Times New Roman"/>
-          <w:sz w:val="24"/>
-          <w:szCs w:val="24"/>
-        </w:rPr>
-        <w:t>wt</w:t>
-      </w:r>
-      <w:proofErr w:type="spellEnd"/>
-      <w:r>
-        <w:rPr>
-          <w:rFonts w:ascii="Times New Roman" w:hAnsi="Times New Roman" w:cs="Times New Roman"/>
-          <w:sz w:val="24"/>
-          <w:szCs w:val="24"/>
-        </w:rPr>
-        <w:t xml:space="preserve">% (prediction density concentrated around 15–20 °C), before recovering above 50 </w:t>
-      </w:r>
-      <w:proofErr w:type="spellStart"/>
-      <w:r>
-        <w:rPr>
-          <w:rFonts w:ascii="Times New Roman" w:hAnsi="Times New Roman" w:cs="Times New Roman"/>
-          <w:sz w:val="24"/>
-          <w:szCs w:val="24"/>
-        </w:rPr>
-        <w:t>wt</w:t>
-      </w:r>
-      <w:proofErr w:type="spellEnd"/>
-      <w:r>
-        <w:rPr>
-          <w:rFonts w:ascii="Times New Roman" w:hAnsi="Times New Roman" w:cs="Times New Roman"/>
-          <w:sz w:val="24"/>
-          <w:szCs w:val="24"/>
-        </w:rPr>
-        <w:t xml:space="preserve">% with a second high-density region at 60–70 </w:t>
-      </w:r>
-      <w:proofErr w:type="spellStart"/>
-      <w:r>
-        <w:rPr>
-          <w:rFonts w:ascii="Times New Roman" w:hAnsi="Times New Roman" w:cs="Times New Roman"/>
-          <w:sz w:val="24"/>
-          <w:szCs w:val="24"/>
-        </w:rPr>
-        <w:t>wt</w:t>
-      </w:r>
-      <w:proofErr w:type="spellEnd"/>
-      <w:r>
-        <w:rPr>
-          <w:rFonts w:ascii="Times New Roman" w:hAnsi="Times New Roman" w:cs="Times New Roman"/>
-          <w:sz w:val="24"/>
-          <w:szCs w:val="24"/>
-        </w:rPr>
-        <w:t>% around 55–65 °C. This behavior reflects competing effects: at low co-polyol content, the rigid lignin-rich network dominates, yielding higher T</w:t>
+        <w:t>the co-polyol content exhibits a pronounced U-shaped dependence: a high-density region at 0 wt% centered around 60 °C transitions sharply to a minimum at 25–35 wt% (prediction density concentrated around 15–20 °C), before recovering above 50 wt% with a second high-density region at 60–70 wt% around 55–65 °C. This behavior reflects competing effects: at low co-polyol content, the rigid lignin-rich network dominates, yielding higher T</w:t>
       </w:r>
       <w:r>
         <w:rPr>
@@ -27802,15 +25378,7 @@
           <w:sz w:val="24"/>
           <w:szCs w:val="24"/>
         </w:rPr>
-        <w:t>S</w:t>
-      </w:r>
-      <w:r>
-        <w:rPr>
-          <w:rFonts w:ascii="Times New Roman" w:hAnsi="Times New Roman" w:cs="Times New Roman"/>
-          <w:sz w:val="24"/>
-          <w:szCs w:val="24"/>
-        </w:rPr>
-        <w:t>6</w:t>
+        <w:t>S6</w:t>
       </w:r>
       <w:r>
         <w:rPr>
@@ -27890,25 +25458,7 @@
           <w:sz w:val="24"/>
           <w:szCs w:val="24"/>
         </w:rPr>
-        <w:t xml:space="preserve"> reveals a multimodal distribution with the strongest peaks concentrated in the mid-to-high temperature range, where frequencies reach approximately 10.928 predictions at the highest point. Several prominent peaks are observed in </w:t>
-      </w:r>
-      <w:proofErr w:type="gramStart"/>
-      <w:r>
-        <w:rPr>
-          <w:rFonts w:ascii="Times New Roman" w:hAnsi="Times New Roman" w:cs="Times New Roman"/>
-          <w:sz w:val="24"/>
-          <w:szCs w:val="24"/>
-        </w:rPr>
-        <w:t>close proximity</w:t>
-      </w:r>
-      <w:proofErr w:type="gramEnd"/>
-      <w:r>
-        <w:rPr>
-          <w:rFonts w:ascii="Times New Roman" w:hAnsi="Times New Roman" w:cs="Times New Roman"/>
-          <w:sz w:val="24"/>
-          <w:szCs w:val="24"/>
-        </w:rPr>
-        <w:t>, with frequencies of 10.539, 10.381 and 10.331, forming a dominant cluster, followed by a secondary peak of 9.883.</w:t>
+        <w:t xml:space="preserve"> reveals a multimodal distribution with the strongest peaks concentrated in the mid-to-high temperature range, where frequencies reach approximately 10.928 predictions at the highest point. Several prominent peaks are observed in close proximity, with frequencies of 10.539, 10.381 and 10.331, forming a dominant cluster, followed by a secondary peak of 9.883.</w:t>
       </w:r>
       <w:r>
         <w:rPr>
@@ -28179,25 +25729,7 @@
           <w:sz w:val="24"/>
           <w:szCs w:val="24"/>
         </w:rPr>
-        <w:t xml:space="preserve"> (&gt;50 °C) should employ 30–50 </w:t>
-      </w:r>
-      <w:proofErr w:type="spellStart"/>
-      <w:r>
-        <w:rPr>
-          <w:rFonts w:ascii="Times New Roman" w:hAnsi="Times New Roman" w:cs="Times New Roman"/>
-          <w:sz w:val="24"/>
-          <w:szCs w:val="24"/>
-        </w:rPr>
-        <w:t>wt</w:t>
-      </w:r>
-      <w:proofErr w:type="spellEnd"/>
-      <w:r>
-        <w:rPr>
-          <w:rFonts w:ascii="Times New Roman" w:hAnsi="Times New Roman" w:cs="Times New Roman"/>
-          <w:sz w:val="24"/>
-          <w:szCs w:val="24"/>
-        </w:rPr>
-        <w:t>% lignin, where aromatic crosslinking and π–π stacking interactions are maximized. Co-polyol molecular weight provides secondary thermal tuning, with PTHF 650 offering the broadest T</w:t>
+        <w:t xml:space="preserve"> (&gt;50 °C) should employ 30–50 wt% lignin, where aromatic crosslinking and π–π stacking interactions are maximized. Co-polyol molecular weight provides secondary thermal tuning, with PTHF 650 offering the broadest T</w:t>
       </w:r>
       <w:r>
         <w:rPr>
@@ -28231,61 +25763,7 @@
           <w:sz w:val="24"/>
           <w:szCs w:val="24"/>
         </w:rPr>
-        <w:t xml:space="preserve"> and prediction confidence, as excess isocyanate reduces both. Co-polyol content should either be minimized (&lt;25 </w:t>
-      </w:r>
-      <w:proofErr w:type="spellStart"/>
-      <w:r>
-        <w:rPr>
-          <w:rFonts w:ascii="Times New Roman" w:hAnsi="Times New Roman" w:cs="Times New Roman"/>
-          <w:sz w:val="24"/>
-          <w:szCs w:val="24"/>
-        </w:rPr>
-        <w:t>wt</w:t>
-      </w:r>
-      <w:proofErr w:type="spellEnd"/>
-      <w:r>
-        <w:rPr>
-          <w:rFonts w:ascii="Times New Roman" w:hAnsi="Times New Roman" w:cs="Times New Roman"/>
-          <w:sz w:val="24"/>
-          <w:szCs w:val="24"/>
-        </w:rPr>
-        <w:t xml:space="preserve">%, favoring rigid lignin-rich networks) or increased above 50 </w:t>
-      </w:r>
-      <w:proofErr w:type="spellStart"/>
-      <w:r>
-        <w:rPr>
-          <w:rFonts w:ascii="Times New Roman" w:hAnsi="Times New Roman" w:cs="Times New Roman"/>
-          <w:sz w:val="24"/>
-          <w:szCs w:val="24"/>
-        </w:rPr>
-        <w:t>wt</w:t>
-      </w:r>
-      <w:proofErr w:type="spellEnd"/>
-      <w:r>
-        <w:rPr>
-          <w:rFonts w:ascii="Times New Roman" w:hAnsi="Times New Roman" w:cs="Times New Roman"/>
-          <w:sz w:val="24"/>
-          <w:szCs w:val="24"/>
-        </w:rPr>
-        <w:t xml:space="preserve">% (where entanglement effects restore thermal performance), while the intermediate range (25–35 </w:t>
-      </w:r>
-      <w:proofErr w:type="spellStart"/>
-      <w:r>
-        <w:rPr>
-          <w:rFonts w:ascii="Times New Roman" w:hAnsi="Times New Roman" w:cs="Times New Roman"/>
-          <w:sz w:val="24"/>
-          <w:szCs w:val="24"/>
-        </w:rPr>
-        <w:t>wt</w:t>
-      </w:r>
-      <w:proofErr w:type="spellEnd"/>
-      <w:r>
-        <w:rPr>
-          <w:rFonts w:ascii="Times New Roman" w:hAnsi="Times New Roman" w:cs="Times New Roman"/>
-          <w:sz w:val="24"/>
-          <w:szCs w:val="24"/>
-        </w:rPr>
-        <w:t>%) should be avoided when high T</w:t>
+        <w:t xml:space="preserve"> and prediction confidence, as excess isocyanate reduces both. Co-polyol content should either be minimized (&lt;25 wt%, favoring rigid lignin-rich networks) or increased above 50 wt% (where entanglement effects restore thermal performance), while the intermediate range (25–35 wt%) should be avoided when high T</w:t>
       </w:r>
       <w:r>
         <w:rPr>
@@ -28314,28 +25792,357 @@
         </w:numPr>
         <w:spacing w:before="120" w:after="120"/>
         <w:rPr>
+          <w:ins w:id="48" w:author="Acaru, Silviu" w:date="2026-05-13T11:54:00Z" w16du:dateUtc="2026-05-13T09:54:00Z"/>
           <w:rFonts w:ascii="Times New Roman" w:eastAsia="Times New Roman" w:hAnsi="Times New Roman" w:cs="Times New Roman"/>
           <w:sz w:val="24"/>
           <w:szCs w:val="24"/>
         </w:rPr>
       </w:pPr>
-      <w:bookmarkStart w:id="48" w:name="_Ref177048592"/>
-      <w:bookmarkStart w:id="49" w:name="_Toc179040480"/>
-      <w:r>
-        <w:rPr>
-          <w:rFonts w:ascii="Times New Roman" w:eastAsia="Times New Roman" w:hAnsi="Times New Roman" w:cs="Times New Roman"/>
-          <w:sz w:val="24"/>
-          <w:szCs w:val="24"/>
-        </w:rPr>
-        <w:t>Extrapolation</w:t>
-      </w:r>
-      <w:bookmarkEnd w:id="48"/>
-      <w:bookmarkEnd w:id="49"/>
+      <w:bookmarkStart w:id="49" w:name="_Ref177048592"/>
+      <w:bookmarkStart w:id="50" w:name="_Toc179040480"/>
+      <w:ins w:id="51" w:author="Acaru, Silviu" w:date="2026-05-13T11:54:00Z" w16du:dateUtc="2026-05-13T09:54:00Z">
+        <w:r>
+          <w:rPr>
+            <w:rFonts w:ascii="Times New Roman" w:eastAsia="Times New Roman" w:hAnsi="Times New Roman" w:cs="Times New Roman"/>
+            <w:sz w:val="24"/>
+            <w:szCs w:val="24"/>
+          </w:rPr>
+          <w:t xml:space="preserve">Applicability Domain Analysis </w:t>
+        </w:r>
+      </w:ins>
     </w:p>
     <w:p>
       <w:pPr>
         <w:jc w:val="both"/>
         <w:rPr>
+          <w:ins w:id="52" w:author="Acaru, Silviu" w:date="2026-05-13T11:56:00Z" w16du:dateUtc="2026-05-13T09:56:00Z"/>
+          <w:rFonts w:ascii="Times New Roman" w:hAnsi="Times New Roman" w:cs="Times New Roman"/>
+          <w:sz w:val="24"/>
+          <w:szCs w:val="24"/>
+          <w:lang w:val="en-NL"/>
+        </w:rPr>
+      </w:pPr>
+      <w:ins w:id="53" w:author="Acaru, Silviu" w:date="2026-05-13T11:54:00Z" w16du:dateUtc="2026-05-13T09:54:00Z">
+        <w:r>
+          <w:rPr>
+            <w:rFonts w:ascii="Times New Roman" w:hAnsi="Times New Roman" w:cs="Times New Roman"/>
+            <w:sz w:val="24"/>
+            <w:szCs w:val="24"/>
+            <w:lang w:val="en-NL"/>
+            <w:rPrChange w:id="54" w:author="Acaru, Silviu" w:date="2026-05-13T11:55:00Z" w16du:dateUtc="2026-05-13T09:55:00Z">
+              <w:rPr>
+                <w:lang w:val="en-NL"/>
+              </w:rPr>
+            </w:rPrChange>
+          </w:rPr>
+          <w:t xml:space="preserve">To delineate the chemical space within which the stacking ensemble produces reliable predictions, a leverage-based applicability domain (AD) analysis was performed. Leverage values (hᵢ) were computed from the HAT matrix of the scaled training set, and standardised residuals (zᵢ = eᵢ/σ) were derived using the training residual standard deviation. The warning threshold was set at h* = 3(k + 1)/n = 0.173 (k = 5 features, n = 104 training samples), and a sample was considered reliable if it simultaneously satisfied hᵢ ≤ h* and |zᵢ| ≤ 3. The outcome is visualised in the Williams plot </w:t>
+        </w:r>
+        <w:r>
+          <w:rPr>
+            <w:rFonts w:ascii="Times New Roman" w:hAnsi="Times New Roman" w:cs="Times New Roman"/>
+            <w:sz w:val="24"/>
+            <w:szCs w:val="24"/>
+            <w:highlight w:val="yellow"/>
+            <w:lang w:val="en-NL"/>
+            <w:rPrChange w:id="55" w:author="Acaru, Silviu" w:date="2026-05-13T11:56:00Z" w16du:dateUtc="2026-05-13T09:56:00Z">
+              <w:rPr>
+                <w:lang w:val="en-NL"/>
+              </w:rPr>
+            </w:rPrChange>
+          </w:rPr>
+          <w:t>(Figure 8A).</w:t>
+        </w:r>
+        <w:r>
+          <w:rPr>
+            <w:rFonts w:ascii="Times New Roman" w:hAnsi="Times New Roman" w:cs="Times New Roman"/>
+            <w:sz w:val="24"/>
+            <w:szCs w:val="24"/>
+            <w:lang w:val="en-NL"/>
+            <w:rPrChange w:id="56" w:author="Acaru, Silviu" w:date="2026-05-13T11:55:00Z" w16du:dateUtc="2026-05-13T09:55:00Z">
+              <w:rPr>
+                <w:lang w:val="en-NL"/>
+              </w:rPr>
+            </w:rPrChange>
+          </w:rPr>
+          <w:t xml:space="preserve"> Of the training samples, 98.1% (102 of 104) fall within the AD, confirming that the model is internally well-calibrated. For the validation and test sets, 68.8% (11 of 16) and 62.5% (10 of 16) of samples lie within the AD, respectively </w:t>
+        </w:r>
+        <w:r>
+          <w:rPr>
+            <w:rFonts w:ascii="Times New Roman" w:hAnsi="Times New Roman" w:cs="Times New Roman"/>
+            <w:sz w:val="24"/>
+            <w:szCs w:val="24"/>
+            <w:highlight w:val="yellow"/>
+            <w:lang w:val="en-NL"/>
+            <w:rPrChange w:id="57" w:author="Acaru, Silviu" w:date="2026-05-13T11:58:00Z" w16du:dateUtc="2026-05-13T09:58:00Z">
+              <w:rPr>
+                <w:lang w:val="en-NL"/>
+              </w:rPr>
+            </w:rPrChange>
+          </w:rPr>
+          <w:t>(Figure 8B).</w:t>
+        </w:r>
+        <w:r>
+          <w:rPr>
+            <w:rFonts w:ascii="Times New Roman" w:hAnsi="Times New Roman" w:cs="Times New Roman"/>
+            <w:sz w:val="24"/>
+            <w:szCs w:val="24"/>
+            <w:lang w:val="en-NL"/>
+            <w:rPrChange w:id="58" w:author="Acaru, Silviu" w:date="2026-05-13T11:55:00Z" w16du:dateUtc="2026-05-13T09:55:00Z">
+              <w:rPr>
+                <w:lang w:val="en-NL"/>
+              </w:rPr>
+            </w:rPrChange>
+          </w:rPr>
+          <w:t xml:space="preserve"> Samples outside the AD are characterised by either atypically high leverage</w:t>
+        </w:r>
+      </w:ins>
+      <w:ins w:id="59" w:author="Acaru, Silviu" w:date="2026-05-13T11:58:00Z" w16du:dateUtc="2026-05-13T09:58:00Z">
+        <w:r>
+          <w:rPr>
+            <w:rFonts w:ascii="Times New Roman" w:hAnsi="Times New Roman" w:cs="Times New Roman"/>
+            <w:sz w:val="24"/>
+            <w:szCs w:val="24"/>
+            <w:lang w:val="en-NL"/>
+          </w:rPr>
+          <w:t xml:space="preserve">, </w:t>
+        </w:r>
+      </w:ins>
+      <w:ins w:id="60" w:author="Acaru, Silviu" w:date="2026-05-13T11:54:00Z" w16du:dateUtc="2026-05-13T09:54:00Z">
+        <w:r>
+          <w:rPr>
+            <w:rFonts w:ascii="Times New Roman" w:hAnsi="Times New Roman" w:cs="Times New Roman"/>
+            <w:sz w:val="24"/>
+            <w:szCs w:val="24"/>
+            <w:lang w:val="en-NL"/>
+            <w:rPrChange w:id="61" w:author="Acaru, Silviu" w:date="2026-05-13T11:55:00Z" w16du:dateUtc="2026-05-13T09:55:00Z">
+              <w:rPr>
+                <w:lang w:val="en-NL"/>
+              </w:rPr>
+            </w:rPrChange>
+          </w:rPr>
+          <w:t>reflecting structural dissimilarity from the training centroid</w:t>
+        </w:r>
+      </w:ins>
+      <w:ins w:id="62" w:author="Acaru, Silviu" w:date="2026-05-13T11:58:00Z" w16du:dateUtc="2026-05-13T09:58:00Z">
+        <w:r>
+          <w:rPr>
+            <w:rFonts w:ascii="Times New Roman" w:hAnsi="Times New Roman" w:cs="Times New Roman"/>
+            <w:sz w:val="24"/>
+            <w:szCs w:val="24"/>
+            <w:lang w:val="en-NL"/>
+          </w:rPr>
+          <w:t xml:space="preserve">, </w:t>
+        </w:r>
+      </w:ins>
+      <w:ins w:id="63" w:author="Acaru, Silviu" w:date="2026-05-13T11:54:00Z" w16du:dateUtc="2026-05-13T09:54:00Z">
+        <w:r>
+          <w:rPr>
+            <w:rFonts w:ascii="Times New Roman" w:hAnsi="Times New Roman" w:cs="Times New Roman"/>
+            <w:sz w:val="24"/>
+            <w:szCs w:val="24"/>
+            <w:lang w:val="en-NL"/>
+            <w:rPrChange w:id="64" w:author="Acaru, Silviu" w:date="2026-05-13T11:55:00Z" w16du:dateUtc="2026-05-13T09:55:00Z">
+              <w:rPr>
+                <w:lang w:val="en-NL"/>
+              </w:rPr>
+            </w:rPrChange>
+          </w:rPr>
+          <w:t xml:space="preserve">or by </w:t>
+        </w:r>
+      </w:ins>
+      <w:ins w:id="65" w:author="Acaru, Silviu" w:date="2026-05-13T11:58:00Z" w16du:dateUtc="2026-05-13T09:58:00Z">
+        <w:r>
+          <w:rPr>
+            <w:rFonts w:ascii="Times New Roman" w:hAnsi="Times New Roman" w:cs="Times New Roman"/>
+            <w:sz w:val="24"/>
+            <w:szCs w:val="24"/>
+            <w:lang w:val="en-NL"/>
+          </w:rPr>
+          <w:t>large, standardised</w:t>
+        </w:r>
+      </w:ins>
+      <w:ins w:id="66" w:author="Acaru, Silviu" w:date="2026-05-13T11:54:00Z" w16du:dateUtc="2026-05-13T09:54:00Z">
+        <w:r>
+          <w:rPr>
+            <w:rFonts w:ascii="Times New Roman" w:hAnsi="Times New Roman" w:cs="Times New Roman"/>
+            <w:sz w:val="24"/>
+            <w:szCs w:val="24"/>
+            <w:lang w:val="en-NL"/>
+            <w:rPrChange w:id="67" w:author="Acaru, Silviu" w:date="2026-05-13T11:55:00Z" w16du:dateUtc="2026-05-13T09:55:00Z">
+              <w:rPr>
+                <w:lang w:val="en-NL"/>
+              </w:rPr>
+            </w:rPrChange>
+          </w:rPr>
+          <w:t xml:space="preserve"> residuals, which is consistent with the scatter visible in Figure 7A. This finding contextualises the prediction errors discussed in Section 3.5: the model performs reliably within its defined chemical space, while formulations at the periphery of the training distribution carry increased prediction uncertainty.</w:t>
+        </w:r>
+      </w:ins>
+    </w:p>
+    <w:p>
+      <w:pPr>
+        <w:jc w:val="both"/>
+        <w:rPr>
+          <w:ins w:id="68" w:author="Acaru, Silviu" w:date="2026-05-13T11:57:00Z" w16du:dateUtc="2026-05-13T09:57:00Z"/>
+          <w:rFonts w:ascii="Times New Roman" w:hAnsi="Times New Roman" w:cs="Times New Roman"/>
+          <w:sz w:val="24"/>
+          <w:szCs w:val="24"/>
+          <w:lang w:val="en-NL"/>
+        </w:rPr>
+      </w:pPr>
+      <w:ins w:id="69" w:author="Acaru, Silviu" w:date="2026-05-13T12:17:00Z" w16du:dateUtc="2026-05-13T10:17:00Z">
+        <w:r>
+          <w:rPr>
+            <w:noProof/>
+          </w:rPr>
+          <w:drawing>
+            <wp:inline distT="0" distB="0" distL="0" distR="0" wp14:anchorId="7CD993AF" wp14:editId="092F0447">
+              <wp:extent cx="5444668" cy="2087593"/>
+              <wp:effectExtent l="0" t="0" r="3810" b="8255"/>
+              <wp:docPr id="1105079474" name="Picture 3"/>
+              <wp:cNvGraphicFramePr>
+                <a:graphicFrameLocks xmlns:a="http://schemas.openxmlformats.org/drawingml/2006/main" noChangeAspect="1"/>
+              </wp:cNvGraphicFramePr>
+              <a:graphic xmlns:a="http://schemas.openxmlformats.org/drawingml/2006/main">
+                <a:graphicData uri="http://schemas.openxmlformats.org/drawingml/2006/picture">
+                  <pic:pic xmlns:pic="http://schemas.openxmlformats.org/drawingml/2006/picture">
+                    <pic:nvPicPr>
+                      <pic:cNvPr id="0" name="Picture 1"/>
+                      <pic:cNvPicPr>
+                        <a:picLocks noChangeAspect="1" noChangeArrowheads="1"/>
+                      </pic:cNvPicPr>
+                    </pic:nvPicPr>
+                    <pic:blipFill>
+                      <a:blip r:embed="rId24" cstate="print">
+                        <a:extLst>
+                          <a:ext uri="{28A0092B-C50C-407E-A947-70E740481C1C}">
+                            <a14:useLocalDpi xmlns:a14="http://schemas.microsoft.com/office/drawing/2010/main" val="0"/>
+                          </a:ext>
+                        </a:extLst>
+                      </a:blip>
+                      <a:srcRect/>
+                      <a:stretch>
+                        <a:fillRect/>
+                      </a:stretch>
+                    </pic:blipFill>
+                    <pic:spPr bwMode="auto">
+                      <a:xfrm>
+                        <a:off x="0" y="0"/>
+                        <a:ext cx="5459837" cy="2093409"/>
+                      </a:xfrm>
+                      <a:prstGeom prst="rect">
+                        <a:avLst/>
+                      </a:prstGeom>
+                      <a:noFill/>
+                      <a:ln>
+                        <a:noFill/>
+                      </a:ln>
+                    </pic:spPr>
+                  </pic:pic>
+                </a:graphicData>
+              </a:graphic>
+            </wp:inline>
+          </w:drawing>
+        </w:r>
+      </w:ins>
+    </w:p>
+    <w:p>
+      <w:pPr>
+        <w:jc w:val="both"/>
+        <w:rPr>
+          <w:ins w:id="70" w:author="Acaru, Silviu" w:date="2026-05-13T11:54:00Z" w16du:dateUtc="2026-05-13T09:54:00Z"/>
+          <w:rFonts w:ascii="Times New Roman" w:hAnsi="Times New Roman" w:cs="Times New Roman"/>
+          <w:sz w:val="24"/>
+          <w:szCs w:val="24"/>
+          <w:lang w:val="en-NL"/>
+          <w:rPrChange w:id="71" w:author="Acaru, Silviu" w:date="2026-05-13T11:55:00Z" w16du:dateUtc="2026-05-13T09:55:00Z">
+            <w:rPr>
+              <w:ins w:id="72" w:author="Acaru, Silviu" w:date="2026-05-13T11:54:00Z" w16du:dateUtc="2026-05-13T09:54:00Z"/>
+              <w:lang w:val="en-NL"/>
+            </w:rPr>
+          </w:rPrChange>
+        </w:rPr>
+        <w:pPrChange w:id="73" w:author="Acaru, Silviu" w:date="2026-05-13T11:55:00Z" w16du:dateUtc="2026-05-13T09:55:00Z">
+          <w:pPr/>
+        </w:pPrChange>
+      </w:pPr>
+    </w:p>
+    <w:p>
+      <w:pPr>
+        <w:jc w:val="both"/>
+        <w:rPr>
+          <w:ins w:id="74" w:author="Acaru, Silviu" w:date="2026-05-13T11:54:00Z" w16du:dateUtc="2026-05-13T09:54:00Z"/>
+          <w:rFonts w:ascii="Times New Roman" w:hAnsi="Times New Roman" w:cs="Times New Roman"/>
+          <w:sz w:val="24"/>
+          <w:szCs w:val="24"/>
+          <w:lang w:val="en-NL"/>
+          <w:rPrChange w:id="75" w:author="Acaru, Silviu" w:date="2026-05-13T11:55:00Z" w16du:dateUtc="2026-05-13T09:55:00Z">
+            <w:rPr>
+              <w:ins w:id="76" w:author="Acaru, Silviu" w:date="2026-05-13T11:54:00Z" w16du:dateUtc="2026-05-13T09:54:00Z"/>
+              <w:rFonts w:ascii="Times New Roman" w:eastAsia="Times New Roman" w:hAnsi="Times New Roman" w:cs="Times New Roman"/>
+              <w:sz w:val="24"/>
+              <w:szCs w:val="24"/>
+            </w:rPr>
+          </w:rPrChange>
+        </w:rPr>
+        <w:pPrChange w:id="77" w:author="Acaru, Silviu" w:date="2026-05-13T11:55:00Z" w16du:dateUtc="2026-05-13T09:55:00Z">
+          <w:pPr>
+            <w:pStyle w:val="Heading1"/>
+            <w:numPr>
+              <w:ilvl w:val="1"/>
+              <w:numId w:val="2"/>
+            </w:numPr>
+            <w:spacing w:before="120" w:after="120"/>
+            <w:ind w:left="792" w:hanging="432"/>
+          </w:pPr>
+        </w:pPrChange>
+      </w:pPr>
+      <w:ins w:id="78" w:author="Acaru, Silviu" w:date="2026-05-13T11:54:00Z" w16du:dateUtc="2026-05-13T09:54:00Z">
+        <w:r>
+          <w:rPr>
+            <w:rFonts w:ascii="Times New Roman" w:hAnsi="Times New Roman" w:cs="Times New Roman"/>
+            <w:sz w:val="24"/>
+            <w:szCs w:val="24"/>
+            <w:lang w:val="en-NL"/>
+            <w:rPrChange w:id="79" w:author="Acaru, Silviu" w:date="2026-05-13T11:55:00Z" w16du:dateUtc="2026-05-13T09:55:00Z">
+              <w:rPr>
+                <w:lang w:val="en-NL"/>
+              </w:rPr>
+            </w:rPrChange>
+          </w:rPr>
+          <w:lastRenderedPageBreak/>
+          <w:t>To confirm that the ensemble has captured genuine structure–property relationships rather than spurious correlations inherent to a small dataset, a permutation test was conducted. The Tg labels of the training set were randomly shuffled (1000 permutations), and the validation MAE was re-evaluated for each permutation while preserving the fitted base models. As shown in Figure S[X] (Supporting Information), the true validation MAE of 14.32 °C lies substantially below the fifth percentile of the permuted distribution (22.01 °C), corresponding to p &lt; 0.001. This result provides statistical confirmation that the predictive performance of the stacking ensemble is not attributable to chance, offering additional evidence for its validity within the defined applicability domain.</w:t>
+        </w:r>
+      </w:ins>
+    </w:p>
+    <w:p>
+      <w:pPr>
+        <w:pStyle w:val="Heading1"/>
+        <w:numPr>
+          <w:ilvl w:val="1"/>
+          <w:numId w:val="2"/>
+        </w:numPr>
+        <w:spacing w:before="120" w:after="120"/>
+        <w:rPr>
+          <w:rFonts w:ascii="Times New Roman" w:eastAsia="Times New Roman" w:hAnsi="Times New Roman" w:cs="Times New Roman"/>
+          <w:sz w:val="24"/>
+          <w:szCs w:val="24"/>
+        </w:rPr>
+      </w:pPr>
+      <w:r>
+        <w:rPr>
+          <w:rFonts w:ascii="Times New Roman" w:eastAsia="Times New Roman" w:hAnsi="Times New Roman" w:cs="Times New Roman"/>
+          <w:sz w:val="24"/>
+          <w:szCs w:val="24"/>
+        </w:rPr>
+        <w:t>Extrapolation</w:t>
+      </w:r>
+      <w:bookmarkEnd w:id="49"/>
+      <w:bookmarkEnd w:id="50"/>
+    </w:p>
+    <w:p>
+      <w:pPr>
+        <w:jc w:val="both"/>
+        <w:rPr>
           <w:rFonts w:ascii="Times New Roman" w:hAnsi="Times New Roman" w:cs="Times New Roman"/>
           <w:sz w:val="24"/>
           <w:szCs w:val="24"/>
@@ -28612,33 +26419,15 @@
           <w:sz w:val="24"/>
           <w:szCs w:val="24"/>
         </w:rPr>
-        <w:t xml:space="preserve">well within </w:t>
-      </w:r>
-      <w:proofErr w:type="gramStart"/>
-      <w:r>
-        <w:rPr>
-          <w:rFonts w:ascii="Times New Roman" w:hAnsi="Times New Roman" w:cs="Times New Roman"/>
-          <w:sz w:val="24"/>
-          <w:szCs w:val="24"/>
-        </w:rPr>
-        <w:t xml:space="preserve">the </w:t>
-      </w:r>
-      <w:r>
-        <w:rPr>
-          <w:rFonts w:ascii="Times New Roman" w:hAnsi="Times New Roman" w:cs="Times New Roman"/>
-          <w:sz w:val="24"/>
-          <w:szCs w:val="24"/>
-        </w:rPr>
-        <w:t>majority of</w:t>
-      </w:r>
-      <w:proofErr w:type="gramEnd"/>
-      <w:r>
-        <w:rPr>
-          <w:rFonts w:ascii="Times New Roman" w:hAnsi="Times New Roman" w:cs="Times New Roman"/>
-          <w:sz w:val="24"/>
-          <w:szCs w:val="24"/>
-        </w:rPr>
-        <w:t xml:space="preserve"> the </w:t>
+        <w:t xml:space="preserve">well within the </w:t>
+      </w:r>
+      <w:r>
+        <w:rPr>
+          <w:rFonts w:ascii="Times New Roman" w:hAnsi="Times New Roman" w:cs="Times New Roman"/>
+          <w:sz w:val="24"/>
+          <w:szCs w:val="24"/>
+        </w:rPr>
+        <w:t xml:space="preserve">majority of the </w:t>
       </w:r>
       <w:r>
         <w:rPr>
@@ -29022,25 +26811,7 @@
           <w:sz w:val="24"/>
           <w:szCs w:val="24"/>
         </w:rPr>
-        <w:t xml:space="preserve">are well-documented in </w:t>
-      </w:r>
-      <w:proofErr w:type="gramStart"/>
-      <w:r>
-        <w:rPr>
-          <w:rFonts w:ascii="Times New Roman" w:hAnsi="Times New Roman" w:cs="Times New Roman"/>
-          <w:sz w:val="24"/>
-          <w:szCs w:val="24"/>
-        </w:rPr>
-        <w:t>the literature</w:t>
-      </w:r>
-      <w:proofErr w:type="gramEnd"/>
-      <w:r>
-        <w:rPr>
-          <w:rFonts w:ascii="Times New Roman" w:hAnsi="Times New Roman" w:cs="Times New Roman"/>
-          <w:sz w:val="24"/>
-          <w:szCs w:val="24"/>
-        </w:rPr>
-        <w:t xml:space="preserve">, even with other models and architectures such as </w:t>
+        <w:t xml:space="preserve">are well-documented in the literature, even with other models and architectures such as </w:t>
       </w:r>
       <w:r>
         <w:rPr>
@@ -29114,7 +26885,7 @@
           <w:szCs w:val="24"/>
         </w:rPr>
       </w:pPr>
-      <w:bookmarkStart w:id="50" w:name="_Ref178447405"/>
+      <w:bookmarkStart w:id="80" w:name="_Ref178447405"/>
       <w:r>
         <w:rPr>
           <w:rFonts w:ascii="Times New Roman" w:hAnsi="Times New Roman" w:cs="Times New Roman"/>
@@ -29123,7 +26894,7 @@
           <w:szCs w:val="24"/>
         </w:rPr>
         <w:drawing>
-          <wp:inline distT="0" distB="0" distL="0" distR="0" wp14:anchorId="65B5F05B" wp14:editId="44939DBE">
+          <wp:inline distT="0" distB="0" distL="0" distR="0" wp14:anchorId="65B5F05B" wp14:editId="32FB93D7">
             <wp:extent cx="2678111" cy="2446638"/>
             <wp:effectExtent l="0" t="0" r="8255" b="0"/>
             <wp:docPr id="22325203" name="Picture 3"/>
@@ -29138,7 +26909,7 @@
                     <pic:cNvPicPr/>
                   </pic:nvPicPr>
                   <pic:blipFill>
-                    <a:blip r:embed="rId24" cstate="print">
+                    <a:blip r:embed="rId25" cstate="print">
                       <a:extLst>
                         <a:ext uri="{28A0092B-C50C-407E-A947-70E740481C1C}">
                           <a14:useLocalDpi xmlns:a14="http://schemas.microsoft.com/office/drawing/2010/main" val="0"/>
@@ -29175,14 +26946,13 @@
           <w:szCs w:val="24"/>
         </w:rPr>
       </w:pPr>
-      <w:bookmarkStart w:id="51" w:name="_Ref185237627"/>
-      <w:r>
-        <w:rPr>
-          <w:rFonts w:ascii="Times New Roman" w:hAnsi="Times New Roman" w:cs="Times New Roman"/>
-          <w:sz w:val="24"/>
-          <w:szCs w:val="24"/>
-        </w:rPr>
-        <w:lastRenderedPageBreak/>
+      <w:bookmarkStart w:id="81" w:name="_Ref185237627"/>
+      <w:r>
+        <w:rPr>
+          <w:rFonts w:ascii="Times New Roman" w:hAnsi="Times New Roman" w:cs="Times New Roman"/>
+          <w:sz w:val="24"/>
+          <w:szCs w:val="24"/>
+        </w:rPr>
         <w:t xml:space="preserve">Figure </w:t>
       </w:r>
       <w:r>
@@ -29226,8 +26996,8 @@
         </w:rPr>
         <w:fldChar w:fldCharType="end"/>
       </w:r>
-      <w:bookmarkEnd w:id="50"/>
-      <w:bookmarkEnd w:id="51"/>
+      <w:bookmarkEnd w:id="80"/>
+      <w:bookmarkEnd w:id="81"/>
       <w:r>
         <w:rPr>
           <w:rFonts w:ascii="Times New Roman" w:hAnsi="Times New Roman" w:cs="Times New Roman"/>
@@ -29599,13 +27369,14 @@
           <w:szCs w:val="24"/>
         </w:rPr>
       </w:pPr>
-      <w:bookmarkStart w:id="52" w:name="_Toc179040481"/>
+      <w:bookmarkStart w:id="82" w:name="_Toc179040481"/>
       <w:r>
         <w:rPr>
           <w:rFonts w:ascii="Times New Roman" w:eastAsia="Times New Roman" w:hAnsi="Times New Roman" w:cs="Times New Roman"/>
           <w:sz w:val="24"/>
           <w:szCs w:val="24"/>
         </w:rPr>
+        <w:lastRenderedPageBreak/>
         <w:t xml:space="preserve">User </w:t>
       </w:r>
       <w:r>
@@ -29624,7 +27395,7 @@
         </w:rPr>
         <w:t xml:space="preserve">nterface </w:t>
       </w:r>
-      <w:bookmarkEnd w:id="52"/>
+      <w:bookmarkEnd w:id="82"/>
     </w:p>
     <w:p>
       <w:pPr>
@@ -29940,25 +27711,7 @@
           <w:sz w:val="24"/>
           <w:szCs w:val="24"/>
         </w:rPr>
-        <w:t xml:space="preserve">°C. This decision was based on observed reduced </w:t>
-      </w:r>
-      <w:proofErr w:type="gramStart"/>
-      <w:r>
-        <w:rPr>
-          <w:rFonts w:ascii="Times New Roman" w:hAnsi="Times New Roman" w:cs="Times New Roman"/>
-          <w:sz w:val="24"/>
-          <w:szCs w:val="24"/>
-        </w:rPr>
-        <w:t>accuracies</w:t>
-      </w:r>
-      <w:proofErr w:type="gramEnd"/>
-      <w:r>
-        <w:rPr>
-          <w:rFonts w:ascii="Times New Roman" w:hAnsi="Times New Roman" w:cs="Times New Roman"/>
-          <w:sz w:val="24"/>
-          <w:szCs w:val="24"/>
-        </w:rPr>
-        <w:t xml:space="preserve"> in extrapolated predictions beyond these boundaries. By constraining the model to this range, we ensure</w:t>
+        <w:t>°C. This decision was based on observed reduced accuracies in extrapolated predictions beyond these boundaries. By constraining the model to this range, we ensure</w:t>
       </w:r>
       <w:r>
         <w:rPr>
@@ -30018,7 +27771,7 @@
                     <pic:cNvPicPr/>
                   </pic:nvPicPr>
                   <pic:blipFill>
-                    <a:blip r:embed="rId25" cstate="print">
+                    <a:blip r:embed="rId26" cstate="print">
                       <a:extLst>
                         <a:ext uri="{28A0092B-C50C-407E-A947-70E740481C1C}">
                           <a14:useLocalDpi xmlns:a14="http://schemas.microsoft.com/office/drawing/2010/main" val="0"/>
@@ -30056,7 +27809,7 @@
           <w:szCs w:val="24"/>
         </w:rPr>
       </w:pPr>
-      <w:bookmarkStart w:id="53" w:name="_Ref178583333"/>
+      <w:bookmarkStart w:id="83" w:name="_Ref178583333"/>
       <w:r>
         <w:rPr>
           <w:rFonts w:ascii="Times New Roman" w:hAnsi="Times New Roman" w:cs="Times New Roman"/>
@@ -30106,7 +27859,7 @@
         </w:rPr>
         <w:fldChar w:fldCharType="end"/>
       </w:r>
-      <w:bookmarkEnd w:id="53"/>
+      <w:bookmarkEnd w:id="83"/>
       <w:r>
         <w:rPr>
           <w:rFonts w:ascii="Times New Roman" w:hAnsi="Times New Roman" w:cs="Times New Roman"/>
@@ -30163,25 +27916,7 @@
           <w:sz w:val="24"/>
           <w:szCs w:val="24"/>
         </w:rPr>
-        <w:t xml:space="preserve">of 100 </w:t>
-      </w:r>
-      <w:proofErr w:type="spellStart"/>
-      <w:r>
-        <w:rPr>
-          <w:rFonts w:ascii="Times New Roman" w:hAnsi="Times New Roman" w:cs="Times New Roman"/>
-          <w:sz w:val="24"/>
-          <w:szCs w:val="24"/>
-        </w:rPr>
-        <w:t>wt</w:t>
-      </w:r>
-      <w:proofErr w:type="spellEnd"/>
-      <w:r>
-        <w:rPr>
-          <w:rFonts w:ascii="Times New Roman" w:hAnsi="Times New Roman" w:cs="Times New Roman"/>
-          <w:sz w:val="24"/>
-          <w:szCs w:val="24"/>
-        </w:rPr>
-        <w:t>% Co-polyol</w:t>
+        <w:t>of 100 wt% Co-polyol</w:t>
       </w:r>
       <w:r>
         <w:rPr>
@@ -30207,7 +27942,6 @@
           <w:sz w:val="24"/>
           <w:szCs w:val="24"/>
         </w:rPr>
-        <w:lastRenderedPageBreak/>
         <w:t xml:space="preserve">Having presented all the results and returning to the central question of this study, we can confidently conclude that </w:t>
       </w:r>
       <w:r>
@@ -30259,6 +27993,7 @@
           <w:sz w:val="24"/>
           <w:szCs w:val="24"/>
         </w:rPr>
+        <w:lastRenderedPageBreak/>
         <w:t>Moreover</w:t>
       </w:r>
       <w:r>
@@ -30388,7 +28123,7 @@
           <w:szCs w:val="24"/>
         </w:rPr>
       </w:pPr>
-      <w:bookmarkStart w:id="54" w:name="_Toc179040483"/>
+      <w:bookmarkStart w:id="84" w:name="_Toc179040483"/>
       <w:r>
         <w:rPr>
           <w:rFonts w:ascii="Times New Roman" w:eastAsia="Times New Roman" w:hAnsi="Times New Roman" w:cs="Times New Roman"/>
@@ -30397,7 +28132,7 @@
         </w:rPr>
         <w:t>Conclusion</w:t>
       </w:r>
-      <w:bookmarkEnd w:id="54"/>
+      <w:bookmarkEnd w:id="84"/>
     </w:p>
     <w:p>
       <w:pPr>
@@ -30451,26 +28186,10 @@
         <w:t xml:space="preserve"> </w:t>
       </w:r>
       <w:r>
-        <w:t xml:space="preserve">was depressed at intermediate co-polyol concentrations (~25-35 </w:t>
-      </w:r>
-      <w:proofErr w:type="spellStart"/>
-      <w:r>
-        <w:t>wt</w:t>
-      </w:r>
-      <w:proofErr w:type="spellEnd"/>
-      <w:r>
-        <w:t xml:space="preserve">%) yet recovered at higher contents </w:t>
-      </w:r>
-      <w:r>
-        <w:t xml:space="preserve">(~60-70 </w:t>
-      </w:r>
-      <w:proofErr w:type="spellStart"/>
-      <w:r>
-        <w:t>wt</w:t>
-      </w:r>
-      <w:proofErr w:type="spellEnd"/>
-      <w:r>
-        <w:t xml:space="preserve">%) due to competing effects between soft-segment dilution and chain </w:t>
+        <w:t xml:space="preserve">was depressed at intermediate co-polyol concentrations (~25-35 wt%) yet recovered at higher contents </w:t>
+      </w:r>
+      <w:r>
+        <w:t xml:space="preserve">(~60-70 wt%) due to competing effects between soft-segment dilution and chain </w:t>
       </w:r>
       <w:r>
         <w:t>entanglement</w:t>
@@ -30694,20 +28413,20 @@
         <w:t xml:space="preserve"> (136 samples after preprocessing from an initial 180)</w:t>
       </w:r>
       <w:r>
-        <w:t xml:space="preserve"> may have </w:t>
+        <w:t xml:space="preserve"> may have constrained the models' ability to capture the full complexity of lignin </w:t>
+      </w:r>
+      <w:r>
+        <w:t>PU</w:t>
+      </w:r>
+      <w:r>
+        <w:t xml:space="preserve"> synthesis. The limited extrapolation range restricts the models' applicability to a narrow temperature window outside the training data. Additionally, the observed overfitting </w:t>
+      </w:r>
+      <w:r>
+        <w:t xml:space="preserve">- evidenced by the widening gap between </w:t>
       </w:r>
       <w:r>
         <w:lastRenderedPageBreak/>
-        <w:t xml:space="preserve">constrained the models' ability to capture the full complexity of lignin </w:t>
-      </w:r>
-      <w:r>
-        <w:t>PU</w:t>
-      </w:r>
-      <w:r>
-        <w:t xml:space="preserve"> synthesis. The limited extrapolation range restricts the models' applicability to a narrow temperature window outside the training data. Additionally, the observed overfitting </w:t>
-      </w:r>
-      <w:r>
-        <w:t xml:space="preserve">- evidenced by the widening gap between training and validation metrics with increasing model complexity - </w:t>
+        <w:t xml:space="preserve">training and validation metrics with increasing model complexity - </w:t>
       </w:r>
       <w:r>
         <w:t>suggest</w:t>
@@ -30749,11 +28468,7 @@
         <w:t>there through techniques such as Bayesian optimization</w:t>
       </w:r>
       <w:r>
-        <w:t xml:space="preserve"> to identify the </w:t>
-      </w:r>
-      <w:proofErr w:type="spellStart"/>
-      <w:r>
-        <w:t>T</w:t>
+        <w:t xml:space="preserve"> to identify the T</w:t>
       </w:r>
       <w:r>
         <w:rPr>
@@ -30764,7 +28479,6 @@
       <w:r>
         <w:t>’s</w:t>
       </w:r>
-      <w:proofErr w:type="spellEnd"/>
       <w:r>
         <w:t xml:space="preserve"> global optimum. </w:t>
       </w:r>
@@ -30816,27 +28530,7 @@
           <w:sz w:val="24"/>
           <w:szCs w:val="24"/>
         </w:rPr>
-        <w:t xml:space="preserve">This work was supported by the Research Foundation – Flanders (FWO) under grant G0E0223N </w:t>
-      </w:r>
-      <w:proofErr w:type="spellStart"/>
-      <w:r>
-        <w:rPr>
-          <w:rFonts w:ascii="Times New Roman" w:eastAsiaTheme="minorHAnsi" w:hAnsi="Times New Roman" w:cs="Times New Roman"/>
-          <w:b w:val="0"/>
-          <w:sz w:val="24"/>
-          <w:szCs w:val="24"/>
-        </w:rPr>
-        <w:t>digiLignin</w:t>
-      </w:r>
-      <w:proofErr w:type="spellEnd"/>
-      <w:r>
-        <w:rPr>
-          <w:rFonts w:ascii="Times New Roman" w:eastAsiaTheme="minorHAnsi" w:hAnsi="Times New Roman" w:cs="Times New Roman"/>
-          <w:b w:val="0"/>
-          <w:sz w:val="24"/>
-          <w:szCs w:val="24"/>
-        </w:rPr>
-        <w:t>.</w:t>
+        <w:t>This work was supported by the Research Foundation – Flanders (FWO) under grant G0E0223N digiLignin.</w:t>
       </w:r>
     </w:p>
     <w:p/>
@@ -30890,18 +28584,8 @@
           <w:sz w:val="24"/>
           <w:szCs w:val="24"/>
         </w:rPr>
-        <w:t xml:space="preserve">Marc </w:t>
-      </w:r>
-      <w:proofErr w:type="spellStart"/>
-      <w:r>
-        <w:rPr>
-          <w:rFonts w:ascii="Times New Roman" w:hAnsi="Times New Roman" w:cs="Times New Roman"/>
-          <w:sz w:val="24"/>
-          <w:szCs w:val="24"/>
-        </w:rPr>
-        <w:t>Comí</w:t>
-      </w:r>
-      <w:proofErr w:type="spellEnd"/>
+        <w:t>Marc Comí</w:t>
+      </w:r>
       <w:r>
         <w:rPr>
           <w:rFonts w:ascii="Times New Roman" w:hAnsi="Times New Roman" w:cs="Times New Roman"/>
@@ -31000,25 +28684,7 @@
           <w:sz w:val="24"/>
           <w:szCs w:val="24"/>
         </w:rPr>
-        <w:t xml:space="preserve">Katrien V. </w:t>
-      </w:r>
-      <w:proofErr w:type="spellStart"/>
-      <w:r>
-        <w:rPr>
-          <w:rFonts w:ascii="Times New Roman" w:hAnsi="Times New Roman" w:cs="Times New Roman"/>
-          <w:sz w:val="24"/>
-          <w:szCs w:val="24"/>
-        </w:rPr>
-        <w:t>Bernaerts</w:t>
-      </w:r>
-      <w:proofErr w:type="spellEnd"/>
-      <w:r>
-        <w:rPr>
-          <w:rFonts w:ascii="Times New Roman" w:hAnsi="Times New Roman" w:cs="Times New Roman"/>
-          <w:sz w:val="24"/>
-          <w:szCs w:val="24"/>
-        </w:rPr>
-        <w:t xml:space="preserve">: Conceptualization, </w:t>
+        <w:t xml:space="preserve">Katrien V. Bernaerts: Conceptualization, </w:t>
       </w:r>
       <w:r>
         <w:rPr>
@@ -31054,7 +28720,6 @@
           <w:sz w:val="24"/>
           <w:szCs w:val="24"/>
         </w:rPr>
-        <w:lastRenderedPageBreak/>
         <w:t>Conflict of Interest</w:t>
       </w:r>
     </w:p>
@@ -31091,6 +28756,7 @@
           <w:sz w:val="24"/>
           <w:szCs w:val="24"/>
         </w:rPr>
+        <w:lastRenderedPageBreak/>
         <w:t>Data Availability Statement</w:t>
       </w:r>
     </w:p>
@@ -31119,11 +28785,11 @@
         <w:spacing w:before="0" w:beforeAutospacing="0" w:after="160" w:afterAutospacing="0"/>
         <w:jc w:val="both"/>
         <w:sectPr>
-          <w:headerReference w:type="even" r:id="rId26"/>
-          <w:footerReference w:type="even" r:id="rId27"/>
-          <w:footerReference w:type="default" r:id="rId28"/>
-          <w:headerReference w:type="first" r:id="rId29"/>
-          <w:footerReference w:type="first" r:id="rId30"/>
+          <w:headerReference w:type="even" r:id="rId27"/>
+          <w:footerReference w:type="even" r:id="rId28"/>
+          <w:footerReference w:type="default" r:id="rId29"/>
+          <w:headerReference w:type="first" r:id="rId30"/>
+          <w:footerReference w:type="first" r:id="rId31"/>
           <w:pgSz w:w="12240" w:h="15840"/>
           <w:pgMar w:top="1440" w:right="1440" w:bottom="1440" w:left="1440" w:header="708" w:footer="708" w:gutter="0"/>
           <w:lnNumType w:countBy="1" w:restart="continuous"/>
@@ -31146,7 +28812,7 @@
           <w:szCs w:val="24"/>
         </w:rPr>
       </w:pPr>
-      <w:bookmarkStart w:id="55" w:name="_Toc179040484"/>
+      <w:bookmarkStart w:id="85" w:name="_Toc179040484"/>
       <w:r>
         <w:rPr>
           <w:rFonts w:ascii="Times New Roman" w:eastAsia="Times New Roman" w:hAnsi="Times New Roman" w:cs="Times New Roman"/>
@@ -31156,7 +28822,7 @@
         <w:lastRenderedPageBreak/>
         <w:t>References</w:t>
       </w:r>
-      <w:bookmarkEnd w:id="55"/>
+      <w:bookmarkEnd w:id="85"/>
       <w:r>
         <w:rPr>
           <w:rFonts w:ascii="Times New Roman" w:eastAsia="Times New Roman" w:hAnsi="Times New Roman" w:cs="Times New Roman"/>
@@ -31199,98 +28865,14 @@
             <w:rPr>
               <w:rFonts w:eastAsia="Times New Roman"/>
             </w:rPr>
-            <w:t>[1</w:t>
-          </w:r>
-          <w:proofErr w:type="gramStart"/>
-          <w:r>
-            <w:rPr>
-              <w:rFonts w:eastAsia="Times New Roman"/>
-            </w:rPr>
-            <w:t xml:space="preserve">] </w:t>
+            <w:t xml:space="preserve">[1] </w:t>
           </w:r>
           <w:r>
             <w:rPr>
               <w:rFonts w:eastAsia="Times New Roman"/>
             </w:rPr>
             <w:tab/>
-            <w:t>A</w:t>
-          </w:r>
-          <w:proofErr w:type="gramEnd"/>
-          <w:r>
-            <w:rPr>
-              <w:rFonts w:eastAsia="Times New Roman"/>
-            </w:rPr>
-            <w:t xml:space="preserve">. </w:t>
-          </w:r>
-          <w:proofErr w:type="spellStart"/>
-          <w:r>
-            <w:rPr>
-              <w:rFonts w:eastAsia="Times New Roman"/>
-            </w:rPr>
-            <w:t>Delavarde</w:t>
-          </w:r>
-          <w:proofErr w:type="spellEnd"/>
-          <w:r>
-            <w:rPr>
-              <w:rFonts w:eastAsia="Times New Roman"/>
-            </w:rPr>
-            <w:t xml:space="preserve">, G. Savin, P. </w:t>
-          </w:r>
-          <w:proofErr w:type="spellStart"/>
-          <w:r>
-            <w:rPr>
-              <w:rFonts w:eastAsia="Times New Roman"/>
-            </w:rPr>
-            <w:t>Derkenne</w:t>
-          </w:r>
-          <w:proofErr w:type="spellEnd"/>
-          <w:r>
-            <w:rPr>
-              <w:rFonts w:eastAsia="Times New Roman"/>
-            </w:rPr>
-            <w:t>, M. Boursier, R. Morales-</w:t>
-          </w:r>
-          <w:proofErr w:type="spellStart"/>
-          <w:r>
-            <w:rPr>
-              <w:rFonts w:eastAsia="Times New Roman"/>
-            </w:rPr>
-            <w:t>Cerrada</w:t>
-          </w:r>
-          <w:proofErr w:type="spellEnd"/>
-          <w:r>
-            <w:rPr>
-              <w:rFonts w:eastAsia="Times New Roman"/>
-            </w:rPr>
-            <w:t xml:space="preserve">, B. </w:t>
-          </w:r>
-          <w:proofErr w:type="spellStart"/>
-          <w:r>
-            <w:rPr>
-              <w:rFonts w:eastAsia="Times New Roman"/>
-            </w:rPr>
-            <w:t>Nottelet</w:t>
-          </w:r>
-          <w:proofErr w:type="spellEnd"/>
-          <w:r>
-            <w:rPr>
-              <w:rFonts w:eastAsia="Times New Roman"/>
-            </w:rPr>
-            <w:t xml:space="preserve">, J. Pinaud, S. </w:t>
-          </w:r>
-          <w:proofErr w:type="spellStart"/>
-          <w:r>
-            <w:rPr>
-              <w:rFonts w:eastAsia="Times New Roman"/>
-            </w:rPr>
-            <w:t>Caillol</w:t>
-          </w:r>
-          <w:proofErr w:type="spellEnd"/>
-          <w:r>
-            <w:rPr>
-              <w:rFonts w:eastAsia="Times New Roman"/>
-            </w:rPr>
-            <w:t xml:space="preserve">, </w:t>
+            <w:t xml:space="preserve">A. Delavarde, G. Savin, P. Derkenne, M. Boursier, R. Morales-Cerrada, B. Nottelet, J. Pinaud, S. Caillol, </w:t>
           </w:r>
           <w:r>
             <w:rPr>
@@ -31339,35 +28921,7 @@
               <w:rFonts w:eastAsia="Times New Roman"/>
             </w:rPr>
             <w:tab/>
-            <w:t xml:space="preserve">J. Brzoska, J. </w:t>
-          </w:r>
-          <w:proofErr w:type="spellStart"/>
-          <w:r>
-            <w:rPr>
-              <w:rFonts w:eastAsia="Times New Roman"/>
-            </w:rPr>
-            <w:t>Smorawska</w:t>
-          </w:r>
-          <w:proofErr w:type="spellEnd"/>
-          <w:r>
-            <w:rPr>
-              <w:rFonts w:eastAsia="Times New Roman"/>
-            </w:rPr>
-            <w:t xml:space="preserve">, E. </w:t>
-          </w:r>
-          <w:proofErr w:type="spellStart"/>
-          <w:r>
-            <w:rPr>
-              <w:rFonts w:eastAsia="Times New Roman"/>
-            </w:rPr>
-            <w:t>Głowińska</w:t>
-          </w:r>
-          <w:proofErr w:type="spellEnd"/>
-          <w:r>
-            <w:rPr>
-              <w:rFonts w:eastAsia="Times New Roman"/>
-            </w:rPr>
-            <w:t xml:space="preserve">, J. Datta, </w:t>
+            <w:t xml:space="preserve">J. Brzoska, J. Smorawska, E. Głowińska, J. Datta, </w:t>
           </w:r>
           <w:r>
             <w:rPr>
@@ -31430,67 +28984,15 @@
               <w:rFonts w:eastAsia="Times New Roman"/>
             </w:rPr>
             <w:tab/>
-            <w:t xml:space="preserve">M. </w:t>
+            <w:t xml:space="preserve">M. Comí, M. Fernández, A. Santamaría, G. Lligadas, J. C. Ronda, M. Galià, V. Cádiz, </w:t>
           </w:r>
-          <w:proofErr w:type="spellStart"/>
-          <w:r>
-            <w:rPr>
-              <w:rFonts w:eastAsia="Times New Roman"/>
-            </w:rPr>
-            <w:t>Comí</w:t>
-          </w:r>
-          <w:proofErr w:type="spellEnd"/>
-          <w:r>
-            <w:rPr>
-              <w:rFonts w:eastAsia="Times New Roman"/>
-            </w:rPr>
-            <w:t xml:space="preserve">, M. Fernández, A. Santamaría, G. </w:t>
-          </w:r>
-          <w:proofErr w:type="spellStart"/>
-          <w:r>
-            <w:rPr>
-              <w:rFonts w:eastAsia="Times New Roman"/>
-            </w:rPr>
-            <w:t>Lligadas</w:t>
-          </w:r>
-          <w:proofErr w:type="spellEnd"/>
-          <w:r>
-            <w:rPr>
-              <w:rFonts w:eastAsia="Times New Roman"/>
-            </w:rPr>
-            <w:t xml:space="preserve">, J. C. Ronda, M. </w:t>
-          </w:r>
-          <w:proofErr w:type="spellStart"/>
-          <w:r>
-            <w:rPr>
-              <w:rFonts w:eastAsia="Times New Roman"/>
-            </w:rPr>
-            <w:t>Galià</w:t>
-          </w:r>
-          <w:proofErr w:type="spellEnd"/>
-          <w:r>
-            <w:rPr>
-              <w:rFonts w:eastAsia="Times New Roman"/>
-            </w:rPr>
-            <w:t xml:space="preserve">, V. Cádiz, </w:t>
-          </w:r>
-          <w:proofErr w:type="spellStart"/>
           <w:r>
             <w:rPr>
               <w:rFonts w:eastAsia="Times New Roman"/>
               <w:i/>
               <w:iCs/>
             </w:rPr>
-            <w:t>Macromol</w:t>
-          </w:r>
-          <w:proofErr w:type="spellEnd"/>
-          <w:r>
-            <w:rPr>
-              <w:rFonts w:eastAsia="Times New Roman"/>
-              <w:i/>
-              <w:iCs/>
-            </w:rPr>
-            <w:t xml:space="preserve"> Chem Phys</w:t>
+            <w:t>Macromol Chem Phys</w:t>
           </w:r>
           <w:r>
             <w:rPr>
@@ -31545,49 +29047,7 @@
               <w:rFonts w:eastAsia="Times New Roman"/>
             </w:rPr>
             <w:tab/>
-            <w:t xml:space="preserve">M. </w:t>
-          </w:r>
-          <w:proofErr w:type="spellStart"/>
-          <w:r>
-            <w:rPr>
-              <w:rFonts w:eastAsia="Times New Roman"/>
-            </w:rPr>
-            <w:t>Comí</w:t>
-          </w:r>
-          <w:proofErr w:type="spellEnd"/>
-          <w:r>
-            <w:rPr>
-              <w:rFonts w:eastAsia="Times New Roman"/>
-            </w:rPr>
-            <w:t xml:space="preserve">, G. </w:t>
-          </w:r>
-          <w:proofErr w:type="spellStart"/>
-          <w:r>
-            <w:rPr>
-              <w:rFonts w:eastAsia="Times New Roman"/>
-            </w:rPr>
-            <w:t>Lligadas</w:t>
-          </w:r>
-          <w:proofErr w:type="spellEnd"/>
-          <w:r>
-            <w:rPr>
-              <w:rFonts w:eastAsia="Times New Roman"/>
-            </w:rPr>
-            <w:t xml:space="preserve">, J. C. Ronda, M. </w:t>
-          </w:r>
-          <w:proofErr w:type="spellStart"/>
-          <w:r>
-            <w:rPr>
-              <w:rFonts w:eastAsia="Times New Roman"/>
-            </w:rPr>
-            <w:t>Galià</w:t>
-          </w:r>
-          <w:proofErr w:type="spellEnd"/>
-          <w:r>
-            <w:rPr>
-              <w:rFonts w:eastAsia="Times New Roman"/>
-            </w:rPr>
-            <w:t xml:space="preserve">, V. Cádiz, </w:t>
+            <w:t xml:space="preserve">M. Comí, G. Lligadas, J. C. Ronda, M. Galià, V. Cádiz, </w:t>
           </w:r>
           <w:r>
             <w:rPr>
@@ -31595,25 +29055,7 @@
               <w:i/>
               <w:iCs/>
             </w:rPr>
-            <w:t>Polymer (</w:t>
-          </w:r>
-          <w:proofErr w:type="spellStart"/>
-          <w:r>
-            <w:rPr>
-              <w:rFonts w:eastAsia="Times New Roman"/>
-              <w:i/>
-              <w:iCs/>
-            </w:rPr>
-            <w:t>Guildf</w:t>
-          </w:r>
-          <w:proofErr w:type="spellEnd"/>
-          <w:r>
-            <w:rPr>
-              <w:rFonts w:eastAsia="Times New Roman"/>
-              <w:i/>
-              <w:iCs/>
-            </w:rPr>
-            <w:t>)</w:t>
+            <w:t>Polymer (Guildf)</w:t>
           </w:r>
           <w:r>
             <w:rPr>
@@ -31671,73 +29113,8 @@
               <w:lang w:val="fr-FR"/>
             </w:rPr>
             <w:tab/>
-            <w:t xml:space="preserve">M. </w:t>
+            <w:t xml:space="preserve">M. Comí, G. Lligadas, J. C. Ronda, M. Galià, V. Cádiz, </w:t>
           </w:r>
-          <w:proofErr w:type="spellStart"/>
-          <w:r>
-            <w:rPr>
-              <w:rFonts w:eastAsia="Times New Roman"/>
-              <w:lang w:val="fr-FR"/>
-            </w:rPr>
-            <w:t>Comí</w:t>
-          </w:r>
-          <w:proofErr w:type="spellEnd"/>
-          <w:r>
-            <w:rPr>
-              <w:rFonts w:eastAsia="Times New Roman"/>
-              <w:lang w:val="fr-FR"/>
-            </w:rPr>
-            <w:t xml:space="preserve">, G. </w:t>
-          </w:r>
-          <w:proofErr w:type="spellStart"/>
-          <w:r>
-            <w:rPr>
-              <w:rFonts w:eastAsia="Times New Roman"/>
-              <w:lang w:val="fr-FR"/>
-            </w:rPr>
-            <w:t>Lligadas</w:t>
-          </w:r>
-          <w:proofErr w:type="spellEnd"/>
-          <w:r>
-            <w:rPr>
-              <w:rFonts w:eastAsia="Times New Roman"/>
-              <w:lang w:val="fr-FR"/>
-            </w:rPr>
-            <w:t xml:space="preserve">, J. C. Ronda, M. </w:t>
-          </w:r>
-          <w:proofErr w:type="spellStart"/>
-          <w:r>
-            <w:rPr>
-              <w:rFonts w:eastAsia="Times New Roman"/>
-              <w:lang w:val="fr-FR"/>
-            </w:rPr>
-            <w:t>Galià</w:t>
-          </w:r>
-          <w:proofErr w:type="spellEnd"/>
-          <w:r>
-            <w:rPr>
-              <w:rFonts w:eastAsia="Times New Roman"/>
-              <w:lang w:val="fr-FR"/>
-            </w:rPr>
-            <w:t xml:space="preserve">, V. </w:t>
-          </w:r>
-          <w:proofErr w:type="spellStart"/>
-          <w:r>
-            <w:rPr>
-              <w:rFonts w:eastAsia="Times New Roman"/>
-              <w:lang w:val="fr-FR"/>
-            </w:rPr>
-            <w:t>Cádiz</w:t>
-          </w:r>
-          <w:proofErr w:type="spellEnd"/>
-          <w:r>
-            <w:rPr>
-              <w:rFonts w:eastAsia="Times New Roman"/>
-              <w:lang w:val="fr-FR"/>
-            </w:rPr>
-            <w:t xml:space="preserve">, </w:t>
-          </w:r>
-          <w:proofErr w:type="spellStart"/>
           <w:r>
             <w:rPr>
               <w:rFonts w:eastAsia="Times New Roman"/>
@@ -31745,37 +29122,7 @@
               <w:iCs/>
               <w:lang w:val="fr-FR"/>
             </w:rPr>
-            <w:t>Eur</w:t>
-          </w:r>
-          <w:proofErr w:type="spellEnd"/>
-          <w:r>
-            <w:rPr>
-              <w:rFonts w:eastAsia="Times New Roman"/>
-              <w:i/>
-              <w:iCs/>
-              <w:lang w:val="fr-FR"/>
-            </w:rPr>
-            <w:t xml:space="preserve"> </w:t>
-          </w:r>
-          <w:proofErr w:type="spellStart"/>
-          <w:r>
-            <w:rPr>
-              <w:rFonts w:eastAsia="Times New Roman"/>
-              <w:i/>
-              <w:iCs/>
-              <w:lang w:val="fr-FR"/>
-            </w:rPr>
-            <w:t>Polym</w:t>
-          </w:r>
-          <w:proofErr w:type="spellEnd"/>
-          <w:r>
-            <w:rPr>
-              <w:rFonts w:eastAsia="Times New Roman"/>
-              <w:i/>
-              <w:iCs/>
-              <w:lang w:val="fr-FR"/>
-            </w:rPr>
-            <w:t xml:space="preserve"> J</w:t>
+            <w:t>Eur Polym J</w:t>
           </w:r>
           <w:r>
             <w:rPr>
@@ -31828,56 +29175,14 @@
             <w:rPr>
               <w:rFonts w:eastAsia="Times New Roman"/>
             </w:rPr>
-            <w:t>[6</w:t>
-          </w:r>
-          <w:proofErr w:type="gramStart"/>
-          <w:r>
-            <w:rPr>
-              <w:rFonts w:eastAsia="Times New Roman"/>
-            </w:rPr>
-            <w:t xml:space="preserve">] </w:t>
+            <w:t xml:space="preserve">[6] </w:t>
           </w:r>
           <w:r>
             <w:rPr>
               <w:rFonts w:eastAsia="Times New Roman"/>
             </w:rPr>
             <w:tab/>
-            <w:t>E</w:t>
-          </w:r>
-          <w:proofErr w:type="gramEnd"/>
-          <w:r>
-            <w:rPr>
-              <w:rFonts w:eastAsia="Times New Roman"/>
-            </w:rPr>
-            <w:t xml:space="preserve">. Pichon, D. De Smet, P. Rouster, K. </w:t>
-          </w:r>
-          <w:proofErr w:type="spellStart"/>
-          <w:r>
-            <w:rPr>
-              <w:rFonts w:eastAsia="Times New Roman"/>
-            </w:rPr>
-            <w:t>Freulings</w:t>
-          </w:r>
-          <w:proofErr w:type="spellEnd"/>
-          <w:r>
-            <w:rPr>
-              <w:rFonts w:eastAsia="Times New Roman"/>
-            </w:rPr>
-            <w:t xml:space="preserve">, A. Pich, K. V. </w:t>
-          </w:r>
-          <w:proofErr w:type="spellStart"/>
-          <w:r>
-            <w:rPr>
-              <w:rFonts w:eastAsia="Times New Roman"/>
-            </w:rPr>
-            <w:t>Bernaerts</w:t>
-          </w:r>
-          <w:proofErr w:type="spellEnd"/>
-          <w:r>
-            <w:rPr>
-              <w:rFonts w:eastAsia="Times New Roman"/>
-            </w:rPr>
-            <w:t xml:space="preserve">, </w:t>
+            <w:t xml:space="preserve">E. Pichon, D. De Smet, P. Rouster, K. Freulings, A. Pich, K. V. Bernaerts, </w:t>
           </w:r>
           <w:r>
             <w:rPr>
@@ -31955,25 +29260,8 @@
               <w:lang w:val="de-DE"/>
             </w:rPr>
             <w:tab/>
-            <w:t xml:space="preserve">E. Pichon, J. Verstappen, S. Stepanova, A. Pich, K. V. </w:t>
+            <w:t xml:space="preserve">E. Pichon, J. Verstappen, S. Stepanova, A. Pich, K. V. Bernaerts, </w:t>
           </w:r>
-          <w:proofErr w:type="spellStart"/>
-          <w:r>
-            <w:rPr>
-              <w:rFonts w:eastAsia="Times New Roman"/>
-              <w:lang w:val="de-DE"/>
-            </w:rPr>
-            <w:t>Bernaerts</w:t>
-          </w:r>
-          <w:proofErr w:type="spellEnd"/>
-          <w:r>
-            <w:rPr>
-              <w:rFonts w:eastAsia="Times New Roman"/>
-              <w:lang w:val="de-DE"/>
-            </w:rPr>
-            <w:t xml:space="preserve">, </w:t>
-          </w:r>
-          <w:proofErr w:type="spellStart"/>
           <w:r>
             <w:rPr>
               <w:rFonts w:eastAsia="Times New Roman"/>
@@ -31981,37 +29269,7 @@
               <w:iCs/>
               <w:lang w:val="de-DE"/>
             </w:rPr>
-            <w:t>Eur</w:t>
-          </w:r>
-          <w:proofErr w:type="spellEnd"/>
-          <w:r>
-            <w:rPr>
-              <w:rFonts w:eastAsia="Times New Roman"/>
-              <w:i/>
-              <w:iCs/>
-              <w:lang w:val="de-DE"/>
-            </w:rPr>
-            <w:t xml:space="preserve"> </w:t>
-          </w:r>
-          <w:proofErr w:type="spellStart"/>
-          <w:r>
-            <w:rPr>
-              <w:rFonts w:eastAsia="Times New Roman"/>
-              <w:i/>
-              <w:iCs/>
-              <w:lang w:val="de-DE"/>
-            </w:rPr>
-            <w:t>Polym</w:t>
-          </w:r>
-          <w:proofErr w:type="spellEnd"/>
-          <w:r>
-            <w:rPr>
-              <w:rFonts w:eastAsia="Times New Roman"/>
-              <w:i/>
-              <w:iCs/>
-              <w:lang w:val="de-DE"/>
-            </w:rPr>
-            <w:t xml:space="preserve"> J</w:t>
+            <w:t>Eur Polym J</w:t>
           </w:r>
           <w:r>
             <w:rPr>
@@ -32064,28 +29322,14 @@
             <w:rPr>
               <w:rFonts w:eastAsia="Times New Roman"/>
             </w:rPr>
-            <w:t>[8</w:t>
-          </w:r>
-          <w:proofErr w:type="gramStart"/>
-          <w:r>
-            <w:rPr>
-              <w:rFonts w:eastAsia="Times New Roman"/>
-            </w:rPr>
-            <w:t xml:space="preserve">] </w:t>
+            <w:t xml:space="preserve">[8] </w:t>
           </w:r>
           <w:r>
             <w:rPr>
               <w:rFonts w:eastAsia="Times New Roman"/>
             </w:rPr>
             <w:tab/>
-            <w:t>B</w:t>
-          </w:r>
-          <w:proofErr w:type="gramEnd"/>
-          <w:r>
-            <w:rPr>
-              <w:rFonts w:eastAsia="Times New Roman"/>
-            </w:rPr>
-            <w:t xml:space="preserve">. G. Laycock, C. M. Chan, P. J. Halley, </w:t>
+            <w:t xml:space="preserve">B. G. Laycock, C. M. Chan, P. J. Halley, </w:t>
           </w:r>
           <w:r>
             <w:rPr>
@@ -32093,25 +29337,7 @@
               <w:i/>
               <w:iCs/>
             </w:rPr>
-            <w:t xml:space="preserve">Prog </w:t>
-          </w:r>
-          <w:proofErr w:type="spellStart"/>
-          <w:r>
-            <w:rPr>
-              <w:rFonts w:eastAsia="Times New Roman"/>
-              <w:i/>
-              <w:iCs/>
-            </w:rPr>
-            <w:t>Polym</w:t>
-          </w:r>
-          <w:proofErr w:type="spellEnd"/>
-          <w:r>
-            <w:rPr>
-              <w:rFonts w:eastAsia="Times New Roman"/>
-              <w:i/>
-              <w:iCs/>
-            </w:rPr>
-            <w:t xml:space="preserve"> Sci</w:t>
+            <w:t>Prog Polym Sci</w:t>
           </w:r>
           <w:r>
             <w:rPr>
@@ -32145,46 +29371,22 @@
             <w:rPr>
               <w:rFonts w:eastAsia="Times New Roman"/>
             </w:rPr>
-            <w:t>[9</w:t>
-          </w:r>
-          <w:proofErr w:type="gramStart"/>
-          <w:r>
-            <w:rPr>
-              <w:rFonts w:eastAsia="Times New Roman"/>
-            </w:rPr>
-            <w:t xml:space="preserve">] </w:t>
+            <w:t xml:space="preserve">[9] </w:t>
           </w:r>
           <w:r>
             <w:rPr>
               <w:rFonts w:eastAsia="Times New Roman"/>
             </w:rPr>
             <w:tab/>
-            <w:t>C</w:t>
+            <w:t xml:space="preserve">C. Kim, R. Batra, L. Chen, H. Tran, R. Ramprasad, </w:t>
           </w:r>
-          <w:proofErr w:type="gramEnd"/>
-          <w:r>
-            <w:rPr>
-              <w:rFonts w:eastAsia="Times New Roman"/>
-            </w:rPr>
-            <w:t xml:space="preserve">. Kim, R. Batra, L. Chen, H. Tran, R. Ramprasad, </w:t>
-          </w:r>
-          <w:proofErr w:type="spellStart"/>
           <w:r>
             <w:rPr>
               <w:rFonts w:eastAsia="Times New Roman"/>
               <w:i/>
               <w:iCs/>
             </w:rPr>
-            <w:t>Comput</w:t>
-          </w:r>
-          <w:proofErr w:type="spellEnd"/>
-          <w:r>
-            <w:rPr>
-              <w:rFonts w:eastAsia="Times New Roman"/>
-              <w:i/>
-              <w:iCs/>
-            </w:rPr>
-            <w:t xml:space="preserve"> Mater Sci</w:t>
+            <w:t>Comput Mater Sci</w:t>
           </w:r>
           <w:r>
             <w:rPr>
@@ -32244,56 +29446,14 @@
             <w:rPr>
               <w:rFonts w:eastAsia="Times New Roman"/>
             </w:rPr>
-            <w:t>[10</w:t>
-          </w:r>
-          <w:proofErr w:type="gramStart"/>
-          <w:r>
-            <w:rPr>
-              <w:rFonts w:eastAsia="Times New Roman"/>
-            </w:rPr>
-            <w:t xml:space="preserve">] </w:t>
+            <w:t xml:space="preserve">[10] </w:t>
           </w:r>
           <w:r>
             <w:rPr>
               <w:rFonts w:eastAsia="Times New Roman"/>
             </w:rPr>
             <w:tab/>
-            <w:t>I</w:t>
-          </w:r>
-          <w:proofErr w:type="gramEnd"/>
-          <w:r>
-            <w:rPr>
-              <w:rFonts w:eastAsia="Times New Roman"/>
-            </w:rPr>
-            <w:t xml:space="preserve">. P. </w:t>
-          </w:r>
-          <w:proofErr w:type="spellStart"/>
-          <w:r>
-            <w:rPr>
-              <w:rFonts w:eastAsia="Times New Roman"/>
-            </w:rPr>
-            <w:t>Malashin</w:t>
-          </w:r>
-          <w:proofErr w:type="spellEnd"/>
-          <w:r>
-            <w:rPr>
-              <w:rFonts w:eastAsia="Times New Roman"/>
-            </w:rPr>
-            <w:t xml:space="preserve">, V. S. Tynchenko, V. A. Nelyub, A. S. </w:t>
-          </w:r>
-          <w:proofErr w:type="spellStart"/>
-          <w:r>
-            <w:rPr>
-              <w:rFonts w:eastAsia="Times New Roman"/>
-            </w:rPr>
-            <w:t>Borodulin</w:t>
-          </w:r>
-          <w:proofErr w:type="spellEnd"/>
-          <w:r>
-            <w:rPr>
-              <w:rFonts w:eastAsia="Times New Roman"/>
-            </w:rPr>
-            <w:t xml:space="preserve">, A. P. Gantimurov, </w:t>
+            <w:t xml:space="preserve">I. P. Malashin, V. S. Tynchenko, V. A. Nelyub, A. S. Borodulin, A. P. Gantimurov, </w:t>
           </w:r>
           <w:r>
             <w:rPr>
@@ -32356,21 +29516,7 @@
               <w:rFonts w:eastAsia="Times New Roman"/>
             </w:rPr>
             <w:tab/>
-            <w:t>A. U. Hassan, S. S. A. Shah, H. M. Abo-Dief, S. Naeem, N. Khan, E. Alzahrani, Z. M. El-</w:t>
-          </w:r>
-          <w:proofErr w:type="spellStart"/>
-          <w:r>
-            <w:rPr>
-              <w:rFonts w:eastAsia="Times New Roman"/>
-            </w:rPr>
-            <w:t>Bahy</w:t>
-          </w:r>
-          <w:proofErr w:type="spellEnd"/>
-          <w:r>
-            <w:rPr>
-              <w:rFonts w:eastAsia="Times New Roman"/>
-            </w:rPr>
-            <w:t xml:space="preserve">, </w:t>
+            <w:t xml:space="preserve">A. U. Hassan, S. S. A. Shah, H. M. Abo-Dief, S. Naeem, N. Khan, E. Alzahrani, Z. M. El-Bahy, </w:t>
           </w:r>
           <w:r>
             <w:rPr>
@@ -32432,42 +29578,14 @@
             <w:rPr>
               <w:rFonts w:eastAsia="Times New Roman"/>
             </w:rPr>
-            <w:t>[12</w:t>
-          </w:r>
-          <w:proofErr w:type="gramStart"/>
-          <w:r>
-            <w:rPr>
-              <w:rFonts w:eastAsia="Times New Roman"/>
-            </w:rPr>
-            <w:t xml:space="preserve">] </w:t>
+            <w:t xml:space="preserve">[12] </w:t>
           </w:r>
           <w:r>
             <w:rPr>
               <w:rFonts w:eastAsia="Times New Roman"/>
             </w:rPr>
             <w:tab/>
-            <w:t>A</w:t>
-          </w:r>
-          <w:proofErr w:type="gramEnd"/>
-          <w:r>
-            <w:rPr>
-              <w:rFonts w:eastAsia="Times New Roman"/>
-            </w:rPr>
-            <w:t xml:space="preserve">. </w:t>
-          </w:r>
-          <w:proofErr w:type="spellStart"/>
-          <w:r>
-            <w:rPr>
-              <w:rFonts w:eastAsia="Times New Roman"/>
-            </w:rPr>
-            <w:t>Alesadi</w:t>
-          </w:r>
-          <w:proofErr w:type="spellEnd"/>
-          <w:r>
-            <w:rPr>
-              <w:rFonts w:eastAsia="Times New Roman"/>
-            </w:rPr>
-            <w:t xml:space="preserve">, Z. Cao, Z. Li, S. Zhang, H. Zhao, X. Gu, W. Xia, </w:t>
+            <w:t xml:space="preserve">A. Alesadi, Z. Cao, Z. Li, S. Zhang, H. Zhao, X. Gu, W. Xia, </w:t>
           </w:r>
           <w:r>
             <w:rPr>
@@ -32529,42 +29647,14 @@
             <w:rPr>
               <w:rFonts w:eastAsia="Times New Roman"/>
             </w:rPr>
-            <w:t>[13</w:t>
-          </w:r>
-          <w:proofErr w:type="gramStart"/>
-          <w:r>
-            <w:rPr>
-              <w:rFonts w:eastAsia="Times New Roman"/>
-            </w:rPr>
-            <w:t xml:space="preserve">] </w:t>
+            <w:t xml:space="preserve">[13] </w:t>
           </w:r>
           <w:r>
             <w:rPr>
               <w:rFonts w:eastAsia="Times New Roman"/>
             </w:rPr>
             <w:tab/>
-            <w:t>J</w:t>
-          </w:r>
-          <w:proofErr w:type="gramEnd"/>
-          <w:r>
-            <w:rPr>
-              <w:rFonts w:eastAsia="Times New Roman"/>
-            </w:rPr>
-            <w:t xml:space="preserve">. </w:t>
-          </w:r>
-          <w:proofErr w:type="spellStart"/>
-          <w:r>
-            <w:rPr>
-              <w:rFonts w:eastAsia="Times New Roman"/>
-            </w:rPr>
-            <w:t>Leem</w:t>
-          </w:r>
-          <w:proofErr w:type="spellEnd"/>
-          <w:r>
-            <w:rPr>
-              <w:rFonts w:eastAsia="Times New Roman"/>
-            </w:rPr>
-            <w:t xml:space="preserve">, Y. Jiang, A. Robinson, Y. Xia, X. Zheng, </w:t>
+            <w:t xml:space="preserve">J. Leem, Y. Jiang, A. Robinson, Y. Xia, X. Zheng, </w:t>
           </w:r>
           <w:r>
             <w:rPr>
@@ -32572,25 +29662,7 @@
               <w:i/>
               <w:iCs/>
             </w:rPr>
-            <w:t xml:space="preserve">Adv </w:t>
-          </w:r>
-          <w:proofErr w:type="spellStart"/>
-          <w:r>
-            <w:rPr>
-              <w:rFonts w:eastAsia="Times New Roman"/>
-              <w:i/>
-              <w:iCs/>
-            </w:rPr>
-            <w:t>Funct</w:t>
-          </w:r>
-          <w:proofErr w:type="spellEnd"/>
-          <w:r>
-            <w:rPr>
-              <w:rFonts w:eastAsia="Times New Roman"/>
-              <w:i/>
-              <w:iCs/>
-            </w:rPr>
-            <w:t xml:space="preserve"> Mater</w:t>
+            <w:t>Adv Funct Mater</w:t>
           </w:r>
           <w:r>
             <w:rPr>
@@ -32657,21 +29729,7 @@
               <w:rFonts w:eastAsia="Times New Roman"/>
             </w:rPr>
             <w:tab/>
-            <w:t xml:space="preserve">B. Dou, Z. Zhu, E. </w:t>
-          </w:r>
-          <w:proofErr w:type="spellStart"/>
-          <w:r>
-            <w:rPr>
-              <w:rFonts w:eastAsia="Times New Roman"/>
-            </w:rPr>
-            <w:t>Merkurjev</w:t>
-          </w:r>
-          <w:proofErr w:type="spellEnd"/>
-          <w:r>
-            <w:rPr>
-              <w:rFonts w:eastAsia="Times New Roman"/>
-            </w:rPr>
-            <w:t xml:space="preserve">, L. Ke, L. Chen, J. Jiang, Y. Zhu, J. Liu, B. Zhang, G. W. Wei, </w:t>
+            <w:t xml:space="preserve">B. Dou, Z. Zhu, E. Merkurjev, L. Ke, L. Chen, J. Jiang, Y. Zhu, J. Liu, B. Zhang, G. W. Wei, </w:t>
           </w:r>
           <w:r>
             <w:rPr>
@@ -32811,56 +29869,14 @@
             <w:rPr>
               <w:rFonts w:eastAsia="Times New Roman"/>
             </w:rPr>
-            <w:t>[17</w:t>
-          </w:r>
-          <w:proofErr w:type="gramStart"/>
-          <w:r>
-            <w:rPr>
-              <w:rFonts w:eastAsia="Times New Roman"/>
-            </w:rPr>
-            <w:t xml:space="preserve">] </w:t>
+            <w:t xml:space="preserve">[17] </w:t>
           </w:r>
           <w:r>
             <w:rPr>
               <w:rFonts w:eastAsia="Times New Roman"/>
             </w:rPr>
             <w:tab/>
-            <w:t>D</w:t>
-          </w:r>
-          <w:proofErr w:type="gramEnd"/>
-          <w:r>
-            <w:rPr>
-              <w:rFonts w:eastAsia="Times New Roman"/>
-            </w:rPr>
-            <w:t xml:space="preserve">. E. P. Vanpoucke, O. S. J. Van Knippenberg, K. Hermans, K. V. </w:t>
-          </w:r>
-          <w:proofErr w:type="spellStart"/>
-          <w:r>
-            <w:rPr>
-              <w:rFonts w:eastAsia="Times New Roman"/>
-            </w:rPr>
-            <w:t>Bernaerts</w:t>
-          </w:r>
-          <w:proofErr w:type="spellEnd"/>
-          <w:r>
-            <w:rPr>
-              <w:rFonts w:eastAsia="Times New Roman"/>
-            </w:rPr>
-            <w:t xml:space="preserve">, S. </w:t>
-          </w:r>
-          <w:proofErr w:type="spellStart"/>
-          <w:r>
-            <w:rPr>
-              <w:rFonts w:eastAsia="Times New Roman"/>
-            </w:rPr>
-            <w:t>Mehrkanoon</w:t>
-          </w:r>
-          <w:proofErr w:type="spellEnd"/>
-          <w:r>
-            <w:rPr>
-              <w:rFonts w:eastAsia="Times New Roman"/>
-            </w:rPr>
-            <w:t xml:space="preserve">, </w:t>
+            <w:t xml:space="preserve">D. E. P. Vanpoucke, O. S. J. Van Knippenberg, K. Hermans, K. V. Bernaerts, S. Mehrkanoon, </w:t>
           </w:r>
           <w:r>
             <w:rPr>
@@ -32922,116 +29938,22 @@
             <w:rPr>
               <w:rFonts w:eastAsia="Times New Roman"/>
             </w:rPr>
-            <w:t>[18</w:t>
-          </w:r>
-          <w:proofErr w:type="gramStart"/>
-          <w:r>
-            <w:rPr>
-              <w:rFonts w:eastAsia="Times New Roman"/>
-            </w:rPr>
-            <w:t xml:space="preserve">] </w:t>
+            <w:t xml:space="preserve">[18] </w:t>
           </w:r>
           <w:r>
             <w:rPr>
               <w:rFonts w:eastAsia="Times New Roman"/>
             </w:rPr>
             <w:tab/>
-            <w:t>D</w:t>
+            <w:t xml:space="preserve">D. E. P. Vanpoucke, M. A. F. Delgove, J. Stouten, J. Noordijk, N. De Vos, K. Matthysen, G. G. P. Deroover, S. Mehrkanoon, K. V Bernaerts, </w:t>
           </w:r>
-          <w:proofErr w:type="gramEnd"/>
-          <w:r>
-            <w:rPr>
-              <w:rFonts w:eastAsia="Times New Roman"/>
-            </w:rPr>
-            <w:t xml:space="preserve">. E. P. Vanpoucke, M. A. F. </w:t>
-          </w:r>
-          <w:proofErr w:type="spellStart"/>
-          <w:r>
-            <w:rPr>
-              <w:rFonts w:eastAsia="Times New Roman"/>
-            </w:rPr>
-            <w:t>Delgove</w:t>
-          </w:r>
-          <w:proofErr w:type="spellEnd"/>
-          <w:r>
-            <w:rPr>
-              <w:rFonts w:eastAsia="Times New Roman"/>
-            </w:rPr>
-            <w:t xml:space="preserve">, J. Stouten, J. </w:t>
-          </w:r>
-          <w:proofErr w:type="spellStart"/>
-          <w:r>
-            <w:rPr>
-              <w:rFonts w:eastAsia="Times New Roman"/>
-            </w:rPr>
-            <w:t>Noordijk</w:t>
-          </w:r>
-          <w:proofErr w:type="spellEnd"/>
-          <w:r>
-            <w:rPr>
-              <w:rFonts w:eastAsia="Times New Roman"/>
-            </w:rPr>
-            <w:t xml:space="preserve">, N. De Vos, K. Matthysen, G. G. P. </w:t>
-          </w:r>
-          <w:proofErr w:type="spellStart"/>
-          <w:r>
-            <w:rPr>
-              <w:rFonts w:eastAsia="Times New Roman"/>
-            </w:rPr>
-            <w:t>Deroover</w:t>
-          </w:r>
-          <w:proofErr w:type="spellEnd"/>
-          <w:r>
-            <w:rPr>
-              <w:rFonts w:eastAsia="Times New Roman"/>
-            </w:rPr>
-            <w:t xml:space="preserve">, S. </w:t>
-          </w:r>
-          <w:proofErr w:type="spellStart"/>
-          <w:r>
-            <w:rPr>
-              <w:rFonts w:eastAsia="Times New Roman"/>
-            </w:rPr>
-            <w:t>Mehrkanoon</w:t>
-          </w:r>
-          <w:proofErr w:type="spellEnd"/>
-          <w:r>
-            <w:rPr>
-              <w:rFonts w:eastAsia="Times New Roman"/>
-            </w:rPr>
-            <w:t xml:space="preserve">, K. V </w:t>
-          </w:r>
-          <w:proofErr w:type="spellStart"/>
-          <w:r>
-            <w:rPr>
-              <w:rFonts w:eastAsia="Times New Roman"/>
-            </w:rPr>
-            <w:t>Bernaerts</w:t>
-          </w:r>
-          <w:proofErr w:type="spellEnd"/>
-          <w:r>
-            <w:rPr>
-              <w:rFonts w:eastAsia="Times New Roman"/>
-            </w:rPr>
-            <w:t xml:space="preserve">, </w:t>
-          </w:r>
-          <w:proofErr w:type="spellStart"/>
           <w:r>
             <w:rPr>
               <w:rFonts w:eastAsia="Times New Roman"/>
               <w:i/>
               <w:iCs/>
             </w:rPr>
-            <w:t>Polym</w:t>
-          </w:r>
-          <w:proofErr w:type="spellEnd"/>
-          <w:r>
-            <w:rPr>
-              <w:rFonts w:eastAsia="Times New Roman"/>
-              <w:i/>
-              <w:iCs/>
-            </w:rPr>
-            <w:t xml:space="preserve"> Int</w:t>
+            <w:t>Polym Int</w:t>
           </w:r>
           <w:r>
             <w:rPr>
@@ -33086,21 +30008,7 @@
               <w:rFonts w:eastAsia="Times New Roman"/>
             </w:rPr>
             <w:tab/>
-            <w:t xml:space="preserve">R. Q. Albuquerque, F. </w:t>
-          </w:r>
-          <w:proofErr w:type="spellStart"/>
-          <w:r>
-            <w:rPr>
-              <w:rFonts w:eastAsia="Times New Roman"/>
-            </w:rPr>
-            <w:t>Rothenhäusler</w:t>
-          </w:r>
-          <w:proofErr w:type="spellEnd"/>
-          <w:r>
-            <w:rPr>
-              <w:rFonts w:eastAsia="Times New Roman"/>
-            </w:rPr>
-            <w:t xml:space="preserve">, H. Ruckdäschel, </w:t>
+            <w:t xml:space="preserve">R. Q. Albuquerque, F. Rothenhäusler, H. Ruckdäschel, </w:t>
           </w:r>
           <w:r>
             <w:rPr>
@@ -33150,87 +30058,132 @@
             <w:divId w:val="2092460744"/>
             <w:rPr>
               <w:rFonts w:eastAsia="Times New Roman"/>
-              <w:lang w:val="it-IT"/>
+              <w:rPrChange w:id="86" w:author="Acaru, Silviu" w:date="2026-05-13T11:54:00Z" w16du:dateUtc="2026-05-13T09:54:00Z">
+                <w:rPr>
+                  <w:rFonts w:eastAsia="Times New Roman"/>
+                  <w:lang w:val="it-IT"/>
+                </w:rPr>
+              </w:rPrChange>
             </w:rPr>
           </w:pPr>
           <w:r>
             <w:rPr>
               <w:rFonts w:eastAsia="Times New Roman"/>
-              <w:lang w:val="it-IT"/>
+              <w:rPrChange w:id="87" w:author="Acaru, Silviu" w:date="2026-05-13T11:54:00Z" w16du:dateUtc="2026-05-13T09:54:00Z">
+                <w:rPr>
+                  <w:rFonts w:eastAsia="Times New Roman"/>
+                  <w:lang w:val="it-IT"/>
+                </w:rPr>
+              </w:rPrChange>
             </w:rPr>
             <w:t xml:space="preserve">[20] </w:t>
           </w:r>
           <w:r>
             <w:rPr>
               <w:rFonts w:eastAsia="Times New Roman"/>
-              <w:lang w:val="it-IT"/>
+              <w:rPrChange w:id="88" w:author="Acaru, Silviu" w:date="2026-05-13T11:54:00Z" w16du:dateUtc="2026-05-13T09:54:00Z">
+                <w:rPr>
+                  <w:rFonts w:eastAsia="Times New Roman"/>
+                  <w:lang w:val="it-IT"/>
+                </w:rPr>
+              </w:rPrChange>
             </w:rPr>
             <w:tab/>
             <w:t xml:space="preserve">H. Esmaeili, R. Rizvi, </w:t>
           </w:r>
-          <w:proofErr w:type="spellStart"/>
           <w:r>
             <w:rPr>
               <w:rFonts w:eastAsia="Times New Roman"/>
               <w:i/>
               <w:iCs/>
-              <w:lang w:val="it-IT"/>
-            </w:rPr>
-            <w:t>Comput</w:t>
+              <w:rPrChange w:id="89" w:author="Acaru, Silviu" w:date="2026-05-13T11:54:00Z" w16du:dateUtc="2026-05-13T09:54:00Z">
+                <w:rPr>
+                  <w:rFonts w:eastAsia="Times New Roman"/>
+                  <w:i/>
+                  <w:iCs/>
+                  <w:lang w:val="it-IT"/>
+                </w:rPr>
+              </w:rPrChange>
+            </w:rPr>
+            <w:t>Comput Mater Sci</w:t>
           </w:r>
-          <w:proofErr w:type="spellEnd"/>
+          <w:r>
+            <w:rPr>
+              <w:rFonts w:eastAsia="Times New Roman"/>
+              <w:rPrChange w:id="90" w:author="Acaru, Silviu" w:date="2026-05-13T11:54:00Z" w16du:dateUtc="2026-05-13T09:54:00Z">
+                <w:rPr>
+                  <w:rFonts w:eastAsia="Times New Roman"/>
+                  <w:lang w:val="it-IT"/>
+                </w:rPr>
+              </w:rPrChange>
+            </w:rPr>
+            <w:t xml:space="preserve"> </w:t>
+          </w:r>
+          <w:r>
+            <w:rPr>
+              <w:rFonts w:eastAsia="Times New Roman"/>
+              <w:b/>
+              <w:bCs/>
+              <w:rPrChange w:id="91" w:author="Acaru, Silviu" w:date="2026-05-13T11:54:00Z" w16du:dateUtc="2026-05-13T09:54:00Z">
+                <w:rPr>
+                  <w:rFonts w:eastAsia="Times New Roman"/>
+                  <w:b/>
+                  <w:bCs/>
+                  <w:lang w:val="it-IT"/>
+                </w:rPr>
+              </w:rPrChange>
+            </w:rPr>
+            <w:t>2023</w:t>
+          </w:r>
+          <w:r>
+            <w:rPr>
+              <w:rFonts w:eastAsia="Times New Roman"/>
+              <w:rPrChange w:id="92" w:author="Acaru, Silviu" w:date="2026-05-13T11:54:00Z" w16du:dateUtc="2026-05-13T09:54:00Z">
+                <w:rPr>
+                  <w:rFonts w:eastAsia="Times New Roman"/>
+                  <w:lang w:val="it-IT"/>
+                </w:rPr>
+              </w:rPrChange>
+            </w:rPr>
+            <w:t xml:space="preserve">, </w:t>
+          </w:r>
           <w:r>
             <w:rPr>
               <w:rFonts w:eastAsia="Times New Roman"/>
               <w:i/>
               <w:iCs/>
-              <w:lang w:val="it-IT"/>
-            </w:rPr>
-            <w:t xml:space="preserve"> Mater Sci</w:t>
-          </w:r>
-          <w:r>
-            <w:rPr>
-              <w:rFonts w:eastAsia="Times New Roman"/>
-              <w:lang w:val="it-IT"/>
-            </w:rPr>
-            <w:t xml:space="preserve"> </w:t>
-          </w:r>
-          <w:r>
-            <w:rPr>
-              <w:rFonts w:eastAsia="Times New Roman"/>
-              <w:b/>
-              <w:bCs/>
-              <w:lang w:val="it-IT"/>
-            </w:rPr>
-            <w:t>2023</w:t>
-          </w:r>
-          <w:r>
-            <w:rPr>
-              <w:rFonts w:eastAsia="Times New Roman"/>
-              <w:lang w:val="it-IT"/>
-            </w:rPr>
-            <w:t xml:space="preserve">, </w:t>
-          </w:r>
-          <w:r>
-            <w:rPr>
-              <w:rFonts w:eastAsia="Times New Roman"/>
-              <w:i/>
-              <w:iCs/>
-              <w:lang w:val="it-IT"/>
+              <w:rPrChange w:id="93" w:author="Acaru, Silviu" w:date="2026-05-13T11:54:00Z" w16du:dateUtc="2026-05-13T09:54:00Z">
+                <w:rPr>
+                  <w:rFonts w:eastAsia="Times New Roman"/>
+                  <w:i/>
+                  <w:iCs/>
+                  <w:lang w:val="it-IT"/>
+                </w:rPr>
+              </w:rPrChange>
             </w:rPr>
             <w:t>229</w:t>
           </w:r>
           <w:r>
             <w:rPr>
               <w:rFonts w:eastAsia="Times New Roman"/>
-              <w:lang w:val="it-IT"/>
+              <w:rPrChange w:id="94" w:author="Acaru, Silviu" w:date="2026-05-13T11:54:00Z" w16du:dateUtc="2026-05-13T09:54:00Z">
+                <w:rPr>
+                  <w:rFonts w:eastAsia="Times New Roman"/>
+                  <w:lang w:val="it-IT"/>
+                </w:rPr>
+              </w:rPrChange>
             </w:rPr>
             <w:t>, 112432</w:t>
           </w:r>
           <w:r>
             <w:rPr>
               <w:rFonts w:eastAsia="Times New Roman"/>
-              <w:lang w:val="it-IT"/>
+              <w:rPrChange w:id="95" w:author="Acaru, Silviu" w:date="2026-05-13T11:54:00Z" w16du:dateUtc="2026-05-13T09:54:00Z">
+                <w:rPr>
+                  <w:rFonts w:eastAsia="Times New Roman"/>
+                  <w:lang w:val="it-IT"/>
+                </w:rPr>
+              </w:rPrChange>
             </w:rPr>
             <w:t>.</w:t>
           </w:r>
@@ -33247,56 +30200,14 @@
               <w:rFonts w:eastAsia="Times New Roman"/>
             </w:rPr>
             <w:lastRenderedPageBreak/>
-            <w:t>[21</w:t>
-          </w:r>
-          <w:proofErr w:type="gramStart"/>
-          <w:r>
-            <w:rPr>
-              <w:rFonts w:eastAsia="Times New Roman"/>
-            </w:rPr>
-            <w:t xml:space="preserve">] </w:t>
+            <w:t xml:space="preserve">[21] </w:t>
           </w:r>
           <w:r>
             <w:rPr>
               <w:rFonts w:eastAsia="Times New Roman"/>
             </w:rPr>
             <w:tab/>
-            <w:t>A</w:t>
-          </w:r>
-          <w:proofErr w:type="gramEnd"/>
-          <w:r>
-            <w:rPr>
-              <w:rFonts w:eastAsia="Times New Roman"/>
-            </w:rPr>
-            <w:t xml:space="preserve">. Milad, S. H. Hussein, A. R. </w:t>
-          </w:r>
-          <w:proofErr w:type="spellStart"/>
-          <w:r>
-            <w:rPr>
-              <w:rFonts w:eastAsia="Times New Roman"/>
-            </w:rPr>
-            <w:t>Khekan</w:t>
-          </w:r>
-          <w:proofErr w:type="spellEnd"/>
-          <w:r>
-            <w:rPr>
-              <w:rFonts w:eastAsia="Times New Roman"/>
-            </w:rPr>
-            <w:t>, M. Rashid, H. Al-</w:t>
-          </w:r>
-          <w:proofErr w:type="spellStart"/>
-          <w:r>
-            <w:rPr>
-              <w:rFonts w:eastAsia="Times New Roman"/>
-            </w:rPr>
-            <w:t>Msari</w:t>
-          </w:r>
-          <w:proofErr w:type="spellEnd"/>
-          <w:r>
-            <w:rPr>
-              <w:rFonts w:eastAsia="Times New Roman"/>
-            </w:rPr>
-            <w:t xml:space="preserve">, T. H. Tran, </w:t>
+            <w:t xml:space="preserve">A. Milad, S. H. Hussein, A. R. Khekan, M. Rashid, H. Al-Msari, T. H. Tran, </w:t>
           </w:r>
           <w:r>
             <w:rPr>
@@ -33304,18 +30215,8 @@
               <w:i/>
               <w:iCs/>
             </w:rPr>
-            <w:t xml:space="preserve">Eng </w:t>
+            <w:t>Eng Comput</w:t>
           </w:r>
-          <w:proofErr w:type="spellStart"/>
-          <w:r>
-            <w:rPr>
-              <w:rFonts w:eastAsia="Times New Roman"/>
-              <w:i/>
-              <w:iCs/>
-            </w:rPr>
-            <w:t>Comput</w:t>
-          </w:r>
-          <w:proofErr w:type="spellEnd"/>
           <w:r>
             <w:rPr>
               <w:rFonts w:eastAsia="Times New Roman"/>
@@ -33486,60 +30387,22 @@
             <w:rPr>
               <w:rFonts w:eastAsia="Times New Roman"/>
             </w:rPr>
-            <w:t>[24</w:t>
-          </w:r>
-          <w:proofErr w:type="gramStart"/>
-          <w:r>
-            <w:rPr>
-              <w:rFonts w:eastAsia="Times New Roman"/>
-            </w:rPr>
-            <w:t xml:space="preserve">] </w:t>
+            <w:t xml:space="preserve">[24] </w:t>
           </w:r>
           <w:r>
             <w:rPr>
               <w:rFonts w:eastAsia="Times New Roman"/>
             </w:rPr>
             <w:tab/>
-            <w:t>S</w:t>
+            <w:t xml:space="preserve">S. Shirazian, T. Huynh, S. M. Sarkar, M. Habibi Zare, </w:t>
           </w:r>
-          <w:proofErr w:type="gramEnd"/>
-          <w:r>
-            <w:rPr>
-              <w:rFonts w:eastAsia="Times New Roman"/>
-            </w:rPr>
-            <w:t xml:space="preserve">. </w:t>
-          </w:r>
-          <w:proofErr w:type="spellStart"/>
-          <w:r>
-            <w:rPr>
-              <w:rFonts w:eastAsia="Times New Roman"/>
-            </w:rPr>
-            <w:t>Shirazian</w:t>
-          </w:r>
-          <w:proofErr w:type="spellEnd"/>
-          <w:r>
-            <w:rPr>
-              <w:rFonts w:eastAsia="Times New Roman"/>
-            </w:rPr>
-            <w:t xml:space="preserve">, T. Huynh, S. M. Sarkar, M. Habibi Zare, </w:t>
-          </w:r>
-          <w:proofErr w:type="spellStart"/>
           <w:r>
             <w:rPr>
               <w:rFonts w:eastAsia="Times New Roman"/>
               <w:i/>
               <w:iCs/>
             </w:rPr>
-            <w:t>Polym</w:t>
-          </w:r>
-          <w:proofErr w:type="spellEnd"/>
-          <w:r>
-            <w:rPr>
-              <w:rFonts w:eastAsia="Times New Roman"/>
-              <w:i/>
-              <w:iCs/>
-            </w:rPr>
-            <w:t xml:space="preserve"> Test</w:t>
+            <w:t>Polym Test</w:t>
           </w:r>
           <w:r>
             <w:rPr>
@@ -33648,30 +30511,15 @@
             <w:rPr>
               <w:rFonts w:eastAsia="Times New Roman"/>
             </w:rPr>
-            <w:t>[26</w:t>
-          </w:r>
-          <w:proofErr w:type="gramStart"/>
-          <w:r>
-            <w:rPr>
-              <w:rFonts w:eastAsia="Times New Roman"/>
-            </w:rPr>
-            <w:t xml:space="preserve">] </w:t>
+            <w:t xml:space="preserve">[26] </w:t>
           </w:r>
           <w:r>
             <w:rPr>
               <w:rFonts w:eastAsia="Times New Roman"/>
             </w:rPr>
             <w:tab/>
-            <w:t>S</w:t>
+            <w:t xml:space="preserve">S. F. Acaru, R. Abdullah, D. T. C. Lai, R. C. Lim, </w:t>
           </w:r>
-          <w:proofErr w:type="gramEnd"/>
-          <w:r>
-            <w:rPr>
-              <w:rFonts w:eastAsia="Times New Roman"/>
-            </w:rPr>
-            <w:t xml:space="preserve">. F. Acaru, R. Abdullah, D. T. C. Lai, R. C. Lim, </w:t>
-          </w:r>
-          <w:proofErr w:type="spellStart"/>
           <w:r>
             <w:rPr>
               <w:rFonts w:eastAsia="Times New Roman"/>
@@ -33680,7 +30528,6 @@
             </w:rPr>
             <w:t>Heliyon</w:t>
           </w:r>
-          <w:proofErr w:type="spellEnd"/>
           <w:r>
             <w:rPr>
               <w:rFonts w:eastAsia="Times New Roman"/>
@@ -33746,27 +30593,7 @@
               <w:iCs/>
               <w:lang w:val="de-DE"/>
             </w:rPr>
-            <w:t xml:space="preserve">Multiple </w:t>
-          </w:r>
-          <w:proofErr w:type="spellStart"/>
-          <w:r>
-            <w:rPr>
-              <w:rFonts w:eastAsia="Times New Roman"/>
-              <w:i/>
-              <w:iCs/>
-              <w:lang w:val="de-DE"/>
-            </w:rPr>
-            <w:t>Classifier</w:t>
-          </w:r>
-          <w:proofErr w:type="spellEnd"/>
-          <w:r>
-            <w:rPr>
-              <w:rFonts w:eastAsia="Times New Roman"/>
-              <w:i/>
-              <w:iCs/>
-              <w:lang w:val="de-DE"/>
-            </w:rPr>
-            <w:t xml:space="preserve"> Systems</w:t>
+            <w:t>Multiple Classifier Systems</w:t>
           </w:r>
           <w:r>
             <w:rPr>
@@ -33859,35 +30686,7 @@
               <w:rFonts w:eastAsia="Times New Roman"/>
             </w:rPr>
             <w:tab/>
-            <w:t xml:space="preserve">P. Ortiz-Serna, M. </w:t>
-          </w:r>
-          <w:proofErr w:type="spellStart"/>
-          <w:r>
-            <w:rPr>
-              <w:rFonts w:eastAsia="Times New Roman"/>
-            </w:rPr>
-            <w:t>Carsí</w:t>
-          </w:r>
-          <w:proofErr w:type="spellEnd"/>
-          <w:r>
-            <w:rPr>
-              <w:rFonts w:eastAsia="Times New Roman"/>
-            </w:rPr>
-            <w:t xml:space="preserve">, M. </w:t>
-          </w:r>
-          <w:proofErr w:type="spellStart"/>
-          <w:r>
-            <w:rPr>
-              <w:rFonts w:eastAsia="Times New Roman"/>
-            </w:rPr>
-            <w:t>Culebras</w:t>
-          </w:r>
-          <w:proofErr w:type="spellEnd"/>
-          <w:r>
-            <w:rPr>
-              <w:rFonts w:eastAsia="Times New Roman"/>
-            </w:rPr>
-            <w:t xml:space="preserve">, M. N. Collins, M. J. Sanchis, </w:t>
+            <w:t xml:space="preserve">P. Ortiz-Serna, M. Carsí, M. Culebras, M. N. Collins, M. J. Sanchis, </w:t>
           </w:r>
           <w:r>
             <w:rPr>
@@ -33943,42 +30742,14 @@
             <w:rPr>
               <w:rFonts w:eastAsia="Times New Roman"/>
             </w:rPr>
-            <w:t>[30</w:t>
-          </w:r>
-          <w:proofErr w:type="gramStart"/>
-          <w:r>
-            <w:rPr>
-              <w:rFonts w:eastAsia="Times New Roman"/>
-            </w:rPr>
-            <w:t xml:space="preserve">] </w:t>
+            <w:t xml:space="preserve">[30] </w:t>
           </w:r>
           <w:r>
             <w:rPr>
               <w:rFonts w:eastAsia="Times New Roman"/>
             </w:rPr>
             <w:tab/>
-            <w:t>P</w:t>
-          </w:r>
-          <w:proofErr w:type="gramEnd"/>
-          <w:r>
-            <w:rPr>
-              <w:rFonts w:eastAsia="Times New Roman"/>
-            </w:rPr>
-            <w:t xml:space="preserve">. </w:t>
-          </w:r>
-          <w:proofErr w:type="spellStart"/>
-          <w:r>
-            <w:rPr>
-              <w:rFonts w:eastAsia="Times New Roman"/>
-            </w:rPr>
-            <w:t>Jutrzenka</w:t>
-          </w:r>
-          <w:proofErr w:type="spellEnd"/>
-          <w:r>
-            <w:rPr>
-              <w:rFonts w:eastAsia="Times New Roman"/>
-            </w:rPr>
-            <w:t xml:space="preserve"> Trzebiatowska, A. Santamaria Echart, T. Calvo Correas, A. Eceiza, J. Datta, </w:t>
+            <w:t xml:space="preserve">P. Jutrzenka Trzebiatowska, A. Santamaria Echart, T. Calvo Correas, A. Eceiza, J. Datta, </w:t>
           </w:r>
           <w:r>
             <w:rPr>
@@ -34044,25 +30815,8 @@
               <w:lang w:val="fr-FR"/>
             </w:rPr>
             <w:tab/>
-            <w:t xml:space="preserve">J. R. Gouveia, R. R. de Sousa </w:t>
+            <w:t xml:space="preserve">J. R. Gouveia, R. R. de Sousa Júnior, A. O. Ribeiro, S. A. Saraiva, D. J. dos Santos, </w:t>
           </w:r>
-          <w:proofErr w:type="spellStart"/>
-          <w:r>
-            <w:rPr>
-              <w:rFonts w:eastAsia="Times New Roman"/>
-              <w:lang w:val="fr-FR"/>
-            </w:rPr>
-            <w:t>Júnior</w:t>
-          </w:r>
-          <w:proofErr w:type="spellEnd"/>
-          <w:r>
-            <w:rPr>
-              <w:rFonts w:eastAsia="Times New Roman"/>
-              <w:lang w:val="fr-FR"/>
-            </w:rPr>
-            <w:t xml:space="preserve">, A. O. Ribeiro, S. A. Saraiva, D. J. dos Santos, </w:t>
-          </w:r>
-          <w:proofErr w:type="spellStart"/>
           <w:r>
             <w:rPr>
               <w:rFonts w:eastAsia="Times New Roman"/>
@@ -34070,37 +30824,7 @@
               <w:iCs/>
               <w:lang w:val="fr-FR"/>
             </w:rPr>
-            <w:t>Eur</w:t>
-          </w:r>
-          <w:proofErr w:type="spellEnd"/>
-          <w:r>
-            <w:rPr>
-              <w:rFonts w:eastAsia="Times New Roman"/>
-              <w:i/>
-              <w:iCs/>
-              <w:lang w:val="fr-FR"/>
-            </w:rPr>
-            <w:t xml:space="preserve"> </w:t>
-          </w:r>
-          <w:proofErr w:type="spellStart"/>
-          <w:r>
-            <w:rPr>
-              <w:rFonts w:eastAsia="Times New Roman"/>
-              <w:i/>
-              <w:iCs/>
-              <w:lang w:val="fr-FR"/>
-            </w:rPr>
-            <w:t>Polym</w:t>
-          </w:r>
-          <w:proofErr w:type="spellEnd"/>
-          <w:r>
-            <w:rPr>
-              <w:rFonts w:eastAsia="Times New Roman"/>
-              <w:i/>
-              <w:iCs/>
-              <w:lang w:val="fr-FR"/>
-            </w:rPr>
-            <w:t xml:space="preserve"> J</w:t>
+            <w:t>Eur Polym J</w:t>
           </w:r>
           <w:r>
             <w:rPr>
@@ -34170,39 +30894,7 @@
               <w:lang w:val="fr-FR"/>
             </w:rPr>
             <w:tab/>
-            <w:t xml:space="preserve">M. Wadekar, W. </w:t>
-          </w:r>
-          <w:proofErr w:type="spellStart"/>
-          <w:r>
-            <w:rPr>
-              <w:rFonts w:eastAsia="Times New Roman"/>
-              <w:lang w:val="fr-FR"/>
-            </w:rPr>
-            <w:t>Eevers</w:t>
-          </w:r>
-          <w:proofErr w:type="spellEnd"/>
-          <w:r>
-            <w:rPr>
-              <w:rFonts w:eastAsia="Times New Roman"/>
-              <w:lang w:val="fr-FR"/>
-            </w:rPr>
-            <w:t xml:space="preserve">, R. </w:t>
-          </w:r>
-          <w:proofErr w:type="spellStart"/>
-          <w:r>
-            <w:rPr>
-              <w:rFonts w:eastAsia="Times New Roman"/>
-              <w:lang w:val="fr-FR"/>
-            </w:rPr>
-            <w:t>Vendamme</w:t>
-          </w:r>
-          <w:proofErr w:type="spellEnd"/>
-          <w:r>
-            <w:rPr>
-              <w:rFonts w:eastAsia="Times New Roman"/>
-              <w:lang w:val="fr-FR"/>
-            </w:rPr>
-            <w:t xml:space="preserve">, </w:t>
+            <w:t xml:space="preserve">M. Wadekar, W. Eevers, R. Vendamme, </w:t>
           </w:r>
           <w:r>
             <w:rPr>
@@ -34211,27 +30903,7 @@
               <w:iCs/>
               <w:lang w:val="fr-FR"/>
             </w:rPr>
-            <w:t xml:space="preserve">Ind </w:t>
-          </w:r>
-          <w:proofErr w:type="spellStart"/>
-          <w:r>
-            <w:rPr>
-              <w:rFonts w:eastAsia="Times New Roman"/>
-              <w:i/>
-              <w:iCs/>
-              <w:lang w:val="fr-FR"/>
-            </w:rPr>
-            <w:t>Crops</w:t>
-          </w:r>
-          <w:proofErr w:type="spellEnd"/>
-          <w:r>
-            <w:rPr>
-              <w:rFonts w:eastAsia="Times New Roman"/>
-              <w:i/>
-              <w:iCs/>
-              <w:lang w:val="fr-FR"/>
-            </w:rPr>
-            <w:t xml:space="preserve"> Prod</w:t>
+            <w:t>Ind Crops Prod</w:t>
           </w:r>
           <w:r>
             <w:rPr>
@@ -34303,7 +30975,6 @@
             <w:tab/>
             <w:t xml:space="preserve">J. Shi, T. Zheng, Y. Zhang, B. Guo, J. Xu, </w:t>
           </w:r>
-          <w:proofErr w:type="spellStart"/>
           <w:r>
             <w:rPr>
               <w:rFonts w:eastAsia="Times New Roman"/>
@@ -34311,17 +30982,7 @@
               <w:iCs/>
               <w:lang w:val="fr-FR"/>
             </w:rPr>
-            <w:t>Polym</w:t>
-          </w:r>
-          <w:proofErr w:type="spellEnd"/>
-          <w:r>
-            <w:rPr>
-              <w:rFonts w:eastAsia="Times New Roman"/>
-              <w:i/>
-              <w:iCs/>
-              <w:lang w:val="fr-FR"/>
-            </w:rPr>
-            <w:t xml:space="preserve"> Chem</w:t>
+            <w:t>Polym Chem</w:t>
           </w:r>
           <w:r>
             <w:rPr>
@@ -34393,39 +31054,8 @@
               <w:iCs/>
               <w:lang w:val="it-IT"/>
             </w:rPr>
-            <w:t xml:space="preserve">Prog </w:t>
+            <w:t>Prog Org Coat</w:t>
           </w:r>
-          <w:proofErr w:type="spellStart"/>
-          <w:r>
-            <w:rPr>
-              <w:rFonts w:eastAsia="Times New Roman"/>
-              <w:i/>
-              <w:iCs/>
-              <w:lang w:val="it-IT"/>
-            </w:rPr>
-            <w:t>Org</w:t>
-          </w:r>
-          <w:proofErr w:type="spellEnd"/>
-          <w:r>
-            <w:rPr>
-              <w:rFonts w:eastAsia="Times New Roman"/>
-              <w:i/>
-              <w:iCs/>
-              <w:lang w:val="it-IT"/>
-            </w:rPr>
-            <w:t xml:space="preserve"> </w:t>
-          </w:r>
-          <w:proofErr w:type="spellStart"/>
-          <w:r>
-            <w:rPr>
-              <w:rFonts w:eastAsia="Times New Roman"/>
-              <w:i/>
-              <w:iCs/>
-              <w:lang w:val="it-IT"/>
-            </w:rPr>
-            <w:t>Coat</w:t>
-          </w:r>
-          <w:proofErr w:type="spellEnd"/>
           <w:r>
             <w:rPr>
               <w:rFonts w:eastAsia="Times New Roman"/>
@@ -34492,25 +31122,7 @@
               <w:i/>
               <w:iCs/>
             </w:rPr>
-            <w:t xml:space="preserve">IEEE Trans </w:t>
-          </w:r>
-          <w:proofErr w:type="spellStart"/>
-          <w:r>
-            <w:rPr>
-              <w:rFonts w:eastAsia="Times New Roman"/>
-              <w:i/>
-              <w:iCs/>
-            </w:rPr>
-            <w:t>Knowl</w:t>
-          </w:r>
-          <w:proofErr w:type="spellEnd"/>
-          <w:r>
-            <w:rPr>
-              <w:rFonts w:eastAsia="Times New Roman"/>
-              <w:i/>
-              <w:iCs/>
-            </w:rPr>
-            <w:t xml:space="preserve"> Data Eng</w:t>
+            <w:t>IEEE Trans Knowl Data Eng</w:t>
           </w:r>
           <w:r>
             <w:rPr>
@@ -34558,28 +31170,14 @@
             <w:rPr>
               <w:rFonts w:eastAsia="Times New Roman"/>
             </w:rPr>
-            <w:t>[36</w:t>
-          </w:r>
-          <w:proofErr w:type="gramStart"/>
-          <w:r>
-            <w:rPr>
-              <w:rFonts w:eastAsia="Times New Roman"/>
-            </w:rPr>
-            <w:t xml:space="preserve">] </w:t>
+            <w:t xml:space="preserve">[36] </w:t>
           </w:r>
           <w:r>
             <w:rPr>
               <w:rFonts w:eastAsia="Times New Roman"/>
             </w:rPr>
             <w:tab/>
-            <w:t>S</w:t>
-          </w:r>
-          <w:proofErr w:type="gramEnd"/>
-          <w:r>
-            <w:rPr>
-              <w:rFonts w:eastAsia="Times New Roman"/>
-            </w:rPr>
-            <w:t xml:space="preserve">. Das, S. S. Mullick, I. Zelinka, </w:t>
+            <w:t xml:space="preserve">S. Das, S. S. Mullick, I. Zelinka, </w:t>
           </w:r>
           <w:r>
             <w:rPr>
@@ -34635,28 +31233,14 @@
             <w:rPr>
               <w:rFonts w:eastAsia="Times New Roman"/>
             </w:rPr>
-            <w:t>[37</w:t>
-          </w:r>
-          <w:proofErr w:type="gramStart"/>
-          <w:r>
-            <w:rPr>
-              <w:rFonts w:eastAsia="Times New Roman"/>
-            </w:rPr>
-            <w:t xml:space="preserve">] </w:t>
+            <w:t xml:space="preserve">[37] </w:t>
           </w:r>
           <w:r>
             <w:rPr>
               <w:rFonts w:eastAsia="Times New Roman"/>
             </w:rPr>
             <w:tab/>
-            <w:t>A</w:t>
-          </w:r>
-          <w:proofErr w:type="gramEnd"/>
-          <w:r>
-            <w:rPr>
-              <w:rFonts w:eastAsia="Times New Roman"/>
-            </w:rPr>
-            <w:t xml:space="preserve">. Babbar, S. Ragunathan, D. Mitra, A. Dutta, T. K. Patra, </w:t>
+            <w:t xml:space="preserve">A. Babbar, S. Ragunathan, D. Mitra, A. Dutta, T. K. Patra, </w:t>
           </w:r>
           <w:r>
             <w:rPr>
@@ -34780,27 +31364,7 @@
               <w:iCs/>
               <w:lang w:val="de-DE"/>
             </w:rPr>
-            <w:t xml:space="preserve">Mol </w:t>
-          </w:r>
-          <w:proofErr w:type="spellStart"/>
-          <w:r>
-            <w:rPr>
-              <w:rFonts w:eastAsia="Times New Roman"/>
-              <w:i/>
-              <w:iCs/>
-              <w:lang w:val="de-DE"/>
-            </w:rPr>
-            <w:t>Syst</w:t>
-          </w:r>
-          <w:proofErr w:type="spellEnd"/>
-          <w:r>
-            <w:rPr>
-              <w:rFonts w:eastAsia="Times New Roman"/>
-              <w:i/>
-              <w:iCs/>
-              <w:lang w:val="de-DE"/>
-            </w:rPr>
-            <w:t xml:space="preserve"> Des Eng</w:t>
+            <w:t>Mol Syst Des Eng</w:t>
           </w:r>
           <w:r>
             <w:rPr>
@@ -34879,139 +31443,8 @@
               <w:iCs/>
               <w:lang w:val="de-DE"/>
             </w:rPr>
-            <w:t xml:space="preserve">Deep </w:t>
+            <w:t>Deep learning for low-data drug discovery: Hurdles and opportunities</w:t>
           </w:r>
-          <w:proofErr w:type="spellStart"/>
-          <w:r>
-            <w:rPr>
-              <w:rFonts w:eastAsia="Times New Roman"/>
-              <w:i/>
-              <w:iCs/>
-              <w:lang w:val="de-DE"/>
-            </w:rPr>
-            <w:t>learning</w:t>
-          </w:r>
-          <w:proofErr w:type="spellEnd"/>
-          <w:r>
-            <w:rPr>
-              <w:rFonts w:eastAsia="Times New Roman"/>
-              <w:i/>
-              <w:iCs/>
-              <w:lang w:val="de-DE"/>
-            </w:rPr>
-            <w:t xml:space="preserve"> </w:t>
-          </w:r>
-          <w:proofErr w:type="spellStart"/>
-          <w:r>
-            <w:rPr>
-              <w:rFonts w:eastAsia="Times New Roman"/>
-              <w:i/>
-              <w:iCs/>
-              <w:lang w:val="de-DE"/>
-            </w:rPr>
-            <w:t>for</w:t>
-          </w:r>
-          <w:proofErr w:type="spellEnd"/>
-          <w:r>
-            <w:rPr>
-              <w:rFonts w:eastAsia="Times New Roman"/>
-              <w:i/>
-              <w:iCs/>
-              <w:lang w:val="de-DE"/>
-            </w:rPr>
-            <w:t xml:space="preserve"> </w:t>
-          </w:r>
-          <w:proofErr w:type="spellStart"/>
-          <w:r>
-            <w:rPr>
-              <w:rFonts w:eastAsia="Times New Roman"/>
-              <w:i/>
-              <w:iCs/>
-              <w:lang w:val="de-DE"/>
-            </w:rPr>
-            <w:t>low-data</w:t>
-          </w:r>
-          <w:proofErr w:type="spellEnd"/>
-          <w:r>
-            <w:rPr>
-              <w:rFonts w:eastAsia="Times New Roman"/>
-              <w:i/>
-              <w:iCs/>
-              <w:lang w:val="de-DE"/>
-            </w:rPr>
-            <w:t xml:space="preserve"> </w:t>
-          </w:r>
-          <w:proofErr w:type="spellStart"/>
-          <w:r>
-            <w:rPr>
-              <w:rFonts w:eastAsia="Times New Roman"/>
-              <w:i/>
-              <w:iCs/>
-              <w:lang w:val="de-DE"/>
-            </w:rPr>
-            <w:t>drug</w:t>
-          </w:r>
-          <w:proofErr w:type="spellEnd"/>
-          <w:r>
-            <w:rPr>
-              <w:rFonts w:eastAsia="Times New Roman"/>
-              <w:i/>
-              <w:iCs/>
-              <w:lang w:val="de-DE"/>
-            </w:rPr>
-            <w:t xml:space="preserve"> </w:t>
-          </w:r>
-          <w:proofErr w:type="spellStart"/>
-          <w:r>
-            <w:rPr>
-              <w:rFonts w:eastAsia="Times New Roman"/>
-              <w:i/>
-              <w:iCs/>
-              <w:lang w:val="de-DE"/>
-            </w:rPr>
-            <w:t>discovery</w:t>
-          </w:r>
-          <w:proofErr w:type="spellEnd"/>
-          <w:r>
-            <w:rPr>
-              <w:rFonts w:eastAsia="Times New Roman"/>
-              <w:i/>
-              <w:iCs/>
-              <w:lang w:val="de-DE"/>
-            </w:rPr>
-            <w:t xml:space="preserve">: </w:t>
-          </w:r>
-          <w:proofErr w:type="spellStart"/>
-          <w:r>
-            <w:rPr>
-              <w:rFonts w:eastAsia="Times New Roman"/>
-              <w:i/>
-              <w:iCs/>
-              <w:lang w:val="de-DE"/>
-            </w:rPr>
-            <w:t>Hurdles</w:t>
-          </w:r>
-          <w:proofErr w:type="spellEnd"/>
-          <w:r>
-            <w:rPr>
-              <w:rFonts w:eastAsia="Times New Roman"/>
-              <w:i/>
-              <w:iCs/>
-              <w:lang w:val="de-DE"/>
-            </w:rPr>
-            <w:t xml:space="preserve"> and </w:t>
-          </w:r>
-          <w:proofErr w:type="spellStart"/>
-          <w:r>
-            <w:rPr>
-              <w:rFonts w:eastAsia="Times New Roman"/>
-              <w:i/>
-              <w:iCs/>
-              <w:lang w:val="de-DE"/>
-            </w:rPr>
-            <w:t>opportunities</w:t>
-          </w:r>
-          <w:proofErr w:type="spellEnd"/>
           <w:r>
             <w:rPr>
               <w:rFonts w:eastAsia="Times New Roman"/>
@@ -40701,6 +37134,7 @@
     <w:rsid w:val="00C11A81"/>
     <w:rsid w:val="00C257C5"/>
     <w:rsid w:val="00C5382E"/>
+    <w:rsid w:val="00C55543"/>
     <w:rsid w:val="00C91C38"/>
     <w:rsid w:val="00D3112A"/>
     <w:rsid w:val="00D53CA8"/>
@@ -40708,6 +37142,7 @@
     <w:rsid w:val="00DA75B1"/>
     <w:rsid w:val="00DB1BAB"/>
     <w:rsid w:val="00E325F8"/>
+    <w:rsid w:val="00E34B65"/>
     <w:rsid w:val="00E34EA2"/>
     <w:rsid w:val="00E83724"/>
     <w:rsid w:val="00E86CFB"/>
@@ -41494,6 +37929,19 @@
 </file>
 
 <file path=customXml/item1.xml><?xml version="1.0" encoding="utf-8"?>
+<?mso-contentType ?>
+<FormTemplates xmlns="http://schemas.microsoft.com/sharepoint/v3/contenttype/forms">
+  <Display>DocumentLibraryForm</Display>
+  <Edit>DocumentLibraryForm</Edit>
+  <New>DocumentLibraryForm</New>
+</FormTemplates>
+</file>
+
+<file path=customXml/item2.xml><?xml version="1.0" encoding="utf-8"?>
+<b:Sources xmlns:b="http://schemas.openxmlformats.org/officeDocument/2006/bibliography" xmlns="http://schemas.openxmlformats.org/officeDocument/2006/bibliography" SelectedStyle="\APASixthEditionOfficeOnline.xsl" StyleName="APA" Version="6"/>
+</file>
+
+<file path=customXml/item3.xml><?xml version="1.0" encoding="utf-8"?>
 <p:properties xmlns:p="http://schemas.microsoft.com/office/2006/metadata/properties" xmlns:xsi="http://www.w3.org/2001/XMLSchema-instance" xmlns:pc="http://schemas.microsoft.com/office/infopath/2007/PartnerControls">
   <documentManagement>
     <VITOTeam xmlns="4f018434-aebc-4201-995e-341b93ee9b01">
@@ -41510,19 +37958,6 @@
     <VITOProject xmlns="4f018434-aebc-4201-995e-341b93ee9b01" xsi:nil="true"/>
   </documentManagement>
 </p:properties>
-</file>
-
-<file path=customXml/item2.xml><?xml version="1.0" encoding="utf-8"?>
-<b:Sources xmlns:b="http://schemas.openxmlformats.org/officeDocument/2006/bibliography" xmlns="http://schemas.openxmlformats.org/officeDocument/2006/bibliography" SelectedStyle="\APASixthEditionOfficeOnline.xsl" StyleName="APA" Version="6"/>
-</file>
-
-<file path=customXml/item3.xml><?xml version="1.0" encoding="utf-8"?>
-<?mso-contentType ?>
-<FormTemplates xmlns="http://schemas.microsoft.com/sharepoint/v3/contenttype/forms">
-  <Display>DocumentLibraryForm</Display>
-  <Edit>DocumentLibraryForm</Edit>
-  <New>DocumentLibraryForm</New>
-</FormTemplates>
 </file>
 
 <file path=customXml/item4.xml><?xml version="1.0" encoding="utf-8"?>
@@ -41879,12 +38314,9 @@
 </file>
 
 <file path=customXml/itemProps1.xml><?xml version="1.0" encoding="utf-8"?>
-<ds:datastoreItem xmlns:ds="http://schemas.openxmlformats.org/officeDocument/2006/customXml" ds:itemID="{ED261843-0553-48F2-9211-80C70DAF1F20}">
+<ds:datastoreItem xmlns:ds="http://schemas.openxmlformats.org/officeDocument/2006/customXml" ds:itemID="{08971A08-314D-4FA6-B003-416F08A57149}">
   <ds:schemaRefs>
-    <ds:schemaRef ds:uri="http://schemas.microsoft.com/office/2006/metadata/properties"/>
-    <ds:schemaRef ds:uri="http://schemas.microsoft.com/office/infopath/2007/PartnerControls"/>
-    <ds:schemaRef ds:uri="4f018434-aebc-4201-995e-341b93ee9b01"/>
-    <ds:schemaRef ds:uri="248258db-8b32-410b-8c84-ee696a116e8f"/>
+    <ds:schemaRef ds:uri="http://schemas.microsoft.com/sharepoint/v3/contenttype/forms"/>
   </ds:schemaRefs>
 </ds:datastoreItem>
 </file>
@@ -41898,9 +38330,12 @@
 </file>
 
 <file path=customXml/itemProps3.xml><?xml version="1.0" encoding="utf-8"?>
-<ds:datastoreItem xmlns:ds="http://schemas.openxmlformats.org/officeDocument/2006/customXml" ds:itemID="{08971A08-314D-4FA6-B003-416F08A57149}">
+<ds:datastoreItem xmlns:ds="http://schemas.openxmlformats.org/officeDocument/2006/customXml" ds:itemID="{ED261843-0553-48F2-9211-80C70DAF1F20}">
   <ds:schemaRefs>
-    <ds:schemaRef ds:uri="http://schemas.microsoft.com/sharepoint/v3/contenttype/forms"/>
+    <ds:schemaRef ds:uri="http://schemas.microsoft.com/office/2006/metadata/properties"/>
+    <ds:schemaRef ds:uri="http://schemas.microsoft.com/office/infopath/2007/PartnerControls"/>
+    <ds:schemaRef ds:uri="4f018434-aebc-4201-995e-341b93ee9b01"/>
+    <ds:schemaRef ds:uri="248258db-8b32-410b-8c84-ee696a116e8f"/>
   </ds:schemaRefs>
 </ds:datastoreItem>
 </file>
